--- a/reports/project_report.docx
+++ b/reports/project_report.docx
@@ -119,7 +119,7 @@
           <w:sz w:val="22"/>
           <w:szCs w:val="22"/>
         </w:rPr>
-        <w:t xml:space="preserve">Faculty Guide: Dr. Divya Meena</w:t>
+        <w:t xml:space="preserve">Faculty Guide: Dr. Divya Meena S</w:t>
       </w:r>
     </w:p>
     <w:p>
@@ -134,7 +134,7 @@
           <w:sz w:val="22"/>
           <w:szCs w:val="22"/>
         </w:rPr>
-        <w:t xml:space="preserve">BCSE332L — Deep Learning (Course-Based Design Project)</w:t>
+        <w:t xml:space="preserve">Speech and Language Processing — Course Project</w:t>
       </w:r>
     </w:p>
     <w:p>
@@ -205,7 +205,7 @@
           <w:sz w:val="22"/>
           <w:szCs w:val="22"/>
         </w:rPr>
-        <w:t xml:space="preserve">Road pavement damage — cracks and potholes — is conventionally identified through manual visual inspection, which does not scale to large road networks and is inconsistent between inspectors. Deep-learning object detection is the dominant automated alternative, but almost all published work trains and evaluates within a single country, leaving the cross-country deployment question — how much accuracy is lost, and does detector architecture matter — largely unquantified on a per-country basis. This project trains three architecturally distinct detectors — Faster R-CNN (two-stage), YOLOv8n, and YOLO26n (both one-stage) — on a source subset of the RDD2022 multi-national dataset (India and Japan, 18,212 images, seed 42) and evaluates each, without any adaptation or exposure to target-country data, on up to five held-out countries (Czech, Norway, United States, China-Drone, China-MotorBike). YOLO26n, evaluated as the project's comparison-ready proposed detector, matches YOLOv8n's in-domain accuracy (mAP@0.5 0.486 vs. 0.494; F1 0.525 vs. 0.526) with 17% fewer parameters (2.51M vs. 3.01M) and real-time inference (45.9 FPS on a Tesla T4). Zero-shot, every model loses the majority of its in-domain accuracy on at least three of four shared target countries; between the two one-stage models, YOLO26n generalizes better on the United States and Czech Republic but worse on China-MotorBike and Norway relative to YOLOv8n — a mixed, country-dependent result rather than a uniform improvement. Norway, with substantially higher-resolution imagery and finer-grained ground-truth annotation than other countries, is the hardest target for every model tested, and qualitative analysis identifies a scale-mismatch failure mode — coarse predictions spanning many small ground-truth boxes — as a plausible contributor. These results indicate that a newer, more parameter-efficient one-stage architecture does not generalize uniformly better under geographic domain shift; robustness is country-specific and must be measured per country, not assumed from in-domain accuracy alone.</w:t>
+        <w:t xml:space="preserve">Road pavement damage — cracks and potholes — is conventionally identified through manual visual inspection, which does not scale to large road networks and is inconsistent between inspectors. Deep-learning object detection is the dominant automated alternative, but almost all published work trains and evaluates within a single country, leaving the cross-country deployment question — how much accuracy is lost, and does detector architecture matter — largely unquantified on a per-country basis. This project trains three architecturally distinct detectors — Faster R-CNN (two-stage), YOLOv8n, and YOLO26n (both one-stage) — on a source subset of the RDD2022 multi-national dataset (India and Japan, 18,212 images, seed 42) and evaluates each, without any adaptation or exposure to target-country data, on up to five held-out countries (Czech, Norway, United States, China-Drone, China-MotorBike). YOLO26n, evaluated as the project's comparison-ready proposed detector, matches YOLOv8n's in-domain accuracy (mAP@0.5 0.486 vs. 0.494; F1 0.525 vs. 0.526) with 17% fewer parameters (2.51M vs. 3.01M) and real-time inference (45.9 FPS on a Tesla T4). Zero-shot, every model loses the majority of its in-domain accuracy on at least three of four shared target countries; between the two one-stage models, YOLO26n generalizes better on the United States and Czech Republic but worse on China-MotorBike and Norway relative to YOLOv8n — a mixed, country-dependent result rather than a uniform improvement. Norway, with substantially higher-resolution imagery and finer-grained ground-truth annotation than other countries, is the hardest target for every model tested, and qualitative analysis identifies a scale-mismatch failure mode — coarse predictions spanning many small ground-truth boxes — as a plausible contributor. A separate architectural ablation adding a Coordinate Attention block to YOLOv8n's backbone produced small, mixed effects (mAP@0.5 −2.8% relative, F1 +0.5% relative) that did not concentrate on the directional crack classes the module's motivating hypothesis predicted. These results indicate that a newer, more parameter-efficient one-stage architecture does not generalize uniformly better under geographic domain shift; robustness is country-specific and must be measured per country, not assumed from in-domain accuracy alone.</w:t>
       </w:r>
     </w:p>
     <w:p>
@@ -595,6 +595,75 @@
       </w:r>
     </w:p>
     <w:p>
+      <w:pPr>
+        <w:pStyle w:val="ListParagraph"/>
+        <w:numPr>
+          <w:ilvl w:val="0"/>
+          <w:numId w:val="2"/>
+        </w:numPr>
+        <w:spacing w:after="100" w:line="300"/>
+      </w:pPr>
+      <w:r>
+        <w:rPr>
+          <w:rFonts w:ascii="Times New Roman" w:cs="Times New Roman" w:eastAsia="Times New Roman" w:hAnsi="Times New Roman"/>
+          <w:b w:val="false"/>
+          <w:bCs w:val="false"/>
+          <w:i w:val="false"/>
+          <w:iCs w:val="false"/>
+          <w:color w:val="000000"/>
+          <w:sz w:val="22"/>
+          <w:szCs w:val="22"/>
+        </w:rPr>
+        <w:t xml:space="preserve">Table 7.3b — Coordinate Attention with/without ablation.</w:t>
+      </w:r>
+    </w:p>
+    <w:p>
+      <w:pPr>
+        <w:pStyle w:val="ListParagraph"/>
+        <w:numPr>
+          <w:ilvl w:val="0"/>
+          <w:numId w:val="2"/>
+        </w:numPr>
+        <w:spacing w:after="100" w:line="300"/>
+      </w:pPr>
+      <w:r>
+        <w:rPr>
+          <w:rFonts w:ascii="Times New Roman" w:cs="Times New Roman" w:eastAsia="Times New Roman" w:hAnsi="Times New Roman"/>
+          <w:b w:val="false"/>
+          <w:bCs w:val="false"/>
+          <w:i w:val="false"/>
+          <w:iCs w:val="false"/>
+          <w:color w:val="000000"/>
+          <w:sz w:val="22"/>
+          <w:szCs w:val="22"/>
+        </w:rPr>
+        <w:t xml:space="preserve">Table 7.4 — Accuracy per million parameters.</w:t>
+      </w:r>
+    </w:p>
+    <w:p>
+      <w:pPr>
+        <w:pStyle w:val="ListParagraph"/>
+        <w:numPr>
+          <w:ilvl w:val="0"/>
+          <w:numId w:val="2"/>
+        </w:numPr>
+        <w:spacing w:after="100" w:line="300"/>
+      </w:pPr>
+      <w:r>
+        <w:rPr>
+          <w:rFonts w:ascii="Times New Roman" w:cs="Times New Roman" w:eastAsia="Times New Roman" w:hAnsi="Times New Roman"/>
+          <w:b w:val="false"/>
+          <w:bCs w:val="false"/>
+          <w:i w:val="false"/>
+          <w:iCs w:val="false"/>
+          <w:color w:val="000000"/>
+          <w:sz w:val="22"/>
+          <w:szCs w:val="22"/>
+        </w:rPr>
+        <w:t xml:space="preserve">Table 7.5 — Average zero-shot degradation across shared countries.</w:t>
+      </w:r>
+    </w:p>
+    <w:p>
       <w:r>
         <w:br w:type="page"/>
       </w:r>
@@ -1437,6 +1506,29 @@
           <w:szCs w:val="22"/>
         </w:rPr>
         <w:t xml:space="preserve">An evidence-based comparison of YOLO26n against two established baselines under matched conditions, with all sampling limitations (Faster R-CNN's preliminary subsample on three countries) explicitly labeled rather than hidden.</w:t>
+      </w:r>
+    </w:p>
+    <w:p>
+      <w:pPr>
+        <w:pStyle w:val="ListParagraph"/>
+        <w:numPr>
+          <w:ilvl w:val="0"/>
+          <w:numId w:val="2"/>
+        </w:numPr>
+        <w:spacing w:after="100" w:line="300"/>
+      </w:pPr>
+      <w:r>
+        <w:rPr>
+          <w:rFonts w:ascii="Times New Roman" w:cs="Times New Roman" w:eastAsia="Times New Roman" w:hAnsi="Times New Roman"/>
+          <w:b w:val="false"/>
+          <w:bCs w:val="false"/>
+          <w:i w:val="false"/>
+          <w:iCs w:val="false"/>
+          <w:color w:val="000000"/>
+          <w:sz w:val="22"/>
+          <w:szCs w:val="22"/>
+        </w:rPr>
+        <w:t xml:space="preserve">A controlled architectural ablation (Coordinate Attention on YOLOv8n, identical hyperparameters to its plain baseline) reported honestly as a small, mixed result rather than reframed as a success.</w:t>
       </w:r>
     </w:p>
     <w:p>
@@ -7447,59 +7539,7 @@
           <w:sz w:val="22"/>
           <w:szCs w:val="22"/>
         </w:rPr>
-        <w:t xml:space="preserve"> (</w:t>
-      </w:r>
-      <w:r>
-        <w:rPr>
-          <w:rFonts w:ascii="Consolas" w:cs="Consolas" w:eastAsia="Consolas" w:hAnsi="Consolas"/>
-          <w:b w:val="false"/>
-          <w:bCs w:val="false"/>
-          <w:i w:val="false"/>
-          <w:iCs w:val="false"/>
-          <w:color w:val="000000"/>
-          <w:sz w:val="20"/>
-          <w:szCs w:val="20"/>
-        </w:rPr>
-        <w:t xml:space="preserve">yolov8n.pt</w:t>
-      </w:r>
-      <w:r>
-        <w:rPr>
-          <w:rFonts w:ascii="Times New Roman" w:cs="Times New Roman" w:eastAsia="Times New Roman" w:hAnsi="Times New Roman"/>
-          <w:b w:val="false"/>
-          <w:bCs w:val="false"/>
-          <w:i w:val="false"/>
-          <w:iCs w:val="false"/>
-          <w:color w:val="000000"/>
-          <w:sz w:val="22"/>
-          <w:szCs w:val="22"/>
-        </w:rPr>
-        <w:t xml:space="preserve">, </w:t>
-      </w:r>
-      <w:r>
-        <w:rPr>
-          <w:rFonts w:ascii="Consolas" w:cs="Consolas" w:eastAsia="Consolas" w:hAnsi="Consolas"/>
-          <w:b w:val="false"/>
-          <w:bCs w:val="false"/>
-          <w:i w:val="false"/>
-          <w:iCs w:val="false"/>
-          <w:color w:val="000000"/>
-          <w:sz w:val="20"/>
-          <w:szCs w:val="20"/>
-        </w:rPr>
-        <w:t xml:space="preserve">yolo26n.pt</w:t>
-      </w:r>
-      <w:r>
-        <w:rPr>
-          <w:rFonts w:ascii="Times New Roman" w:cs="Times New Roman" w:eastAsia="Times New Roman" w:hAnsi="Times New Roman"/>
-          <w:b w:val="false"/>
-          <w:bCs w:val="false"/>
-          <w:i w:val="false"/>
-          <w:iCs w:val="false"/>
-          <w:color w:val="000000"/>
-          <w:sz w:val="22"/>
-          <w:szCs w:val="22"/>
-        </w:rPr>
-        <w:t xml:space="preserve"> for the YOLO models; a COCO-pretrained ResNet-50 FPN backbone for Faster R-CNN) before training on RDD2022's SOURCE split. This transfers general low- and mid-level visual features (edges, textures, shapes) learned from COCO's much larger, more diverse image set, which is standard practice for detection tasks with a training set in the tens-of-thousands-of-images range (SOURCE: 12,748 training images) rather than COCO's millions.</w:t>
+        <w:t xml:space="preserve"> — the publicly released YOLOv8n and YOLO26n checkpoints for the YOLO models, and a COCO-pretrained ResNet-50 FPN backbone for Faster R-CNN — before training on RDD2022's SOURCE split. This transfers general low- and mid-level visual features (edges, textures, shapes) learned from COCO's much larger, more diverse image set, which is standard practice for detection tasks with a training set in the tens-of-thousands-of-images range (SOURCE: 12,748 training images) rather than COCO's millions.</w:t>
       </w:r>
     </w:p>
     <w:p>
@@ -7535,59 +7575,7 @@
           <w:sz w:val="22"/>
           <w:szCs w:val="22"/>
         </w:rPr>
-        <w:t xml:space="preserve">Data augmentation applies randomized, label-preserving transformations to training images so the model sees more visual variation than the raw training set contains, reducing overfitting. For the YOLO models in this project, ultralytics' default augmentation pipeline was used during training: mosaic (compositing four training images into one), HSV color jitter, and horizontal flips, among others (exact values in </w:t>
-      </w:r>
-      <w:r>
-        <w:rPr>
-          <w:rFonts w:ascii="Consolas" w:cs="Consolas" w:eastAsia="Consolas" w:hAnsi="Consolas"/>
-          <w:b w:val="false"/>
-          <w:bCs w:val="false"/>
-          <w:i w:val="false"/>
-          <w:iCs w:val="false"/>
-          <w:color w:val="000000"/>
-          <w:sz w:val="20"/>
-          <w:szCs w:val="20"/>
-        </w:rPr>
-        <w:t xml:space="preserve">config/hyperparams.yaml</w:t>
-      </w:r>
-      <w:r>
-        <w:rPr>
-          <w:rFonts w:ascii="Times New Roman" w:cs="Times New Roman" w:eastAsia="Times New Roman" w:hAnsi="Times New Roman"/>
-          <w:b w:val="false"/>
-          <w:bCs w:val="false"/>
-          <w:i w:val="false"/>
-          <w:iCs w:val="false"/>
-          <w:color w:val="000000"/>
-          <w:sz w:val="22"/>
-          <w:szCs w:val="22"/>
-        </w:rPr>
-        <w:t xml:space="preserve"> and reproduced in Chapter 4's training-config table). Faster R-CNN in this project was trained without an explicit augmentation pipeline beyond </w:t>
-      </w:r>
-      <w:r>
-        <w:rPr>
-          <w:rFonts w:ascii="Consolas" w:cs="Consolas" w:eastAsia="Consolas" w:hAnsi="Consolas"/>
-          <w:b w:val="false"/>
-          <w:bCs w:val="false"/>
-          <w:i w:val="false"/>
-          <w:iCs w:val="false"/>
-          <w:color w:val="000000"/>
-          <w:sz w:val="20"/>
-          <w:szCs w:val="20"/>
-        </w:rPr>
-        <w:t xml:space="preserve">torchvision</w:t>
-      </w:r>
-      <w:r>
-        <w:rPr>
-          <w:rFonts w:ascii="Times New Roman" w:cs="Times New Roman" w:eastAsia="Times New Roman" w:hAnsi="Times New Roman"/>
-          <w:b w:val="false"/>
-          <w:bCs w:val="false"/>
-          <w:i w:val="false"/>
-          <w:iCs w:val="false"/>
-          <w:color w:val="000000"/>
-          <w:sz w:val="22"/>
-          <w:szCs w:val="22"/>
-        </w:rPr>
-        <w:t xml:space="preserve">'s standard preprocessing.</w:t>
+        <w:t xml:space="preserve">Data augmentation applies randomized, label-preserving transformations to training images so the model sees more visual variation than the raw training set contains, reducing overfitting. For the YOLO models in this project, ultralytics' default augmentation pipeline was used during training: mosaic (compositing four training images into one), HSV color jitter, and horizontal flips, among others, reproduced in Chapter 4's training-configuration table. Faster R-CNN in this project was trained without an explicit augmentation pipeline beyond standard tensor preprocessing.</w:t>
       </w:r>
     </w:p>
     <w:p>
@@ -7623,33 +7611,7 @@
           <w:sz w:val="22"/>
           <w:szCs w:val="22"/>
         </w:rPr>
-        <w:t xml:space="preserve">The following are the exact definitions implemented in </w:t>
-      </w:r>
-      <w:r>
-        <w:rPr>
-          <w:rFonts w:ascii="Consolas" w:cs="Consolas" w:eastAsia="Consolas" w:hAnsi="Consolas"/>
-          <w:b w:val="false"/>
-          <w:bCs w:val="false"/>
-          <w:i w:val="false"/>
-          <w:iCs w:val="false"/>
-          <w:color w:val="000000"/>
-          <w:sz w:val="20"/>
-          <w:szCs w:val="20"/>
-        </w:rPr>
-        <w:t xml:space="preserve">src/eval/metrics.py</w:t>
-      </w:r>
-      <w:r>
-        <w:rPr>
-          <w:rFonts w:ascii="Times New Roman" w:cs="Times New Roman" w:eastAsia="Times New Roman" w:hAnsi="Times New Roman"/>
-          <w:b w:val="false"/>
-          <w:bCs w:val="false"/>
-          <w:i w:val="false"/>
-          <w:iCs w:val="false"/>
-          <w:color w:val="000000"/>
-          <w:sz w:val="22"/>
-          <w:szCs w:val="22"/>
-        </w:rPr>
-        <w:t xml:space="preserve">, used identically for all three models — not each framework's own built-in scorer, which would confound the model comparison with implementation differences.</w:t>
+        <w:t xml:space="preserve">The following are the exact definitions used to score every model in this project — one independently implemented metrics module applied identically to all three, not each framework's own built-in scorer, which would confound the model comparison with implementation differences.</w:t>
       </w:r>
     </w:p>
     <w:p>
@@ -7849,33 +7811,7 @@
           <w:sz w:val="22"/>
           <w:szCs w:val="22"/>
         </w:rPr>
-        <w:t xml:space="preserve">Precision, Recall, and F1 are computed at IoU 0.50 and confidence 0.25 (</w:t>
-      </w:r>
-      <w:r>
-        <w:rPr>
-          <w:rFonts w:ascii="Consolas" w:cs="Consolas" w:eastAsia="Consolas" w:hAnsi="Consolas"/>
-          <w:b w:val="false"/>
-          <w:bCs w:val="false"/>
-          <w:i w:val="false"/>
-          <w:iCs w:val="false"/>
-          <w:color w:val="000000"/>
-          <w:sz w:val="20"/>
-          <w:szCs w:val="20"/>
-        </w:rPr>
-        <w:t xml:space="preserve">config/hyperparams.yaml</w:t>
-      </w:r>
-      <w:r>
-        <w:rPr>
-          <w:rFonts w:ascii="Times New Roman" w:cs="Times New Roman" w:eastAsia="Times New Roman" w:hAnsi="Times New Roman"/>
-          <w:b w:val="false"/>
-          <w:bCs w:val="false"/>
-          <w:i w:val="false"/>
-          <w:iCs w:val="false"/>
-          <w:color w:val="000000"/>
-          <w:sz w:val="22"/>
-          <w:szCs w:val="22"/>
-        </w:rPr>
-        <w:t xml:space="preserve">), matching the convention CRDDC-2022 used for its leaderboard.</w:t>
+        <w:t xml:space="preserve">Precision, Recall, and F1 are computed at IoU 0.50 and confidence 0.25, matching the convention CRDDC-2022 used for its leaderboard.</w:t>
       </w:r>
     </w:p>
     <w:p>
@@ -8017,59 +7953,7 @@
           <w:sz w:val="22"/>
           <w:szCs w:val="22"/>
         </w:rPr>
-        <w:t xml:space="preserve"> Google Colab, NVIDIA Tesla T4 GPU (</w:t>
-      </w:r>
-      <w:r>
-        <w:rPr>
-          <w:rFonts w:ascii="Consolas" w:cs="Consolas" w:eastAsia="Consolas" w:hAnsi="Consolas"/>
-          <w:b w:val="false"/>
-          <w:bCs w:val="false"/>
-          <w:i w:val="false"/>
-          <w:iCs w:val="false"/>
-          <w:color w:val="000000"/>
-          <w:sz w:val="20"/>
-          <w:szCs w:val="20"/>
-        </w:rPr>
-        <w:t xml:space="preserve">x86_64 | CUDA:Tesla T4</w:t>
-      </w:r>
-      <w:r>
-        <w:rPr>
-          <w:rFonts w:ascii="Times New Roman" w:cs="Times New Roman" w:eastAsia="Times New Roman" w:hAnsi="Times New Roman"/>
-          <w:b w:val="false"/>
-          <w:bCs w:val="false"/>
-          <w:i w:val="false"/>
-          <w:iCs w:val="false"/>
-          <w:color w:val="000000"/>
-          <w:sz w:val="22"/>
-          <w:szCs w:val="22"/>
-        </w:rPr>
-        <w:t xml:space="preserve">, recorded per-run in </w:t>
-      </w:r>
-      <w:r>
-        <w:rPr>
-          <w:rFonts w:ascii="Consolas" w:cs="Consolas" w:eastAsia="Consolas" w:hAnsi="Consolas"/>
-          <w:b w:val="false"/>
-          <w:bCs w:val="false"/>
-          <w:i w:val="false"/>
-          <w:iCs w:val="false"/>
-          <w:color w:val="000000"/>
-          <w:sz w:val="20"/>
-          <w:szCs w:val="20"/>
-        </w:rPr>
-        <w:t xml:space="preserve">experiment_log.csv</w:t>
-      </w:r>
-      <w:r>
-        <w:rPr>
-          <w:rFonts w:ascii="Times New Roman" w:cs="Times New Roman" w:eastAsia="Times New Roman" w:hAnsi="Times New Roman"/>
-          <w:b w:val="false"/>
-          <w:bCs w:val="false"/>
-          <w:i w:val="false"/>
-          <w:iCs w:val="false"/>
-          <w:color w:val="000000"/>
-          <w:sz w:val="22"/>
-          <w:szCs w:val="22"/>
-        </w:rPr>
-        <w:t xml:space="preserve">), free tier.</w:t>
+        <w:t xml:space="preserve"> Google Colab, NVIDIA Tesla T4 GPU (x86_64 host, CUDA-enabled Tesla T4, recorded per training run), free tier.</w:t>
       </w:r>
     </w:p>
     <w:p>
@@ -8292,46 +8176,20 @@
           <w:sz w:val="22"/>
           <w:szCs w:val="22"/>
         </w:rPr>
-        <w:t xml:space="preserve">Core libraries</w:t>
-      </w:r>
-      <w:r>
-        <w:rPr>
-          <w:rFonts w:ascii="Times New Roman" w:cs="Times New Roman" w:eastAsia="Times New Roman" w:hAnsi="Times New Roman"/>
-          <w:b w:val="false"/>
-          <w:bCs w:val="false"/>
-          <w:i w:val="false"/>
-          <w:iCs w:val="false"/>
-          <w:color w:val="000000"/>
-          <w:sz w:val="22"/>
-          <w:szCs w:val="22"/>
-        </w:rPr>
-        <w:t xml:space="preserve"> (</w:t>
-      </w:r>
-      <w:r>
-        <w:rPr>
-          <w:rFonts w:ascii="Consolas" w:cs="Consolas" w:eastAsia="Consolas" w:hAnsi="Consolas"/>
-          <w:b w:val="false"/>
-          <w:bCs w:val="false"/>
-          <w:i w:val="false"/>
-          <w:iCs w:val="false"/>
-          <w:color w:val="000000"/>
-          <w:sz w:val="20"/>
-          <w:szCs w:val="20"/>
-        </w:rPr>
-        <w:t xml:space="preserve">requirements.txt</w:t>
-      </w:r>
-      <w:r>
-        <w:rPr>
-          <w:rFonts w:ascii="Times New Roman" w:cs="Times New Roman" w:eastAsia="Times New Roman" w:hAnsi="Times New Roman"/>
-          <w:b w:val="false"/>
-          <w:bCs w:val="false"/>
-          <w:i w:val="false"/>
-          <w:iCs w:val="false"/>
-          <w:color w:val="000000"/>
-          <w:sz w:val="22"/>
-          <w:szCs w:val="22"/>
-        </w:rPr>
-        <w:t xml:space="preserve">): </w:t>
+        <w:t xml:space="preserve">Core libraries:</w:t>
+      </w:r>
+      <w:r>
+        <w:rPr>
+          <w:rFonts w:ascii="Times New Roman" w:cs="Times New Roman" w:eastAsia="Times New Roman" w:hAnsi="Times New Roman"/>
+          <w:b w:val="false"/>
+          <w:bCs w:val="false"/>
+          <w:i w:val="false"/>
+          <w:iCs w:val="false"/>
+          <w:color w:val="000000"/>
+          <w:sz w:val="22"/>
+          <w:szCs w:val="22"/>
+        </w:rPr>
+        <w:t xml:space="preserve"> </w:t>
       </w:r>
       <w:r>
         <w:rPr>
@@ -8601,7 +8459,7 @@
           <w:sz w:val="22"/>
           <w:szCs w:val="22"/>
         </w:rPr>
-        <w:t xml:space="preserve"> global seed 42 for </w:t>
+        <w:t xml:space="preserve"> a single global integer seed (42) is propagated to Python's </w:t>
       </w:r>
       <w:r>
         <w:rPr>
@@ -8627,7 +8485,7 @@
           <w:sz w:val="22"/>
           <w:szCs w:val="22"/>
         </w:rPr>
-        <w:t xml:space="preserve">, </w:t>
+        <w:t xml:space="preserve">, NumPy's, and PyTorch's random number generators at the start of every run, and </w:t>
       </w:r>
       <w:r>
         <w:rPr>
@@ -8640,84 +8498,6 @@
           <w:sz w:val="20"/>
           <w:szCs w:val="20"/>
         </w:rPr>
-        <w:t xml:space="preserve">numpy</w:t>
-      </w:r>
-      <w:r>
-        <w:rPr>
-          <w:rFonts w:ascii="Times New Roman" w:cs="Times New Roman" w:eastAsia="Times New Roman" w:hAnsi="Times New Roman"/>
-          <w:b w:val="false"/>
-          <w:bCs w:val="false"/>
-          <w:i w:val="false"/>
-          <w:iCs w:val="false"/>
-          <w:color w:val="000000"/>
-          <w:sz w:val="22"/>
-          <w:szCs w:val="22"/>
-        </w:rPr>
-        <w:t xml:space="preserve">, and </w:t>
-      </w:r>
-      <w:r>
-        <w:rPr>
-          <w:rFonts w:ascii="Consolas" w:cs="Consolas" w:eastAsia="Consolas" w:hAnsi="Consolas"/>
-          <w:b w:val="false"/>
-          <w:bCs w:val="false"/>
-          <w:i w:val="false"/>
-          <w:iCs w:val="false"/>
-          <w:color w:val="000000"/>
-          <w:sz w:val="20"/>
-          <w:szCs w:val="20"/>
-        </w:rPr>
-        <w:t xml:space="preserve">torch</w:t>
-      </w:r>
-      <w:r>
-        <w:rPr>
-          <w:rFonts w:ascii="Times New Roman" w:cs="Times New Roman" w:eastAsia="Times New Roman" w:hAnsi="Times New Roman"/>
-          <w:b w:val="false"/>
-          <w:bCs w:val="false"/>
-          <w:i w:val="false"/>
-          <w:iCs w:val="false"/>
-          <w:color w:val="000000"/>
-          <w:sz w:val="22"/>
-          <w:szCs w:val="22"/>
-        </w:rPr>
-        <w:t xml:space="preserve"> (</w:t>
-      </w:r>
-      <w:r>
-        <w:rPr>
-          <w:rFonts w:ascii="Consolas" w:cs="Consolas" w:eastAsia="Consolas" w:hAnsi="Consolas"/>
-          <w:b w:val="false"/>
-          <w:bCs w:val="false"/>
-          <w:i w:val="false"/>
-          <w:iCs w:val="false"/>
-          <w:color w:val="000000"/>
-          <w:sz w:val="20"/>
-          <w:szCs w:val="20"/>
-        </w:rPr>
-        <w:t xml:space="preserve">src/utils/seed.py</w:t>
-      </w:r>
-      <w:r>
-        <w:rPr>
-          <w:rFonts w:ascii="Times New Roman" w:cs="Times New Roman" w:eastAsia="Times New Roman" w:hAnsi="Times New Roman"/>
-          <w:b w:val="false"/>
-          <w:bCs w:val="false"/>
-          <w:i w:val="false"/>
-          <w:iCs w:val="false"/>
-          <w:color w:val="000000"/>
-          <w:sz w:val="22"/>
-          <w:szCs w:val="22"/>
-        </w:rPr>
-        <w:t xml:space="preserve">); </w:t>
-      </w:r>
-      <w:r>
-        <w:rPr>
-          <w:rFonts w:ascii="Consolas" w:cs="Consolas" w:eastAsia="Consolas" w:hAnsi="Consolas"/>
-          <w:b w:val="false"/>
-          <w:bCs w:val="false"/>
-          <w:i w:val="false"/>
-          <w:iCs w:val="false"/>
-          <w:color w:val="000000"/>
-          <w:sz w:val="20"/>
-          <w:szCs w:val="20"/>
-        </w:rPr>
         <w:t xml:space="preserve">deterministic=True</w:t>
       </w:r>
       <w:r>
@@ -8731,7 +8511,7 @@
           <w:sz w:val="22"/>
           <w:szCs w:val="22"/>
         </w:rPr>
-        <w:t xml:space="preserve"> passed to ultralytics training.</w:t>
+        <w:t xml:space="preserve"> is passed to ultralytics training to force deterministic cuDNN algorithm selection where supported.</w:t>
       </w:r>
     </w:p>
     <w:p>
@@ -8833,72 +8613,20 @@
           <w:sz w:val="22"/>
           <w:szCs w:val="22"/>
         </w:rPr>
-        <w:t xml:space="preserve">Verification</w:t>
-      </w:r>
-      <w:r>
-        <w:rPr>
-          <w:rFonts w:ascii="Times New Roman" w:cs="Times New Roman" w:eastAsia="Times New Roman" w:hAnsi="Times New Roman"/>
-          <w:b w:val="false"/>
-          <w:bCs w:val="false"/>
-          <w:i w:val="false"/>
-          <w:iCs w:val="false"/>
-          <w:color w:val="000000"/>
-          <w:sz w:val="22"/>
-          <w:szCs w:val="22"/>
-        </w:rPr>
-        <w:t xml:space="preserve"> (</w:t>
-      </w:r>
-      <w:r>
-        <w:rPr>
-          <w:rFonts w:ascii="Consolas" w:cs="Consolas" w:eastAsia="Consolas" w:hAnsi="Consolas"/>
-          <w:b w:val="false"/>
-          <w:bCs w:val="false"/>
-          <w:i w:val="false"/>
-          <w:iCs w:val="false"/>
-          <w:color w:val="000000"/>
-          <w:sz w:val="20"/>
-          <w:szCs w:val="20"/>
-        </w:rPr>
-        <w:t xml:space="preserve">src/data/verify_dataset.py</w:t>
-      </w:r>
-      <w:r>
-        <w:rPr>
-          <w:rFonts w:ascii="Times New Roman" w:cs="Times New Roman" w:eastAsia="Times New Roman" w:hAnsi="Times New Roman"/>
-          <w:b w:val="false"/>
-          <w:bCs w:val="false"/>
-          <w:i w:val="false"/>
-          <w:iCs w:val="false"/>
-          <w:color w:val="000000"/>
-          <w:sz w:val="22"/>
-          <w:szCs w:val="22"/>
-        </w:rPr>
-        <w:t xml:space="preserve">): walked the raw directory tree per country, confirmed image/annotation counts, checked for orphaned files and XML parse failures. Result: 0 orphaned images, 0 orphaned XML files, 0 parse failures, 0 filename mismatches across all seven country subsets (</w:t>
-      </w:r>
-      <w:r>
-        <w:rPr>
-          <w:rFonts w:ascii="Consolas" w:cs="Consolas" w:eastAsia="Consolas" w:hAnsi="Consolas"/>
-          <w:b w:val="false"/>
-          <w:bCs w:val="false"/>
-          <w:i w:val="false"/>
-          <w:iCs w:val="false"/>
-          <w:color w:val="000000"/>
-          <w:sz w:val="20"/>
-          <w:szCs w:val="20"/>
-        </w:rPr>
-        <w:t xml:space="preserve">data/verification_report.json</w:t>
-      </w:r>
-      <w:r>
-        <w:rPr>
-          <w:rFonts w:ascii="Times New Roman" w:cs="Times New Roman" w:eastAsia="Times New Roman" w:hAnsi="Times New Roman"/>
-          <w:b w:val="false"/>
-          <w:bCs w:val="false"/>
-          <w:i w:val="false"/>
-          <w:iCs w:val="false"/>
-          <w:color w:val="000000"/>
-          <w:sz w:val="22"/>
-          <w:szCs w:val="22"/>
-        </w:rPr>
-        <w:t xml:space="preserve">).</w:t>
+        <w:t xml:space="preserve">Verification:</w:t>
+      </w:r>
+      <w:r>
+        <w:rPr>
+          <w:rFonts w:ascii="Times New Roman" w:cs="Times New Roman" w:eastAsia="Times New Roman" w:hAnsi="Times New Roman"/>
+          <w:b w:val="false"/>
+          <w:bCs w:val="false"/>
+          <w:i w:val="false"/>
+          <w:iCs w:val="false"/>
+          <w:color w:val="000000"/>
+          <w:sz w:val="22"/>
+          <w:szCs w:val="22"/>
+        </w:rPr>
+        <w:t xml:space="preserve"> the raw directory tree was walked per country, image/annotation counts were confirmed, and orphaned files (images with no matching annotation, or vice versa) and XML parse failures were detected by set-difference comparison of image and annotation filename stems per directory. Result: 0 orphaned images, 0 orphaned annotation files, 0 parse failures, 0 filename mismatches across all seven country subsets.</w:t>
       </w:r>
     </w:p>
     <w:p>
@@ -8921,20 +8649,20 @@
           <w:sz w:val="22"/>
           <w:szCs w:val="22"/>
         </w:rPr>
-        <w:t xml:space="preserve">Annotation conversion</w:t>
-      </w:r>
-      <w:r>
-        <w:rPr>
-          <w:rFonts w:ascii="Times New Roman" w:cs="Times New Roman" w:eastAsia="Times New Roman" w:hAnsi="Times New Roman"/>
-          <w:b w:val="false"/>
-          <w:bCs w:val="false"/>
-          <w:i w:val="false"/>
-          <w:iCs w:val="false"/>
-          <w:color w:val="000000"/>
-          <w:sz w:val="22"/>
-          <w:szCs w:val="22"/>
-        </w:rPr>
-        <w:t xml:space="preserve"> (</w:t>
+        <w:t xml:space="preserve">Annotation conversion:</w:t>
+      </w:r>
+      <w:r>
+        <w:rPr>
+          <w:rFonts w:ascii="Times New Roman" w:cs="Times New Roman" w:eastAsia="Times New Roman" w:hAnsi="Times New Roman"/>
+          <w:b w:val="false"/>
+          <w:bCs w:val="false"/>
+          <w:i w:val="false"/>
+          <w:iCs w:val="false"/>
+          <w:color w:val="000000"/>
+          <w:sz w:val="22"/>
+          <w:szCs w:val="22"/>
+        </w:rPr>
+        <w:t xml:space="preserve"> Pascal VOC XML boxes, given as absolute pixel corners </w:t>
       </w:r>
       <w:r>
         <w:rPr>
@@ -8947,57 +8675,60 @@
           <w:sz w:val="20"/>
           <w:szCs w:val="20"/>
         </w:rPr>
-        <w:t xml:space="preserve">src/data/voc_to_yolo.py</w:t>
-      </w:r>
-      <w:r>
-        <w:rPr>
-          <w:rFonts w:ascii="Times New Roman" w:cs="Times New Roman" w:eastAsia="Times New Roman" w:hAnsi="Times New Roman"/>
-          <w:b w:val="false"/>
-          <w:bCs w:val="false"/>
-          <w:i w:val="false"/>
-          <w:iCs w:val="false"/>
-          <w:color w:val="000000"/>
-          <w:sz w:val="22"/>
-          <w:szCs w:val="22"/>
-        </w:rPr>
-        <w:t xml:space="preserve">): Pascal VOC XML → YOLO normalized </w:t>
-      </w:r>
-      <w:r>
-        <w:rPr>
-          <w:rFonts w:ascii="Consolas" w:cs="Consolas" w:eastAsia="Consolas" w:hAnsi="Consolas"/>
-          <w:b w:val="false"/>
-          <w:bCs w:val="false"/>
-          <w:i w:val="false"/>
-          <w:iCs w:val="false"/>
-          <w:color w:val="000000"/>
-          <w:sz w:val="20"/>
-          <w:szCs w:val="20"/>
-        </w:rPr>
-        <w:t xml:space="preserve">[class x_center y_center width height]</w:t>
-      </w:r>
-      <w:r>
-        <w:rPr>
-          <w:rFonts w:ascii="Times New Roman" w:cs="Times New Roman" w:eastAsia="Times New Roman" w:hAnsi="Times New Roman"/>
-          <w:b w:val="false"/>
-          <w:bCs w:val="false"/>
-          <w:i w:val="false"/>
-          <w:iCs w:val="false"/>
-          <w:color w:val="000000"/>
-          <w:sz w:val="22"/>
-          <w:szCs w:val="22"/>
-        </w:rPr>
-        <w:t xml:space="preserve"> format. Non-standard classes (D43, D44, D50, D01, D11, D0w0) were filtered out and counted rather than silently dropped: 9,656 of 32,957 SOURCE boxes (29.3%) were excluded by this filter (§4.5 details the breakdown). 0 boxes required coordinate clipping to [0,1].</w:t>
-      </w:r>
-    </w:p>
-    <w:p>
-      <w:pPr>
-        <w:pStyle w:val="ListParagraph"/>
-        <w:numPr>
-          <w:ilvl w:val="0"/>
-          <w:numId w:val="3"/>
-        </w:numPr>
-        <w:spacing w:after="100" w:line="300"/>
-      </w:pPr>
+        <w:t xml:space="preserve">(x_min, y_min, x_max, y_max)</w:t>
+      </w:r>
+      <w:r>
+        <w:rPr>
+          <w:rFonts w:ascii="Times New Roman" w:cs="Times New Roman" w:eastAsia="Times New Roman" w:hAnsi="Times New Roman"/>
+          <w:b w:val="false"/>
+          <w:bCs w:val="false"/>
+          <w:i w:val="false"/>
+          <w:iCs w:val="false"/>
+          <w:color w:val="000000"/>
+          <w:sz w:val="22"/>
+          <w:szCs w:val="22"/>
+        </w:rPr>
+        <w:t xml:space="preserve">, were converted to YOLO's normalized center-width-height representation:</w:t>
+      </w:r>
+    </w:p>
+    <w:p>
+      <w:pPr>
+        <w:spacing w:after="160" w:before="120"/>
+        <w:ind w:left="720" w:right="720"/>
+        <w:jc w:val="center"/>
+      </w:pPr>
+      <w:r>
+        <w:rPr>
+          <w:rFonts w:ascii="Times New Roman" w:cs="Times New Roman" w:eastAsia="Times New Roman" w:hAnsi="Times New Roman"/>
+          <w:b w:val="false"/>
+          <w:bCs w:val="false"/>
+          <w:i/>
+          <w:iCs/>
+          <w:color w:val="000000"/>
+          <w:sz w:val="22"/>
+          <w:szCs w:val="22"/>
+        </w:rPr>
+        <w:t xml:space="preserve">x_center = (x_min + x_max) / (2W), y_center = (y_min + y_max) / (2H), width = (x_max − x_min) / W, height = (y_max − y_min) / H  (Eq. 6)</w:t>
+      </w:r>
+    </w:p>
+    <w:p>
+      <w:pPr>
+        <w:spacing w:after="160" w:line="300"/>
+        <w:jc w:val="both"/>
+      </w:pPr>
+      <w:r>
+        <w:rPr>
+          <w:rFonts w:ascii="Times New Roman" w:cs="Times New Roman" w:eastAsia="Times New Roman" w:hAnsi="Times New Roman"/>
+          <w:b w:val="false"/>
+          <w:bCs w:val="false"/>
+          <w:i w:val="false"/>
+          <w:iCs w:val="false"/>
+          <w:color w:val="000000"/>
+          <w:sz w:val="22"/>
+          <w:szCs w:val="22"/>
+        </w:rPr>
+        <w:t xml:space="preserve">where W and H are the source image's pixel width and height. Non-standard classes (D43, D44, D50, D01, D11, D0w0) were filtered out and counted rather than silently dropped: 9,656 of 32,957 SOURCE boxes (29.3%) were excluded by this filter (§4.5 details the breakdown). Every converted coordinate was validated to fall within [0, 1]; 0 boxes required clipping. 3. </w:t>
+      </w:r>
       <w:r>
         <w:rPr>
           <w:rFonts w:ascii="Times New Roman" w:cs="Times New Roman" w:eastAsia="Times New Roman" w:hAnsi="Times New Roman"/>
@@ -9009,57 +8740,21 @@
           <w:sz w:val="22"/>
           <w:szCs w:val="22"/>
         </w:rPr>
-        <w:t xml:space="preserve">Splitting</w:t>
-      </w:r>
-      <w:r>
-        <w:rPr>
-          <w:rFonts w:ascii="Times New Roman" w:cs="Times New Roman" w:eastAsia="Times New Roman" w:hAnsi="Times New Roman"/>
-          <w:b w:val="false"/>
-          <w:bCs w:val="false"/>
-          <w:i w:val="false"/>
-          <w:iCs w:val="false"/>
-          <w:color w:val="000000"/>
-          <w:sz w:val="22"/>
-          <w:szCs w:val="22"/>
-        </w:rPr>
-        <w:t xml:space="preserve"> (</w:t>
-      </w:r>
-      <w:r>
-        <w:rPr>
-          <w:rFonts w:ascii="Consolas" w:cs="Consolas" w:eastAsia="Consolas" w:hAnsi="Consolas"/>
-          <w:b w:val="false"/>
-          <w:bCs w:val="false"/>
-          <w:i w:val="false"/>
-          <w:iCs w:val="false"/>
-          <w:color w:val="000000"/>
-          <w:sz w:val="20"/>
-          <w:szCs w:val="20"/>
-        </w:rPr>
-        <w:t xml:space="preserve">src/data/build_splits.py</w:t>
-      </w:r>
-      <w:r>
-        <w:rPr>
-          <w:rFonts w:ascii="Times New Roman" w:cs="Times New Roman" w:eastAsia="Times New Roman" w:hAnsi="Times New Roman"/>
-          <w:b w:val="false"/>
-          <w:bCs w:val="false"/>
-          <w:i w:val="false"/>
-          <w:iCs w:val="false"/>
-          <w:color w:val="000000"/>
-          <w:sz w:val="22"/>
-          <w:szCs w:val="22"/>
-        </w:rPr>
-        <w:t xml:space="preserve">): SOURCE (India + Japan) split 70/15/15 into train/val/test at image level, seed 42, computed per-country then merged to preserve the India:Japan ratio in every split. TARGET countries (Czech, Norway, US, China-Drone, China-MotorBike) were kept entirely separate — never used in training.</w:t>
-      </w:r>
-    </w:p>
-    <w:p>
-      <w:pPr>
-        <w:pStyle w:val="ListParagraph"/>
-        <w:numPr>
-          <w:ilvl w:val="0"/>
-          <w:numId w:val="3"/>
-        </w:numPr>
-        <w:spacing w:after="100" w:line="300"/>
-      </w:pPr>
+        <w:t xml:space="preserve">Splitting:</w:t>
+      </w:r>
+      <w:r>
+        <w:rPr>
+          <w:rFonts w:ascii="Times New Roman" w:cs="Times New Roman" w:eastAsia="Times New Roman" w:hAnsi="Times New Roman"/>
+          <w:b w:val="false"/>
+          <w:bCs w:val="false"/>
+          <w:i w:val="false"/>
+          <w:iCs w:val="false"/>
+          <w:color w:val="000000"/>
+          <w:sz w:val="22"/>
+          <w:szCs w:val="22"/>
+        </w:rPr>
+        <w:t xml:space="preserve"> SOURCE (India + Japan) was split 70/15/15 into train/val/test at image level using a seeded (42) shuffle, computed independently per country and then concatenated — this preserves the India:Japan image-count ratio identically in every split rather than letting one country dominate a given split by chance. TARGET countries (Czech, Norway, US, China-Drone, China-MotorBike) were kept entirely separate at the directory level and never entered any split used for training. 4. </w:t>
+      </w:r>
       <w:r>
         <w:rPr>
           <w:rFonts w:ascii="Times New Roman" w:cs="Times New Roman" w:eastAsia="Times New Roman" w:hAnsi="Times New Roman"/>
@@ -9121,71 +8816,6 @@
           <w:szCs w:val="22"/>
         </w:rPr>
         <w:t xml:space="preserve">Table 4.1 — Dataset audit</w:t>
-      </w:r>
-      <w:r>
-        <w:rPr>
-          <w:rFonts w:ascii="Times New Roman" w:cs="Times New Roman" w:eastAsia="Times New Roman" w:hAnsi="Times New Roman"/>
-          <w:b w:val="false"/>
-          <w:bCs w:val="false"/>
-          <w:i w:val="false"/>
-          <w:iCs w:val="false"/>
-          <w:color w:val="000000"/>
-          <w:sz w:val="22"/>
-          <w:szCs w:val="22"/>
-        </w:rPr>
-        <w:t xml:space="preserve"> (</w:t>
-      </w:r>
-      <w:r>
-        <w:rPr>
-          <w:rFonts w:ascii="Consolas" w:cs="Consolas" w:eastAsia="Consolas" w:hAnsi="Consolas"/>
-          <w:b w:val="false"/>
-          <w:bCs w:val="false"/>
-          <w:i w:val="false"/>
-          <w:iCs w:val="false"/>
-          <w:color w:val="000000"/>
-          <w:sz w:val="20"/>
-          <w:szCs w:val="20"/>
-        </w:rPr>
-        <w:t xml:space="preserve">data/split_report.json</w:t>
-      </w:r>
-      <w:r>
-        <w:rPr>
-          <w:rFonts w:ascii="Times New Roman" w:cs="Times New Roman" w:eastAsia="Times New Roman" w:hAnsi="Times New Roman"/>
-          <w:b w:val="false"/>
-          <w:bCs w:val="false"/>
-          <w:i w:val="false"/>
-          <w:iCs w:val="false"/>
-          <w:color w:val="000000"/>
-          <w:sz w:val="22"/>
-          <w:szCs w:val="22"/>
-        </w:rPr>
-        <w:t xml:space="preserve">, </w:t>
-      </w:r>
-      <w:r>
-        <w:rPr>
-          <w:rFonts w:ascii="Consolas" w:cs="Consolas" w:eastAsia="Consolas" w:hAnsi="Consolas"/>
-          <w:b w:val="false"/>
-          <w:bCs w:val="false"/>
-          <w:i w:val="false"/>
-          <w:iCs w:val="false"/>
-          <w:color w:val="000000"/>
-          <w:sz w:val="20"/>
-          <w:szCs w:val="20"/>
-        </w:rPr>
-        <w:t xml:space="preserve">data/verification_report.json</w:t>
-      </w:r>
-      <w:r>
-        <w:rPr>
-          <w:rFonts w:ascii="Times New Roman" w:cs="Times New Roman" w:eastAsia="Times New Roman" w:hAnsi="Times New Roman"/>
-          <w:b w:val="false"/>
-          <w:bCs w:val="false"/>
-          <w:i w:val="false"/>
-          <w:iCs w:val="false"/>
-          <w:color w:val="000000"/>
-          <w:sz w:val="22"/>
-          <w:szCs w:val="22"/>
-        </w:rPr>
-        <w:t xml:space="preserve">)</w:t>
       </w:r>
     </w:p>
     <w:tbl>
@@ -10641,33 +10271,7 @@
           <w:sz w:val="22"/>
           <w:szCs w:val="22"/>
         </w:rPr>
-        <w:t xml:space="preserve">All three models were trained on the identical SOURCE train split (12,748 images), validated on the identical SOURCE val split (2,732 images), seed 42, with model checkpoint selection by best validation mAP@0.5. Full hyperparameters (</w:t>
-      </w:r>
-      <w:r>
-        <w:rPr>
-          <w:rFonts w:ascii="Consolas" w:cs="Consolas" w:eastAsia="Consolas" w:hAnsi="Consolas"/>
-          <w:b w:val="false"/>
-          <w:bCs w:val="false"/>
-          <w:i w:val="false"/>
-          <w:iCs w:val="false"/>
-          <w:color w:val="000000"/>
-          <w:sz w:val="20"/>
-          <w:szCs w:val="20"/>
-        </w:rPr>
-        <w:t xml:space="preserve">config/hyperparams.yaml</w:t>
-      </w:r>
-      <w:r>
-        <w:rPr>
-          <w:rFonts w:ascii="Times New Roman" w:cs="Times New Roman" w:eastAsia="Times New Roman" w:hAnsi="Times New Roman"/>
-          <w:b w:val="false"/>
-          <w:bCs w:val="false"/>
-          <w:i w:val="false"/>
-          <w:iCs w:val="false"/>
-          <w:color w:val="000000"/>
-          <w:sz w:val="22"/>
-          <w:szCs w:val="22"/>
-        </w:rPr>
-        <w:t xml:space="preserve">):</w:t>
+        <w:t xml:space="preserve">All three models were trained on the identical SOURCE train split (12,748 images), validated on the identical SOURCE val split (2,732 images), seed 42, with model checkpoint selection by best validation mAP@0.5. Full hyperparameters:</w:t>
       </w:r>
     </w:p>
     <w:p>
@@ -11869,33 +11473,7 @@
                 <w:sz w:val="19"/>
                 <w:szCs w:val="19"/>
               </w:rPr>
-              <w:t xml:space="preserve">COCO (</w:t>
-            </w:r>
-            <w:r>
-              <w:rPr>
-                <w:rFonts w:ascii="Consolas" w:cs="Consolas" w:eastAsia="Consolas" w:hAnsi="Consolas"/>
-                <w:b w:val="false"/>
-                <w:bCs w:val="false"/>
-                <w:i w:val="false"/>
-                <w:iCs w:val="false"/>
-                <w:color w:val="000000"/>
-                <w:sz w:val="17"/>
-                <w:szCs w:val="17"/>
-              </w:rPr>
-              <w:t xml:space="preserve">yolov8n.pt</w:t>
-            </w:r>
-            <w:r>
-              <w:rPr>
-                <w:rFonts w:ascii="Times New Roman" w:cs="Times New Roman" w:eastAsia="Times New Roman" w:hAnsi="Times New Roman"/>
-                <w:b w:val="false"/>
-                <w:bCs w:val="false"/>
-                <w:i w:val="false"/>
-                <w:iCs w:val="false"/>
-                <w:color w:val="000000"/>
-                <w:sz w:val="19"/>
-                <w:szCs w:val="19"/>
-              </w:rPr>
-              <w:t xml:space="preserve">)</w:t>
+              <w:t xml:space="preserve">COCO</w:t>
             </w:r>
           </w:p>
         </w:tc>
@@ -11925,33 +11503,7 @@
                 <w:sz w:val="19"/>
                 <w:szCs w:val="19"/>
               </w:rPr>
-              <w:t xml:space="preserve">COCO (</w:t>
-            </w:r>
-            <w:r>
-              <w:rPr>
-                <w:rFonts w:ascii="Consolas" w:cs="Consolas" w:eastAsia="Consolas" w:hAnsi="Consolas"/>
-                <w:b w:val="false"/>
-                <w:bCs w:val="false"/>
-                <w:i w:val="false"/>
-                <w:iCs w:val="false"/>
-                <w:color w:val="000000"/>
-                <w:sz w:val="17"/>
-                <w:szCs w:val="17"/>
-              </w:rPr>
-              <w:t xml:space="preserve">yolo26n.pt</w:t>
-            </w:r>
-            <w:r>
-              <w:rPr>
-                <w:rFonts w:ascii="Times New Roman" w:cs="Times New Roman" w:eastAsia="Times New Roman" w:hAnsi="Times New Roman"/>
-                <w:b w:val="false"/>
-                <w:bCs w:val="false"/>
-                <w:i w:val="false"/>
-                <w:iCs w:val="false"/>
-                <w:color w:val="000000"/>
-                <w:sz w:val="19"/>
-                <w:szCs w:val="19"/>
-              </w:rPr>
-              <w:t xml:space="preserve">)</w:t>
+              <w:t xml:space="preserve">COCO</w:t>
             </w:r>
           </w:p>
         </w:tc>
@@ -12130,33 +11682,7 @@
           <w:sz w:val="22"/>
           <w:szCs w:val="22"/>
         </w:rPr>
-        <w:t xml:space="preserve">YOLO26n's batch size (8, vs. YOLOv8n's 16) is the one deliberate deviation from an otherwise identical configuration, made for memory headroom on the free-tier T4; every other setting is unchanged. Long training runs were executed in resumable chunks (</w:t>
-      </w:r>
-      <w:r>
-        <w:rPr>
-          <w:rFonts w:ascii="Consolas" w:cs="Consolas" w:eastAsia="Consolas" w:hAnsi="Consolas"/>
-          <w:b w:val="false"/>
-          <w:bCs w:val="false"/>
-          <w:i w:val="false"/>
-          <w:iCs w:val="false"/>
-          <w:color w:val="000000"/>
-          <w:sz w:val="20"/>
-          <w:szCs w:val="20"/>
-        </w:rPr>
-        <w:t xml:space="preserve">--chunk-epochs</w:t>
-      </w:r>
-      <w:r>
-        <w:rPr>
-          <w:rFonts w:ascii="Times New Roman" w:cs="Times New Roman" w:eastAsia="Times New Roman" w:hAnsi="Times New Roman"/>
-          <w:b w:val="false"/>
-          <w:bCs w:val="false"/>
-          <w:i w:val="false"/>
-          <w:iCs w:val="false"/>
-          <w:color w:val="000000"/>
-          <w:sz w:val="22"/>
-          <w:szCs w:val="22"/>
-        </w:rPr>
-        <w:t xml:space="preserve">) to fit within Colab's session-length limits — a genuine resume (optimizer, EMA, and LR-scheduler state preserved across chunks), not a restart, verified by training curves continuing smoothly across chunk boundaries.</w:t>
+        <w:t xml:space="preserve">YOLO26n's batch size (8, vs. YOLOv8n's 16) is the one deliberate deviation from an otherwise identical configuration, made for memory headroom on the free-tier T4; every other setting is unchanged. Long training runs were executed in resumable chunks to fit within Colab's session-length limits — a genuine resume (optimizer, EMA, and LR-scheduler state preserved across chunks), not a restart, verified by training curves continuing smoothly across chunk boundaries. §5.3 (Module 2) details the exact resume mechanism.</w:t>
       </w:r>
     </w:p>
     <w:p>
@@ -12192,59 +11718,7 @@
           <w:sz w:val="22"/>
           <w:szCs w:val="22"/>
         </w:rPr>
-        <w:t xml:space="preserve">Ultralytics' built-in per-epoch validation (SOURCE val split) selected the best checkpoint (</w:t>
-      </w:r>
-      <w:r>
-        <w:rPr>
-          <w:rFonts w:ascii="Consolas" w:cs="Consolas" w:eastAsia="Consolas" w:hAnsi="Consolas"/>
-          <w:b w:val="false"/>
-          <w:bCs w:val="false"/>
-          <w:i w:val="false"/>
-          <w:iCs w:val="false"/>
-          <w:color w:val="000000"/>
-          <w:sz w:val="20"/>
-          <w:szCs w:val="20"/>
-        </w:rPr>
-        <w:t xml:space="preserve">best.pt</w:t>
-      </w:r>
-      <w:r>
-        <w:rPr>
-          <w:rFonts w:ascii="Times New Roman" w:cs="Times New Roman" w:eastAsia="Times New Roman" w:hAnsi="Times New Roman"/>
-          <w:b w:val="false"/>
-          <w:bCs w:val="false"/>
-          <w:i w:val="false"/>
-          <w:iCs w:val="false"/>
-          <w:color w:val="000000"/>
-          <w:sz w:val="22"/>
-          <w:szCs w:val="22"/>
-        </w:rPr>
-        <w:t xml:space="preserve">) by validation mAP@0.5 for YOLOv8n/YOLO26n. Faster R-CNN used an equivalent val-split monitoring loop implemented in </w:t>
-      </w:r>
-      <w:r>
-        <w:rPr>
-          <w:rFonts w:ascii="Consolas" w:cs="Consolas" w:eastAsia="Consolas" w:hAnsi="Consolas"/>
-          <w:b w:val="false"/>
-          <w:bCs w:val="false"/>
-          <w:i w:val="false"/>
-          <w:iCs w:val="false"/>
-          <w:color w:val="000000"/>
-          <w:sz w:val="20"/>
-          <w:szCs w:val="20"/>
-        </w:rPr>
-        <w:t xml:space="preserve">src/models/train_faster_rcnn.py</w:t>
-      </w:r>
-      <w:r>
-        <w:rPr>
-          <w:rFonts w:ascii="Times New Roman" w:cs="Times New Roman" w:eastAsia="Times New Roman" w:hAnsi="Times New Roman"/>
-          <w:b w:val="false"/>
-          <w:bCs w:val="false"/>
-          <w:i w:val="false"/>
-          <w:iCs w:val="false"/>
-          <w:color w:val="000000"/>
-          <w:sz w:val="22"/>
-          <w:szCs w:val="22"/>
-        </w:rPr>
-        <w:t xml:space="preserve">.</w:t>
+        <w:t xml:space="preserve">Ultralytics' built-in per-epoch validation (SOURCE val split) selected the best checkpoint by validation mAP@0.5 for YOLOv8n/YOLO26n. Faster R-CNN used an equivalent val-split monitoring loop, evaluated at the end of every epoch on the same 2,732-image SOURCE val split.</w:t>
       </w:r>
     </w:p>
     <w:p>
@@ -12306,33 +11780,7 @@
           <w:sz w:val="22"/>
           <w:szCs w:val="22"/>
         </w:rPr>
-        <w:t xml:space="preserve"> split (2,732 images, in-domain) and, separately, zero-shot on each TARGET country (no fine-tuning, no exposure during training) via </w:t>
-      </w:r>
-      <w:r>
-        <w:rPr>
-          <w:rFonts w:ascii="Consolas" w:cs="Consolas" w:eastAsia="Consolas" w:hAnsi="Consolas"/>
-          <w:b w:val="false"/>
-          <w:bCs w:val="false"/>
-          <w:i w:val="false"/>
-          <w:iCs w:val="false"/>
-          <w:color w:val="000000"/>
-          <w:sz w:val="20"/>
-          <w:szCs w:val="20"/>
-        </w:rPr>
-        <w:t xml:space="preserve">src/eval/cross_country_eval.py</w:t>
-      </w:r>
-      <w:r>
-        <w:rPr>
-          <w:rFonts w:ascii="Times New Roman" w:cs="Times New Roman" w:eastAsia="Times New Roman" w:hAnsi="Times New Roman"/>
-          <w:b w:val="false"/>
-          <w:bCs w:val="false"/>
-          <w:i w:val="false"/>
-          <w:iCs w:val="false"/>
-          <w:color w:val="000000"/>
-          <w:sz w:val="22"/>
-          <w:szCs w:val="22"/>
-        </w:rPr>
-        <w:t xml:space="preserve">.</w:t>
+        <w:t xml:space="preserve"> split (2,732 images, in-domain) and, separately, zero-shot on each TARGET country (no fine-tuning, no exposure during training).</w:t>
       </w:r>
     </w:p>
     <w:p>
@@ -12368,59 +11816,7 @@
           <w:sz w:val="22"/>
           <w:szCs w:val="22"/>
         </w:rPr>
-        <w:t xml:space="preserve">A single, independently implemented metrics module (</w:t>
-      </w:r>
-      <w:r>
-        <w:rPr>
-          <w:rFonts w:ascii="Consolas" w:cs="Consolas" w:eastAsia="Consolas" w:hAnsi="Consolas"/>
-          <w:b w:val="false"/>
-          <w:bCs w:val="false"/>
-          <w:i w:val="false"/>
-          <w:iCs w:val="false"/>
-          <w:color w:val="000000"/>
-          <w:sz w:val="20"/>
-          <w:szCs w:val="20"/>
-        </w:rPr>
-        <w:t xml:space="preserve">src/eval/metrics.py</w:t>
-      </w:r>
-      <w:r>
-        <w:rPr>
-          <w:rFonts w:ascii="Times New Roman" w:cs="Times New Roman" w:eastAsia="Times New Roman" w:hAnsi="Times New Roman"/>
-          <w:b w:val="false"/>
-          <w:bCs w:val="false"/>
-          <w:i w:val="false"/>
-          <w:iCs w:val="false"/>
-          <w:color w:val="000000"/>
-          <w:sz w:val="22"/>
-          <w:szCs w:val="22"/>
-        </w:rPr>
-        <w:t xml:space="preserve">, Chapter 3 equations) scores every model identically, rather than relying on each framework's own built-in evaluator — this is what makes the Faster R-CNN vs. YOLOv8n vs. YOLO26n comparison valid rather than confounded by differing metric implementations. Every evaluation run is logged to </w:t>
-      </w:r>
-      <w:r>
-        <w:rPr>
-          <w:rFonts w:ascii="Consolas" w:cs="Consolas" w:eastAsia="Consolas" w:hAnsi="Consolas"/>
-          <w:b w:val="false"/>
-          <w:bCs w:val="false"/>
-          <w:i w:val="false"/>
-          <w:iCs w:val="false"/>
-          <w:color w:val="000000"/>
-          <w:sz w:val="20"/>
-          <w:szCs w:val="20"/>
-        </w:rPr>
-        <w:t xml:space="preserve">experiments/results/experiment_log.csv</w:t>
-      </w:r>
-      <w:r>
-        <w:rPr>
-          <w:rFonts w:ascii="Times New Roman" w:cs="Times New Roman" w:eastAsia="Times New Roman" w:hAnsi="Times New Roman"/>
-          <w:b w:val="false"/>
-          <w:bCs w:val="false"/>
-          <w:i w:val="false"/>
-          <w:iCs w:val="false"/>
-          <w:color w:val="000000"/>
-          <w:sz w:val="22"/>
-          <w:szCs w:val="22"/>
-        </w:rPr>
-        <w:t xml:space="preserve"> (timestamp, model, config hash, dataset, every metric, hardware, runtime) — an append-only record, so every number in this report traces back to one specific logged run.</w:t>
+        <w:t xml:space="preserve">A single, independently implemented metrics module (Chapter 3 equations) scores every model identically, rather than relying on each framework's own built-in evaluator — this is what makes the Faster R-CNN vs. YOLOv8n vs. YOLO26n comparison valid rather than confounded by differing metric implementations. Every evaluation run is logged with a timestamp, model identifier, configuration hash, dataset, every metric, hardware, and runtime, in an append-only record — so every number in this report traces back to one specific logged run.</w:t>
       </w:r>
     </w:p>
     <w:p>
@@ -12732,20 +12128,46 @@
           <w:sz w:val="22"/>
           <w:szCs w:val="22"/>
         </w:rPr>
-        <w:t xml:space="preserve">Module 1 — Data Pipeline</w:t>
-      </w:r>
-      <w:r>
-        <w:rPr>
-          <w:rFonts w:ascii="Times New Roman" w:cs="Times New Roman" w:eastAsia="Times New Roman" w:hAnsi="Times New Roman"/>
-          <w:b w:val="false"/>
-          <w:bCs w:val="false"/>
-          <w:i w:val="false"/>
-          <w:iCs w:val="false"/>
-          <w:color w:val="000000"/>
-          <w:sz w:val="22"/>
-          <w:szCs w:val="22"/>
-        </w:rPr>
-        <w:t xml:space="preserve"> (</w:t>
+        <w:t xml:space="preserve">Module 1 — Data Preparation Pipeline.</w:t>
+      </w:r>
+      <w:r>
+        <w:rPr>
+          <w:rFonts w:ascii="Times New Roman" w:cs="Times New Roman" w:eastAsia="Times New Roman" w:hAnsi="Times New Roman"/>
+          <w:b w:val="false"/>
+          <w:bCs w:val="false"/>
+          <w:i w:val="false"/>
+          <w:iCs w:val="false"/>
+          <w:color w:val="000000"/>
+          <w:sz w:val="22"/>
+          <w:szCs w:val="22"/>
+        </w:rPr>
+        <w:t xml:space="preserve"> </w:t>
+      </w:r>
+      <w:r>
+        <w:rPr>
+          <w:rFonts w:ascii="Times New Roman" w:cs="Times New Roman" w:eastAsia="Times New Roman" w:hAnsi="Times New Roman"/>
+          <w:b w:val="false"/>
+          <w:bCs w:val="false"/>
+          <w:i/>
+          <w:iCs/>
+          <w:color w:val="000000"/>
+          <w:sz w:val="22"/>
+          <w:szCs w:val="22"/>
+        </w:rPr>
+        <w:t xml:space="preserve">Input:</w:t>
+      </w:r>
+      <w:r>
+        <w:rPr>
+          <w:rFonts w:ascii="Times New Roman" w:cs="Times New Roman" w:eastAsia="Times New Roman" w:hAnsi="Times New Roman"/>
+          <w:b w:val="false"/>
+          <w:bCs w:val="false"/>
+          <w:i w:val="false"/>
+          <w:iCs w:val="false"/>
+          <w:color w:val="000000"/>
+          <w:sz w:val="22"/>
+          <w:szCs w:val="22"/>
+        </w:rPr>
+        <w:t xml:space="preserve"> raw RDD2022 per-country directories, each holding JPEG images and one Pascal VOC XML annotation file per image (an XML tree with one </w:t>
       </w:r>
       <w:r>
         <w:rPr>
@@ -12758,20 +12180,20 @@
           <w:sz w:val="20"/>
           <w:szCs w:val="20"/>
         </w:rPr>
-        <w:t xml:space="preserve">src/data/verify_dataset.py</w:t>
-      </w:r>
-      <w:r>
-        <w:rPr>
-          <w:rFonts w:ascii="Times New Roman" w:cs="Times New Roman" w:eastAsia="Times New Roman" w:hAnsi="Times New Roman"/>
-          <w:b w:val="false"/>
-          <w:bCs w:val="false"/>
-          <w:i w:val="false"/>
-          <w:iCs w:val="false"/>
-          <w:color w:val="000000"/>
-          <w:sz w:val="22"/>
-          <w:szCs w:val="22"/>
-        </w:rPr>
-        <w:t xml:space="preserve">, </w:t>
+        <w:t xml:space="preserve">&lt;object&gt;</w:t>
+      </w:r>
+      <w:r>
+        <w:rPr>
+          <w:rFonts w:ascii="Times New Roman" w:cs="Times New Roman" w:eastAsia="Times New Roman" w:hAnsi="Times New Roman"/>
+          <w:b w:val="false"/>
+          <w:bCs w:val="false"/>
+          <w:i w:val="false"/>
+          <w:iCs w:val="false"/>
+          <w:color w:val="000000"/>
+          <w:sz w:val="22"/>
+          <w:szCs w:val="22"/>
+        </w:rPr>
+        <w:t xml:space="preserve"> element per damage instance, each carrying a </w:t>
       </w:r>
       <w:r>
         <w:rPr>
@@ -12784,20 +12206,20 @@
           <w:sz w:val="20"/>
           <w:szCs w:val="20"/>
         </w:rPr>
-        <w:t xml:space="preserve">voc_to_yolo.py</w:t>
-      </w:r>
-      <w:r>
-        <w:rPr>
-          <w:rFonts w:ascii="Times New Roman" w:cs="Times New Roman" w:eastAsia="Times New Roman" w:hAnsi="Times New Roman"/>
-          <w:b w:val="false"/>
-          <w:bCs w:val="false"/>
-          <w:i w:val="false"/>
-          <w:iCs w:val="false"/>
-          <w:color w:val="000000"/>
-          <w:sz w:val="22"/>
-          <w:szCs w:val="22"/>
-        </w:rPr>
-        <w:t xml:space="preserve">, </w:t>
+        <w:t xml:space="preserve">&lt;name&gt;</w:t>
+      </w:r>
+      <w:r>
+        <w:rPr>
+          <w:rFonts w:ascii="Times New Roman" w:cs="Times New Roman" w:eastAsia="Times New Roman" w:hAnsi="Times New Roman"/>
+          <w:b w:val="false"/>
+          <w:bCs w:val="false"/>
+          <w:i w:val="false"/>
+          <w:iCs w:val="false"/>
+          <w:color w:val="000000"/>
+          <w:sz w:val="22"/>
+          <w:szCs w:val="22"/>
+        </w:rPr>
+        <w:t xml:space="preserve"> class tag and a </w:t>
       </w:r>
       <w:r>
         <w:rPr>
@@ -12810,20 +12232,20 @@
           <w:sz w:val="20"/>
           <w:szCs w:val="20"/>
         </w:rPr>
-        <w:t xml:space="preserve">build_splits.py</w:t>
-      </w:r>
-      <w:r>
-        <w:rPr>
-          <w:rFonts w:ascii="Times New Roman" w:cs="Times New Roman" w:eastAsia="Times New Roman" w:hAnsi="Times New Roman"/>
-          <w:b w:val="false"/>
-          <w:bCs w:val="false"/>
-          <w:i w:val="false"/>
-          <w:iCs w:val="false"/>
-          <w:color w:val="000000"/>
-          <w:sz w:val="22"/>
-          <w:szCs w:val="22"/>
-        </w:rPr>
-        <w:t xml:space="preserve">). </w:t>
+        <w:t xml:space="preserve">&lt;bndbox&gt;</w:t>
+      </w:r>
+      <w:r>
+        <w:rPr>
+          <w:rFonts w:ascii="Times New Roman" w:cs="Times New Roman" w:eastAsia="Times New Roman" w:hAnsi="Times New Roman"/>
+          <w:b w:val="false"/>
+          <w:bCs w:val="false"/>
+          <w:i w:val="false"/>
+          <w:iCs w:val="false"/>
+          <w:color w:val="000000"/>
+          <w:sz w:val="22"/>
+          <w:szCs w:val="22"/>
+        </w:rPr>
+        <w:t xml:space="preserve"> of absolute pixel corners). </w:t>
       </w:r>
       <w:r>
         <w:rPr>
@@ -12836,20 +12258,20 @@
           <w:sz w:val="22"/>
           <w:szCs w:val="22"/>
         </w:rPr>
-        <w:t xml:space="preserve">Input:</w:t>
-      </w:r>
-      <w:r>
-        <w:rPr>
-          <w:rFonts w:ascii="Times New Roman" w:cs="Times New Roman" w:eastAsia="Times New Roman" w:hAnsi="Times New Roman"/>
-          <w:b w:val="false"/>
-          <w:bCs w:val="false"/>
-          <w:i w:val="false"/>
-          <w:iCs w:val="false"/>
-          <w:color w:val="000000"/>
-          <w:sz w:val="22"/>
-          <w:szCs w:val="22"/>
-        </w:rPr>
-        <w:t xml:space="preserve"> raw RDD2022 per-country directories (Pascal VOC XML annotations). </w:t>
+        <w:t xml:space="preserve">Processing:</w:t>
+      </w:r>
+      <w:r>
+        <w:rPr>
+          <w:rFonts w:ascii="Times New Roman" w:cs="Times New Roman" w:eastAsia="Times New Roman" w:hAnsi="Times New Roman"/>
+          <w:b w:val="false"/>
+          <w:bCs w:val="false"/>
+          <w:i w:val="false"/>
+          <w:iCs w:val="false"/>
+          <w:color w:val="000000"/>
+          <w:sz w:val="22"/>
+          <w:szCs w:val="22"/>
+        </w:rPr>
+        <w:t xml:space="preserve"> three sequential stages. (a) </w:t>
       </w:r>
       <w:r>
         <w:rPr>
@@ -12862,46 +12284,20 @@
           <w:sz w:val="22"/>
           <w:szCs w:val="22"/>
         </w:rPr>
-        <w:t xml:space="preserve">Processing:</w:t>
-      </w:r>
-      <w:r>
-        <w:rPr>
-          <w:rFonts w:ascii="Times New Roman" w:cs="Times New Roman" w:eastAsia="Times New Roman" w:hAnsi="Times New Roman"/>
-          <w:b w:val="false"/>
-          <w:bCs w:val="false"/>
-          <w:i w:val="false"/>
-          <w:iCs w:val="false"/>
-          <w:color w:val="000000"/>
-          <w:sz w:val="22"/>
-          <w:szCs w:val="22"/>
-        </w:rPr>
-        <w:t xml:space="preserve"> (a) walk every country directory, confirm image/annotation counts, detect orphaned files and XML parse failures; (b) convert VOC XML boxes to YOLO's normalized </w:t>
-      </w:r>
-      <w:r>
-        <w:rPr>
-          <w:rFonts w:ascii="Consolas" w:cs="Consolas" w:eastAsia="Consolas" w:hAnsi="Consolas"/>
-          <w:b w:val="false"/>
-          <w:bCs w:val="false"/>
-          <w:i w:val="false"/>
-          <w:iCs w:val="false"/>
-          <w:color w:val="000000"/>
-          <w:sz w:val="20"/>
-          <w:szCs w:val="20"/>
-        </w:rPr>
-        <w:t xml:space="preserve">[class, x_center, y_center, w, h]</w:t>
-      </w:r>
-      <w:r>
-        <w:rPr>
-          <w:rFonts w:ascii="Times New Roman" w:cs="Times New Roman" w:eastAsia="Times New Roman" w:hAnsi="Times New Roman"/>
-          <w:b w:val="false"/>
-          <w:bCs w:val="false"/>
-          <w:i w:val="false"/>
-          <w:iCs w:val="false"/>
-          <w:color w:val="000000"/>
-          <w:sz w:val="22"/>
-          <w:szCs w:val="22"/>
-        </w:rPr>
-        <w:t xml:space="preserve"> format, filtering non-standard classes (§4.4) and counting every dropped box; (c) split SOURCE 70/15/15 at image level, seed 42, per-country then merged. </w:t>
+        <w:t xml:space="preserve">Integrity verification</w:t>
+      </w:r>
+      <w:r>
+        <w:rPr>
+          <w:rFonts w:ascii="Times New Roman" w:cs="Times New Roman" w:eastAsia="Times New Roman" w:hAnsi="Times New Roman"/>
+          <w:b w:val="false"/>
+          <w:bCs w:val="false"/>
+          <w:i w:val="false"/>
+          <w:iCs w:val="false"/>
+          <w:color w:val="000000"/>
+          <w:sz w:val="22"/>
+          <w:szCs w:val="22"/>
+        </w:rPr>
+        <w:t xml:space="preserve"> — for every country, the set of image filename stems is compared against the set of annotation filename stems; any element present in one set but absent from the other is reported as an orphan, and every XML file is parsed with a fault-tolerant parser that logs (rather than crashes on) a malformed tree. (b) </w:t>
       </w:r>
       <w:r>
         <w:rPr>
@@ -12914,20 +12310,20 @@
           <w:sz w:val="22"/>
           <w:szCs w:val="22"/>
         </w:rPr>
-        <w:t xml:space="preserve">Parameters:</w:t>
-      </w:r>
-      <w:r>
-        <w:rPr>
-          <w:rFonts w:ascii="Times New Roman" w:cs="Times New Roman" w:eastAsia="Times New Roman" w:hAnsi="Times New Roman"/>
-          <w:b w:val="false"/>
-          <w:bCs w:val="false"/>
-          <w:i w:val="false"/>
-          <w:iCs w:val="false"/>
-          <w:color w:val="000000"/>
-          <w:sz w:val="22"/>
-          <w:szCs w:val="22"/>
-        </w:rPr>
-        <w:t xml:space="preserve"> seed 42; class map (D00/D10/D20/D40 kept, others dropped). </w:t>
+        <w:t xml:space="preserve">Format conversion</w:t>
+      </w:r>
+      <w:r>
+        <w:rPr>
+          <w:rFonts w:ascii="Times New Roman" w:cs="Times New Roman" w:eastAsia="Times New Roman" w:hAnsi="Times New Roman"/>
+          <w:b w:val="false"/>
+          <w:bCs w:val="false"/>
+          <w:i w:val="false"/>
+          <w:iCs w:val="false"/>
+          <w:color w:val="000000"/>
+          <w:sz w:val="22"/>
+          <w:szCs w:val="22"/>
+        </w:rPr>
+        <w:t xml:space="preserve"> — each VOC bounding box, an absolute-pixel corner pair, is transformed into YOLO's normalized center-width-height encoding (Eq. 6, §4.4); the four non-target class codes are matched by exact string comparison against the class name and routed to a dropped-box counter instead of a label file, so the filter's effect is measured, not merely applied. (c) </w:t>
       </w:r>
       <w:r>
         <w:rPr>
@@ -12940,20 +12336,20 @@
           <w:sz w:val="22"/>
           <w:szCs w:val="22"/>
         </w:rPr>
-        <w:t xml:space="preserve">Why necessary:</w:t>
-      </w:r>
-      <w:r>
-        <w:rPr>
-          <w:rFonts w:ascii="Times New Roman" w:cs="Times New Roman" w:eastAsia="Times New Roman" w:hAnsi="Times New Roman"/>
-          <w:b w:val="false"/>
-          <w:bCs w:val="false"/>
-          <w:i w:val="false"/>
-          <w:iCs w:val="false"/>
-          <w:color w:val="000000"/>
-          <w:sz w:val="22"/>
-          <w:szCs w:val="22"/>
-        </w:rPr>
-        <w:t xml:space="preserve"> RDD2022 ships in a format no detector in this project consumes directly, and an unverified/unvalidated split would make every downstream number unreproducible. </w:t>
+        <w:t xml:space="preserve">Split construction</w:t>
+      </w:r>
+      <w:r>
+        <w:rPr>
+          <w:rFonts w:ascii="Times New Roman" w:cs="Times New Roman" w:eastAsia="Times New Roman" w:hAnsi="Times New Roman"/>
+          <w:b w:val="false"/>
+          <w:bCs w:val="false"/>
+          <w:i w:val="false"/>
+          <w:iCs w:val="false"/>
+          <w:color w:val="000000"/>
+          <w:sz w:val="22"/>
+          <w:szCs w:val="22"/>
+        </w:rPr>
+        <w:t xml:space="preserve"> — for each SOURCE country independently, the image list is deterministically shuffled using a seeded pseudo-random generator (seed 42) and partitioned 70/15/15 by index; the two per-country partitions are then concatenated, which is what keeps the India:Japan ratio constant across train, val, and test rather than letting a single seed value bias the merge. </w:t>
       </w:r>
       <w:r>
         <w:rPr>
@@ -12966,6 +12362,58 @@
           <w:sz w:val="22"/>
           <w:szCs w:val="22"/>
         </w:rPr>
+        <w:t xml:space="preserve">Parameters:</w:t>
+      </w:r>
+      <w:r>
+        <w:rPr>
+          <w:rFonts w:ascii="Times New Roman" w:cs="Times New Roman" w:eastAsia="Times New Roman" w:hAnsi="Times New Roman"/>
+          <w:b w:val="false"/>
+          <w:bCs w:val="false"/>
+          <w:i w:val="false"/>
+          <w:iCs w:val="false"/>
+          <w:color w:val="000000"/>
+          <w:sz w:val="22"/>
+          <w:szCs w:val="22"/>
+        </w:rPr>
+        <w:t xml:space="preserve"> seed 42; four-class retention map (D00/D10/D20/D40 kept, all other codes dropped and counted). </w:t>
+      </w:r>
+      <w:r>
+        <w:rPr>
+          <w:rFonts w:ascii="Times New Roman" w:cs="Times New Roman" w:eastAsia="Times New Roman" w:hAnsi="Times New Roman"/>
+          <w:b w:val="false"/>
+          <w:bCs w:val="false"/>
+          <w:i/>
+          <w:iCs/>
+          <w:color w:val="000000"/>
+          <w:sz w:val="22"/>
+          <w:szCs w:val="22"/>
+        </w:rPr>
+        <w:t xml:space="preserve">Why necessary:</w:t>
+      </w:r>
+      <w:r>
+        <w:rPr>
+          <w:rFonts w:ascii="Times New Roman" w:cs="Times New Roman" w:eastAsia="Times New Roman" w:hAnsi="Times New Roman"/>
+          <w:b w:val="false"/>
+          <w:bCs w:val="false"/>
+          <w:i w:val="false"/>
+          <w:iCs w:val="false"/>
+          <w:color w:val="000000"/>
+          <w:sz w:val="22"/>
+          <w:szCs w:val="22"/>
+        </w:rPr>
+        <w:t xml:space="preserve"> RDD2022's native annotation format is not consumable by either detector family used in this project without conversion, and an unverified or unseeded split would make every downstream accuracy number irreproducible and potentially contaminated by an accidental train/test overlap. </w:t>
+      </w:r>
+      <w:r>
+        <w:rPr>
+          <w:rFonts w:ascii="Times New Roman" w:cs="Times New Roman" w:eastAsia="Times New Roman" w:hAnsi="Times New Roman"/>
+          <w:b w:val="false"/>
+          <w:bCs w:val="false"/>
+          <w:i/>
+          <w:iCs/>
+          <w:color w:val="000000"/>
+          <w:sz w:val="22"/>
+          <w:szCs w:val="22"/>
+        </w:rPr>
         <w:t xml:space="preserve">Output:</w:t>
       </w:r>
       <w:r>
@@ -12979,59 +12427,7 @@
           <w:sz w:val="22"/>
           <w:szCs w:val="22"/>
         </w:rPr>
-        <w:t xml:space="preserve"> YOLO-format image/label pairs on disk, </w:t>
-      </w:r>
-      <w:r>
-        <w:rPr>
-          <w:rFonts w:ascii="Consolas" w:cs="Consolas" w:eastAsia="Consolas" w:hAnsi="Consolas"/>
-          <w:b w:val="false"/>
-          <w:bCs w:val="false"/>
-          <w:i w:val="false"/>
-          <w:iCs w:val="false"/>
-          <w:color w:val="000000"/>
-          <w:sz w:val="20"/>
-          <w:szCs w:val="20"/>
-        </w:rPr>
-        <w:t xml:space="preserve">data/split_report.json</w:t>
-      </w:r>
-      <w:r>
-        <w:rPr>
-          <w:rFonts w:ascii="Times New Roman" w:cs="Times New Roman" w:eastAsia="Times New Roman" w:hAnsi="Times New Roman"/>
-          <w:b w:val="false"/>
-          <w:bCs w:val="false"/>
-          <w:i w:val="false"/>
-          <w:iCs w:val="false"/>
-          <w:color w:val="000000"/>
-          <w:sz w:val="22"/>
-          <w:szCs w:val="22"/>
-        </w:rPr>
-        <w:t xml:space="preserve">, </w:t>
-      </w:r>
-      <w:r>
-        <w:rPr>
-          <w:rFonts w:ascii="Consolas" w:cs="Consolas" w:eastAsia="Consolas" w:hAnsi="Consolas"/>
-          <w:b w:val="false"/>
-          <w:bCs w:val="false"/>
-          <w:i w:val="false"/>
-          <w:iCs w:val="false"/>
-          <w:color w:val="000000"/>
-          <w:sz w:val="20"/>
-          <w:szCs w:val="20"/>
-        </w:rPr>
-        <w:t xml:space="preserve">data/verification_report.json</w:t>
-      </w:r>
-      <w:r>
-        <w:rPr>
-          <w:rFonts w:ascii="Times New Roman" w:cs="Times New Roman" w:eastAsia="Times New Roman" w:hAnsi="Times New Roman"/>
-          <w:b w:val="false"/>
-          <w:bCs w:val="false"/>
-          <w:i w:val="false"/>
-          <w:iCs w:val="false"/>
-          <w:color w:val="000000"/>
-          <w:sz w:val="22"/>
-          <w:szCs w:val="22"/>
-        </w:rPr>
-        <w:t xml:space="preserve">.</w:t>
+        <w:t xml:space="preserve"> YOLO-format image/label pairs on disk, plus machine-readable verification and split-provenance reports used as the evidentiary source for Table 4.1.</w:t>
       </w:r>
     </w:p>
     <w:p>
@@ -13050,72 +12446,20 @@
           <w:sz w:val="22"/>
           <w:szCs w:val="22"/>
         </w:rPr>
-        <w:t xml:space="preserve">Module 2 — Training Harness</w:t>
-      </w:r>
-      <w:r>
-        <w:rPr>
-          <w:rFonts w:ascii="Times New Roman" w:cs="Times New Roman" w:eastAsia="Times New Roman" w:hAnsi="Times New Roman"/>
-          <w:b w:val="false"/>
-          <w:bCs w:val="false"/>
-          <w:i w:val="false"/>
-          <w:iCs w:val="false"/>
-          <w:color w:val="000000"/>
-          <w:sz w:val="22"/>
-          <w:szCs w:val="22"/>
-        </w:rPr>
-        <w:t xml:space="preserve"> (</w:t>
-      </w:r>
-      <w:r>
-        <w:rPr>
-          <w:rFonts w:ascii="Consolas" w:cs="Consolas" w:eastAsia="Consolas" w:hAnsi="Consolas"/>
-          <w:b w:val="false"/>
-          <w:bCs w:val="false"/>
-          <w:i w:val="false"/>
-          <w:iCs w:val="false"/>
-          <w:color w:val="000000"/>
-          <w:sz w:val="20"/>
-          <w:szCs w:val="20"/>
-        </w:rPr>
-        <w:t xml:space="preserve">src/models/train_yolo.py</w:t>
-      </w:r>
-      <w:r>
-        <w:rPr>
-          <w:rFonts w:ascii="Times New Roman" w:cs="Times New Roman" w:eastAsia="Times New Roman" w:hAnsi="Times New Roman"/>
-          <w:b w:val="false"/>
-          <w:bCs w:val="false"/>
-          <w:i w:val="false"/>
-          <w:iCs w:val="false"/>
-          <w:color w:val="000000"/>
-          <w:sz w:val="22"/>
-          <w:szCs w:val="22"/>
-        </w:rPr>
-        <w:t xml:space="preserve">, </w:t>
-      </w:r>
-      <w:r>
-        <w:rPr>
-          <w:rFonts w:ascii="Consolas" w:cs="Consolas" w:eastAsia="Consolas" w:hAnsi="Consolas"/>
-          <w:b w:val="false"/>
-          <w:bCs w:val="false"/>
-          <w:i w:val="false"/>
-          <w:iCs w:val="false"/>
-          <w:color w:val="000000"/>
-          <w:sz w:val="20"/>
-          <w:szCs w:val="20"/>
-        </w:rPr>
-        <w:t xml:space="preserve">train_faster_rcnn.py</w:t>
-      </w:r>
-      <w:r>
-        <w:rPr>
-          <w:rFonts w:ascii="Times New Roman" w:cs="Times New Roman" w:eastAsia="Times New Roman" w:hAnsi="Times New Roman"/>
-          <w:b w:val="false"/>
-          <w:bCs w:val="false"/>
-          <w:i w:val="false"/>
-          <w:iCs w:val="false"/>
-          <w:color w:val="000000"/>
-          <w:sz w:val="22"/>
-          <w:szCs w:val="22"/>
-        </w:rPr>
-        <w:t xml:space="preserve">). </w:t>
+        <w:t xml:space="preserve">Module 2 — Training Harness.</w:t>
+      </w:r>
+      <w:r>
+        <w:rPr>
+          <w:rFonts w:ascii="Times New Roman" w:cs="Times New Roman" w:eastAsia="Times New Roman" w:hAnsi="Times New Roman"/>
+          <w:b w:val="false"/>
+          <w:bCs w:val="false"/>
+          <w:i w:val="false"/>
+          <w:iCs w:val="false"/>
+          <w:color w:val="000000"/>
+          <w:sz w:val="22"/>
+          <w:szCs w:val="22"/>
+        </w:rPr>
+        <w:t xml:space="preserve"> </w:t>
       </w:r>
       <w:r>
         <w:rPr>
@@ -13141,33 +12485,7 @@
           <w:sz w:val="22"/>
           <w:szCs w:val="22"/>
         </w:rPr>
-        <w:t xml:space="preserve"> SOURCE train/val split, </w:t>
-      </w:r>
-      <w:r>
-        <w:rPr>
-          <w:rFonts w:ascii="Consolas" w:cs="Consolas" w:eastAsia="Consolas" w:hAnsi="Consolas"/>
-          <w:b w:val="false"/>
-          <w:bCs w:val="false"/>
-          <w:i w:val="false"/>
-          <w:iCs w:val="false"/>
-          <w:color w:val="000000"/>
-          <w:sz w:val="20"/>
-          <w:szCs w:val="20"/>
-        </w:rPr>
-        <w:t xml:space="preserve">config/hyperparams.yaml</w:t>
-      </w:r>
-      <w:r>
-        <w:rPr>
-          <w:rFonts w:ascii="Times New Roman" w:cs="Times New Roman" w:eastAsia="Times New Roman" w:hAnsi="Times New Roman"/>
-          <w:b w:val="false"/>
-          <w:bCs w:val="false"/>
-          <w:i w:val="false"/>
-          <w:iCs w:val="false"/>
-          <w:color w:val="000000"/>
-          <w:sz w:val="22"/>
-          <w:szCs w:val="22"/>
-        </w:rPr>
-        <w:t xml:space="preserve">. </w:t>
+        <w:t xml:space="preserve"> the SOURCE train/val split, the fixed hyperparameter set (Table 4.2). </w:t>
       </w:r>
       <w:r>
         <w:rPr>
@@ -13193,33 +12511,33 @@
           <w:sz w:val="22"/>
           <w:szCs w:val="22"/>
         </w:rPr>
-        <w:t xml:space="preserve"> loads a COCO-pretrained checkpoint (§3.5), trains for the configured epoch count with chunked, resumable execution (</w:t>
-      </w:r>
-      <w:r>
-        <w:rPr>
-          <w:rFonts w:ascii="Consolas" w:cs="Consolas" w:eastAsia="Consolas" w:hAnsi="Consolas"/>
-          <w:b w:val="false"/>
-          <w:bCs w:val="false"/>
-          <w:i w:val="false"/>
-          <w:iCs w:val="false"/>
-          <w:color w:val="000000"/>
-          <w:sz w:val="20"/>
-          <w:szCs w:val="20"/>
-        </w:rPr>
-        <w:t xml:space="preserve">--chunk-epochs</w:t>
-      </w:r>
-      <w:r>
-        <w:rPr>
-          <w:rFonts w:ascii="Times New Roman" w:cs="Times New Roman" w:eastAsia="Times New Roman" w:hAnsi="Times New Roman"/>
-          <w:b w:val="false"/>
-          <w:bCs w:val="false"/>
-          <w:i w:val="false"/>
-          <w:iCs w:val="false"/>
-          <w:color w:val="000000"/>
-          <w:sz w:val="22"/>
-          <w:szCs w:val="22"/>
-        </w:rPr>
-        <w:t xml:space="preserve">) — a genuine resume (optimizer, EMA, and LR-scheduler state restored across chunks, not a restart) needed because free-tier Colab sessions do not survive a full 100-epoch run. Selects the best-validation-mAP@0.5 checkpoint. </w:t>
+        <w:t xml:space="preserve"> initializes the target architecture from COCO-pretrained weights (§3.5), then optimizes it against the architecture-specific loss described in §5.4 for the configured epoch budget. Because free-tier Colab sessions terminate before a 100-epoch run completes, training executes in bounded epoch chunks with </w:t>
+      </w:r>
+      <w:r>
+        <w:rPr>
+          <w:rFonts w:ascii="Times New Roman" w:cs="Times New Roman" w:eastAsia="Times New Roman" w:hAnsi="Times New Roman"/>
+          <w:b/>
+          <w:bCs/>
+          <w:i w:val="false"/>
+          <w:iCs w:val="false"/>
+          <w:color w:val="000000"/>
+          <w:sz w:val="22"/>
+          <w:szCs w:val="22"/>
+        </w:rPr>
+        <w:t xml:space="preserve">true checkpoint resume</w:t>
+      </w:r>
+      <w:r>
+        <w:rPr>
+          <w:rFonts w:ascii="Times New Roman" w:cs="Times New Roman" w:eastAsia="Times New Roman" w:hAnsi="Times New Roman"/>
+          <w:b w:val="false"/>
+          <w:bCs w:val="false"/>
+          <w:i w:val="false"/>
+          <w:iCs w:val="false"/>
+          <w:color w:val="000000"/>
+          <w:sz w:val="22"/>
+          <w:szCs w:val="22"/>
+        </w:rPr>
+        <w:t xml:space="preserve">: at the end of every epoch the harness persists not only the model's parameter tensors but the optimizer's full internal state (first- and second-moment running estimates, for AdamW), the exponential moving average (EMA) shadow weights ultralytics maintains alongside the live weights, and the learning-rate scheduler's epoch counter. A subsequent invocation detects this unstripped state, reloads all four components, and continues optimization from the exact epoch and learning-rate position it left off at — mathematically equivalent to one uninterrupted run, not a sequence of independent restarts (which would reset both the optimizer's momentum estimates and any warm-up schedule, and would measurably change the optimization trajectory). Checkpoint selection tracks the best validation-set mAP@0.5 seen across all epochs, not simply the final epoch's weights. </w:t>
       </w:r>
       <w:r>
         <w:rPr>
@@ -13245,7 +12563,7 @@
           <w:sz w:val="22"/>
           <w:szCs w:val="22"/>
         </w:rPr>
-        <w:t xml:space="preserve"> Chapter 4, §4.6. </w:t>
+        <w:t xml:space="preserve"> Table 4.2. </w:t>
       </w:r>
       <w:r>
         <w:rPr>
@@ -13271,7 +12589,7 @@
           <w:sz w:val="22"/>
           <w:szCs w:val="22"/>
         </w:rPr>
-        <w:t xml:space="preserve"> produces the trained weights every later module depends on; the chunking specifically is what makes training on free-tier compute reproducible rather than a one-shot, unrepeatable event. </w:t>
+        <w:t xml:space="preserve"> produces every trained weight tensor the rest of the system depends on; the resumable-chunk design specifically is what makes training reproducible on session-limited free compute rather than a one-shot, historically unrepeatable event. </w:t>
       </w:r>
       <w:r>
         <w:rPr>
@@ -13297,111 +12615,7 @@
           <w:sz w:val="22"/>
           <w:szCs w:val="22"/>
         </w:rPr>
-        <w:t xml:space="preserve"> </w:t>
-      </w:r>
-      <w:r>
-        <w:rPr>
-          <w:rFonts w:ascii="Consolas" w:cs="Consolas" w:eastAsia="Consolas" w:hAnsi="Consolas"/>
-          <w:b w:val="false"/>
-          <w:bCs w:val="false"/>
-          <w:i w:val="false"/>
-          <w:iCs w:val="false"/>
-          <w:color w:val="000000"/>
-          <w:sz w:val="20"/>
-          <w:szCs w:val="20"/>
-        </w:rPr>
-        <w:t xml:space="preserve">best.pt</w:t>
-      </w:r>
-      <w:r>
-        <w:rPr>
-          <w:rFonts w:ascii="Times New Roman" w:cs="Times New Roman" w:eastAsia="Times New Roman" w:hAnsi="Times New Roman"/>
-          <w:b w:val="false"/>
-          <w:bCs w:val="false"/>
-          <w:i w:val="false"/>
-          <w:iCs w:val="false"/>
-          <w:color w:val="000000"/>
-          <w:sz w:val="22"/>
-          <w:szCs w:val="22"/>
-        </w:rPr>
-        <w:t xml:space="preserve"> (and </w:t>
-      </w:r>
-      <w:r>
-        <w:rPr>
-          <w:rFonts w:ascii="Consolas" w:cs="Consolas" w:eastAsia="Consolas" w:hAnsi="Consolas"/>
-          <w:b w:val="false"/>
-          <w:bCs w:val="false"/>
-          <w:i w:val="false"/>
-          <w:iCs w:val="false"/>
-          <w:color w:val="000000"/>
-          <w:sz w:val="20"/>
-          <w:szCs w:val="20"/>
-        </w:rPr>
-        <w:t xml:space="preserve">last.pt</w:t>
-      </w:r>
-      <w:r>
-        <w:rPr>
-          <w:rFonts w:ascii="Times New Roman" w:cs="Times New Roman" w:eastAsia="Times New Roman" w:hAnsi="Times New Roman"/>
-          <w:b w:val="false"/>
-          <w:bCs w:val="false"/>
-          <w:i w:val="false"/>
-          <w:iCs w:val="false"/>
-          <w:color w:val="000000"/>
-          <w:sz w:val="22"/>
-          <w:szCs w:val="22"/>
-        </w:rPr>
-        <w:t xml:space="preserve">/</w:t>
-      </w:r>
-      <w:r>
-        <w:rPr>
-          <w:rFonts w:ascii="Consolas" w:cs="Consolas" w:eastAsia="Consolas" w:hAnsi="Consolas"/>
-          <w:b w:val="false"/>
-          <w:bCs w:val="false"/>
-          <w:i w:val="false"/>
-          <w:iCs w:val="false"/>
-          <w:color w:val="000000"/>
-          <w:sz w:val="20"/>
-          <w:szCs w:val="20"/>
-        </w:rPr>
-        <w:t xml:space="preserve">last_resumable.pt</w:t>
-      </w:r>
-      <w:r>
-        <w:rPr>
-          <w:rFonts w:ascii="Times New Roman" w:cs="Times New Roman" w:eastAsia="Times New Roman" w:hAnsi="Times New Roman"/>
-          <w:b w:val="false"/>
-          <w:bCs w:val="false"/>
-          <w:i w:val="false"/>
-          <w:iCs w:val="false"/>
-          <w:color w:val="000000"/>
-          <w:sz w:val="22"/>
-          <w:szCs w:val="22"/>
-        </w:rPr>
-        <w:t xml:space="preserve"> for mid-run resuming) under </w:t>
-      </w:r>
-      <w:r>
-        <w:rPr>
-          <w:rFonts w:ascii="Consolas" w:cs="Consolas" w:eastAsia="Consolas" w:hAnsi="Consolas"/>
-          <w:b w:val="false"/>
-          <w:bCs w:val="false"/>
-          <w:i w:val="false"/>
-          <w:iCs w:val="false"/>
-          <w:color w:val="000000"/>
-          <w:sz w:val="20"/>
-          <w:szCs w:val="20"/>
-        </w:rPr>
-        <w:t xml:space="preserve">experiments/runs/&lt;run_name&gt;/weights/</w:t>
-      </w:r>
-      <w:r>
-        <w:rPr>
-          <w:rFonts w:ascii="Times New Roman" w:cs="Times New Roman" w:eastAsia="Times New Roman" w:hAnsi="Times New Roman"/>
-          <w:b w:val="false"/>
-          <w:bCs w:val="false"/>
-          <w:i w:val="false"/>
-          <w:iCs w:val="false"/>
-          <w:color w:val="000000"/>
-          <w:sz w:val="22"/>
-          <w:szCs w:val="22"/>
-        </w:rPr>
-        <w:t xml:space="preserve">.</w:t>
+        <w:t xml:space="preserve"> the best-validation-mAP@0.5 checkpoint (used for all reported evaluation), plus the resumable intermediate checkpoint retained only for continuing an incomplete run.</w:t>
       </w:r>
     </w:p>
     <w:p>
@@ -13420,98 +12634,20 @@
           <w:sz w:val="22"/>
           <w:szCs w:val="22"/>
         </w:rPr>
-        <w:t xml:space="preserve">Module 3 — Evaluation Harness</w:t>
-      </w:r>
-      <w:r>
-        <w:rPr>
-          <w:rFonts w:ascii="Times New Roman" w:cs="Times New Roman" w:eastAsia="Times New Roman" w:hAnsi="Times New Roman"/>
-          <w:b w:val="false"/>
-          <w:bCs w:val="false"/>
-          <w:i w:val="false"/>
-          <w:iCs w:val="false"/>
-          <w:color w:val="000000"/>
-          <w:sz w:val="22"/>
-          <w:szCs w:val="22"/>
-        </w:rPr>
-        <w:t xml:space="preserve"> (</w:t>
-      </w:r>
-      <w:r>
-        <w:rPr>
-          <w:rFonts w:ascii="Consolas" w:cs="Consolas" w:eastAsia="Consolas" w:hAnsi="Consolas"/>
-          <w:b w:val="false"/>
-          <w:bCs w:val="false"/>
-          <w:i w:val="false"/>
-          <w:iCs w:val="false"/>
-          <w:color w:val="000000"/>
-          <w:sz w:val="20"/>
-          <w:szCs w:val="20"/>
-        </w:rPr>
-        <w:t xml:space="preserve">src/eval/evaluate.py</w:t>
-      </w:r>
-      <w:r>
-        <w:rPr>
-          <w:rFonts w:ascii="Times New Roman" w:cs="Times New Roman" w:eastAsia="Times New Roman" w:hAnsi="Times New Roman"/>
-          <w:b w:val="false"/>
-          <w:bCs w:val="false"/>
-          <w:i w:val="false"/>
-          <w:iCs w:val="false"/>
-          <w:color w:val="000000"/>
-          <w:sz w:val="22"/>
-          <w:szCs w:val="22"/>
-        </w:rPr>
-        <w:t xml:space="preserve">, </w:t>
-      </w:r>
-      <w:r>
-        <w:rPr>
-          <w:rFonts w:ascii="Consolas" w:cs="Consolas" w:eastAsia="Consolas" w:hAnsi="Consolas"/>
-          <w:b w:val="false"/>
-          <w:bCs w:val="false"/>
-          <w:i w:val="false"/>
-          <w:iCs w:val="false"/>
-          <w:color w:val="000000"/>
-          <w:sz w:val="20"/>
-          <w:szCs w:val="20"/>
-        </w:rPr>
-        <w:t xml:space="preserve">cross_country_eval.py</w:t>
-      </w:r>
-      <w:r>
-        <w:rPr>
-          <w:rFonts w:ascii="Times New Roman" w:cs="Times New Roman" w:eastAsia="Times New Roman" w:hAnsi="Times New Roman"/>
-          <w:b w:val="false"/>
-          <w:bCs w:val="false"/>
-          <w:i w:val="false"/>
-          <w:iCs w:val="false"/>
-          <w:color w:val="000000"/>
-          <w:sz w:val="22"/>
-          <w:szCs w:val="22"/>
-        </w:rPr>
-        <w:t xml:space="preserve">, </w:t>
-      </w:r>
-      <w:r>
-        <w:rPr>
-          <w:rFonts w:ascii="Consolas" w:cs="Consolas" w:eastAsia="Consolas" w:hAnsi="Consolas"/>
-          <w:b w:val="false"/>
-          <w:bCs w:val="false"/>
-          <w:i w:val="false"/>
-          <w:iCs w:val="false"/>
-          <w:color w:val="000000"/>
-          <w:sz w:val="20"/>
-          <w:szCs w:val="20"/>
-        </w:rPr>
-        <w:t xml:space="preserve">metrics.py</w:t>
-      </w:r>
-      <w:r>
-        <w:rPr>
-          <w:rFonts w:ascii="Times New Roman" w:cs="Times New Roman" w:eastAsia="Times New Roman" w:hAnsi="Times New Roman"/>
-          <w:b w:val="false"/>
-          <w:bCs w:val="false"/>
-          <w:i w:val="false"/>
-          <w:iCs w:val="false"/>
-          <w:color w:val="000000"/>
-          <w:sz w:val="22"/>
-          <w:szCs w:val="22"/>
-        </w:rPr>
-        <w:t xml:space="preserve">). </w:t>
+        <w:t xml:space="preserve">Module 3 — Evaluation Harness.</w:t>
+      </w:r>
+      <w:r>
+        <w:rPr>
+          <w:rFonts w:ascii="Times New Roman" w:cs="Times New Roman" w:eastAsia="Times New Roman" w:hAnsi="Times New Roman"/>
+          <w:b w:val="false"/>
+          <w:bCs w:val="false"/>
+          <w:i w:val="false"/>
+          <w:iCs w:val="false"/>
+          <w:color w:val="000000"/>
+          <w:sz w:val="22"/>
+          <w:szCs w:val="22"/>
+        </w:rPr>
+        <w:t xml:space="preserve"> </w:t>
       </w:r>
       <w:r>
         <w:rPr>
@@ -13537,7 +12673,7 @@
           <w:sz w:val="22"/>
           <w:szCs w:val="22"/>
         </w:rPr>
-        <w:t xml:space="preserve"> a trained checkpoint, an image/label set (SOURCE test, or one TARGET country). </w:t>
+        <w:t xml:space="preserve"> a trained checkpoint and one image/label set — either SOURCE test (in-domain) or one TARGET country (zero-shot). </w:t>
       </w:r>
       <w:r>
         <w:rPr>
@@ -13563,8 +12699,92 @@
           <w:sz w:val="22"/>
           <w:szCs w:val="22"/>
         </w:rPr>
-        <w:t xml:space="preserve"> runs inference over every image, matches predictions to ground truth by IoU (Chapter 3, Eq. 1), computes mAP@0.5, mAP@0.5:0.95, per-class AP, Precision/Recall/F1 (Eqs. 2–5) with the </w:t>
-      </w:r>
+        <w:t xml:space="preserve"> runs inference over every image in the set at the architecture's native confidence/NMS settings, then scores the resulting detections against ground truth via a single shared metrics implementation (not either framework's own built-in evaluator): for each class independently, predictions are ranked by descending confidence and greedily matched to the highest-IoU unmatched ground-truth box of the same class (Chapter 3, Eq. 1); a match is accepted as a true positive only if its IoU clears the 0.50 threshold, otherwise the prediction is a false positive and the unmatched ground-truth box, if any remain, contributes a false negative. Precision/Recall/F1 (Eqs. 2–4) are computed once at a fixed confidence (0.25); mAP@0.5 and mAP@0.5:0.95 (Eq. 5) instead sweep the full precision-recall curve per class at one or ten IoU thresholds respectively, so they are threshold-free with respect to confidence. </w:t>
+      </w:r>
+      <w:r>
+        <w:rPr>
+          <w:rFonts w:ascii="Times New Roman" w:cs="Times New Roman" w:eastAsia="Times New Roman" w:hAnsi="Times New Roman"/>
+          <w:b w:val="false"/>
+          <w:bCs w:val="false"/>
+          <w:i/>
+          <w:iCs/>
+          <w:color w:val="000000"/>
+          <w:sz w:val="22"/>
+          <w:szCs w:val="22"/>
+        </w:rPr>
+        <w:t xml:space="preserve">Parameters:</w:t>
+      </w:r>
+      <w:r>
+        <w:rPr>
+          <w:rFonts w:ascii="Times New Roman" w:cs="Times New Roman" w:eastAsia="Times New Roman" w:hAnsi="Times New Roman"/>
+          <w:b w:val="false"/>
+          <w:bCs w:val="false"/>
+          <w:i w:val="false"/>
+          <w:iCs w:val="false"/>
+          <w:color w:val="000000"/>
+          <w:sz w:val="22"/>
+          <w:szCs w:val="22"/>
+        </w:rPr>
+        <w:t xml:space="preserve"> IoU 0.50 (detection-matching threshold used for Precision/Recall/F1), confidence 0.25. </w:t>
+      </w:r>
+      <w:r>
+        <w:rPr>
+          <w:rFonts w:ascii="Times New Roman" w:cs="Times New Roman" w:eastAsia="Times New Roman" w:hAnsi="Times New Roman"/>
+          <w:b w:val="false"/>
+          <w:bCs w:val="false"/>
+          <w:i/>
+          <w:iCs/>
+          <w:color w:val="000000"/>
+          <w:sz w:val="22"/>
+          <w:szCs w:val="22"/>
+        </w:rPr>
+        <w:t xml:space="preserve">Why necessary:</w:t>
+      </w:r>
+      <w:r>
+        <w:rPr>
+          <w:rFonts w:ascii="Times New Roman" w:cs="Times New Roman" w:eastAsia="Times New Roman" w:hAnsi="Times New Roman"/>
+          <w:b w:val="false"/>
+          <w:bCs w:val="false"/>
+          <w:i w:val="false"/>
+          <w:iCs w:val="false"/>
+          <w:color w:val="000000"/>
+          <w:sz w:val="22"/>
+          <w:szCs w:val="22"/>
+        </w:rPr>
+        <w:t xml:space="preserve"> a shared, independently implemented scorer is what makes the Faster R-CNN vs. YOLOv8n vs. YOLO26n comparison an apples-to-apples measurement rather than an artifact of three different metric implementations with subtly different edge-case handling (§4.9). </w:t>
+      </w:r>
+      <w:r>
+        <w:rPr>
+          <w:rFonts w:ascii="Times New Roman" w:cs="Times New Roman" w:eastAsia="Times New Roman" w:hAnsi="Times New Roman"/>
+          <w:b w:val="false"/>
+          <w:bCs w:val="false"/>
+          <w:i/>
+          <w:iCs/>
+          <w:color w:val="000000"/>
+          <w:sz w:val="22"/>
+          <w:szCs w:val="22"/>
+        </w:rPr>
+        <w:t xml:space="preserve">Output:</w:t>
+      </w:r>
+      <w:r>
+        <w:rPr>
+          <w:rFonts w:ascii="Times New Roman" w:cs="Times New Roman" w:eastAsia="Times New Roman" w:hAnsi="Times New Roman"/>
+          <w:b w:val="false"/>
+          <w:bCs w:val="false"/>
+          <w:i w:val="false"/>
+          <w:iCs w:val="false"/>
+          <w:color w:val="000000"/>
+          <w:sz w:val="22"/>
+          <w:szCs w:val="22"/>
+        </w:rPr>
+        <w:t xml:space="preserve"> one logged, timestamped result row per (model, dataset) pair, the consolidated cross-country results table, and a small set of qualitative failure-case images per zero-shot country, selected as the lowest-IoU-match examples for that (model, country) pair.</w:t>
+      </w:r>
+    </w:p>
+    <w:p>
+      <w:pPr>
+        <w:spacing w:after="160" w:line="300"/>
+        <w:jc w:val="both"/>
+      </w:pPr>
       <w:r>
         <w:rPr>
           <w:rFonts w:ascii="Times New Roman" w:cs="Times New Roman" w:eastAsia="Times New Roman" w:hAnsi="Times New Roman"/>
@@ -13576,20 +12796,20 @@
           <w:sz w:val="22"/>
           <w:szCs w:val="22"/>
         </w:rPr>
-        <w:t xml:space="preserve">same</w:t>
-      </w:r>
-      <w:r>
-        <w:rPr>
-          <w:rFonts w:ascii="Times New Roman" w:cs="Times New Roman" w:eastAsia="Times New Roman" w:hAnsi="Times New Roman"/>
-          <w:b w:val="false"/>
-          <w:bCs w:val="false"/>
-          <w:i w:val="false"/>
-          <w:iCs w:val="false"/>
-          <w:color w:val="000000"/>
-          <w:sz w:val="22"/>
-          <w:szCs w:val="22"/>
-        </w:rPr>
-        <w:t xml:space="preserve"> code for every model. </w:t>
+        <w:t xml:space="preserve">Module 4 — Inference Demo.</w:t>
+      </w:r>
+      <w:r>
+        <w:rPr>
+          <w:rFonts w:ascii="Times New Roman" w:cs="Times New Roman" w:eastAsia="Times New Roman" w:hAnsi="Times New Roman"/>
+          <w:b w:val="false"/>
+          <w:bCs w:val="false"/>
+          <w:i w:val="false"/>
+          <w:iCs w:val="false"/>
+          <w:color w:val="000000"/>
+          <w:sz w:val="22"/>
+          <w:szCs w:val="22"/>
+        </w:rPr>
+        <w:t xml:space="preserve"> </w:t>
       </w:r>
       <w:r>
         <w:rPr>
@@ -13602,72 +12822,20 @@
           <w:sz w:val="22"/>
           <w:szCs w:val="22"/>
         </w:rPr>
-        <w:t xml:space="preserve">Parameters:</w:t>
-      </w:r>
-      <w:r>
-        <w:rPr>
-          <w:rFonts w:ascii="Times New Roman" w:cs="Times New Roman" w:eastAsia="Times New Roman" w:hAnsi="Times New Roman"/>
-          <w:b w:val="false"/>
-          <w:bCs w:val="false"/>
-          <w:i w:val="false"/>
-          <w:iCs w:val="false"/>
-          <w:color w:val="000000"/>
-          <w:sz w:val="22"/>
-          <w:szCs w:val="22"/>
-        </w:rPr>
-        <w:t xml:space="preserve"> IoU 0.50 (detection matching for P/R/F1), confidence 0.25 (</w:t>
-      </w:r>
-      <w:r>
-        <w:rPr>
-          <w:rFonts w:ascii="Consolas" w:cs="Consolas" w:eastAsia="Consolas" w:hAnsi="Consolas"/>
-          <w:b w:val="false"/>
-          <w:bCs w:val="false"/>
-          <w:i w:val="false"/>
-          <w:iCs w:val="false"/>
-          <w:color w:val="000000"/>
-          <w:sz w:val="20"/>
-          <w:szCs w:val="20"/>
-        </w:rPr>
-        <w:t xml:space="preserve">config/hyperparams.yaml</w:t>
-      </w:r>
-      <w:r>
-        <w:rPr>
-          <w:rFonts w:ascii="Times New Roman" w:cs="Times New Roman" w:eastAsia="Times New Roman" w:hAnsi="Times New Roman"/>
-          <w:b w:val="false"/>
-          <w:bCs w:val="false"/>
-          <w:i w:val="false"/>
-          <w:iCs w:val="false"/>
-          <w:color w:val="000000"/>
-          <w:sz w:val="22"/>
-          <w:szCs w:val="22"/>
-        </w:rPr>
-        <w:t xml:space="preserve">, </w:t>
-      </w:r>
-      <w:r>
-        <w:rPr>
-          <w:rFonts w:ascii="Consolas" w:cs="Consolas" w:eastAsia="Consolas" w:hAnsi="Consolas"/>
-          <w:b w:val="false"/>
-          <w:bCs w:val="false"/>
-          <w:i w:val="false"/>
-          <w:iCs w:val="false"/>
-          <w:color w:val="000000"/>
-          <w:sz w:val="20"/>
-          <w:szCs w:val="20"/>
-        </w:rPr>
-        <w:t xml:space="preserve">eval:</w:t>
-      </w:r>
-      <w:r>
-        <w:rPr>
-          <w:rFonts w:ascii="Times New Roman" w:cs="Times New Roman" w:eastAsia="Times New Roman" w:hAnsi="Times New Roman"/>
-          <w:b w:val="false"/>
-          <w:bCs w:val="false"/>
-          <w:i w:val="false"/>
-          <w:iCs w:val="false"/>
-          <w:color w:val="000000"/>
-          <w:sz w:val="22"/>
-          <w:szCs w:val="22"/>
-        </w:rPr>
-        <w:t xml:space="preserve"> section). </w:t>
+        <w:t xml:space="preserve">Input:</w:t>
+      </w:r>
+      <w:r>
+        <w:rPr>
+          <w:rFonts w:ascii="Times New Roman" w:cs="Times New Roman" w:eastAsia="Times New Roman" w:hAnsi="Times New Roman"/>
+          <w:b w:val="false"/>
+          <w:bCs w:val="false"/>
+          <w:i w:val="false"/>
+          <w:iCs w:val="false"/>
+          <w:color w:val="000000"/>
+          <w:sz w:val="22"/>
+          <w:szCs w:val="22"/>
+        </w:rPr>
+        <w:t xml:space="preserve"> one user-uploaded JPG/PNG image and a confidence threshold (default 0.25, slider-adjustable in the browser, clamped server-side to [0.01, 0.99] before it ever reaches the model, so a malformed client value cannot silently disable confidence filtering). </w:t>
       </w:r>
       <w:r>
         <w:rPr>
@@ -13680,20 +12848,20 @@
           <w:sz w:val="22"/>
           <w:szCs w:val="22"/>
         </w:rPr>
-        <w:t xml:space="preserve">Why necessary:</w:t>
-      </w:r>
-      <w:r>
-        <w:rPr>
-          <w:rFonts w:ascii="Times New Roman" w:cs="Times New Roman" w:eastAsia="Times New Roman" w:hAnsi="Times New Roman"/>
-          <w:b w:val="false"/>
-          <w:bCs w:val="false"/>
-          <w:i w:val="false"/>
-          <w:iCs w:val="false"/>
-          <w:color w:val="000000"/>
-          <w:sz w:val="22"/>
-          <w:szCs w:val="22"/>
-        </w:rPr>
-        <w:t xml:space="preserve"> this is what makes the three-model comparison valid rather than an artifact of each framework's own, differently-implemented evaluator (Chapter 4, §4.9). </w:t>
+        <w:t xml:space="preserve">Processing:</w:t>
+      </w:r>
+      <w:r>
+        <w:rPr>
+          <w:rFonts w:ascii="Times New Roman" w:cs="Times New Roman" w:eastAsia="Times New Roman" w:hAnsi="Times New Roman"/>
+          <w:b w:val="false"/>
+          <w:bCs w:val="false"/>
+          <w:i w:val="false"/>
+          <w:iCs w:val="false"/>
+          <w:color w:val="000000"/>
+          <w:sz w:val="22"/>
+          <w:szCs w:val="22"/>
+        </w:rPr>
+        <w:t xml:space="preserve"> the trained checkpoint is loaded exactly once, at process start, and held resident in memory rather than reloaded per request. Each request decodes the uploaded bytes to an RGB image, runs the model's forward pass at the requested confidence threshold (the same inference path as Module 3, so the demo's boxes are produced by identical code to the reported metrics, not a separate reimplementation), renders bounding boxes, class labels, and confidence scores onto the image via the detector's own annotator, and separately extracts a structured per-detection list (class, confidence) plus a per-class count. </w:t>
       </w:r>
       <w:r>
         <w:rPr>
@@ -13706,6 +12874,32 @@
           <w:sz w:val="22"/>
           <w:szCs w:val="22"/>
         </w:rPr>
+        <w:t xml:space="preserve">Why necessary:</w:t>
+      </w:r>
+      <w:r>
+        <w:rPr>
+          <w:rFonts w:ascii="Times New Roman" w:cs="Times New Roman" w:eastAsia="Times New Roman" w:hAnsi="Times New Roman"/>
+          <w:b w:val="false"/>
+          <w:bCs w:val="false"/>
+          <w:i w:val="false"/>
+          <w:iCs w:val="false"/>
+          <w:color w:val="000000"/>
+          <w:sz w:val="22"/>
+          <w:szCs w:val="22"/>
+        </w:rPr>
+        <w:t xml:space="preserve"> provides a directly demonstrable, single-image inference path that a non-technical reviewer can exercise interactively, showing the trained detector's live behavior rather than only its aggregated offline metrics. </w:t>
+      </w:r>
+      <w:r>
+        <w:rPr>
+          <w:rFonts w:ascii="Times New Roman" w:cs="Times New Roman" w:eastAsia="Times New Roman" w:hAnsi="Times New Roman"/>
+          <w:b w:val="false"/>
+          <w:bCs w:val="false"/>
+          <w:i/>
+          <w:iCs/>
+          <w:color w:val="000000"/>
+          <w:sz w:val="22"/>
+          <w:szCs w:val="22"/>
+        </w:rPr>
         <w:t xml:space="preserve">Output:</w:t>
       </w:r>
       <w:r>
@@ -13719,66 +12913,34 @@
           <w:sz w:val="22"/>
           <w:szCs w:val="22"/>
         </w:rPr>
-        <w:t xml:space="preserve"> one logged row per (model, dataset) pair in </w:t>
-      </w:r>
-      <w:r>
-        <w:rPr>
-          <w:rFonts w:ascii="Consolas" w:cs="Consolas" w:eastAsia="Consolas" w:hAnsi="Consolas"/>
-          <w:b w:val="false"/>
-          <w:bCs w:val="false"/>
-          <w:i w:val="false"/>
-          <w:iCs w:val="false"/>
-          <w:color w:val="000000"/>
-          <w:sz w:val="20"/>
-          <w:szCs w:val="20"/>
-        </w:rPr>
-        <w:t xml:space="preserve">experiment_log.csv</w:t>
-      </w:r>
-      <w:r>
-        <w:rPr>
-          <w:rFonts w:ascii="Times New Roman" w:cs="Times New Roman" w:eastAsia="Times New Roman" w:hAnsi="Times New Roman"/>
-          <w:b w:val="false"/>
-          <w:bCs w:val="false"/>
-          <w:i w:val="false"/>
-          <w:iCs w:val="false"/>
-          <w:color w:val="000000"/>
-          <w:sz w:val="22"/>
-          <w:szCs w:val="22"/>
-        </w:rPr>
-        <w:t xml:space="preserve">; the rebuilt </w:t>
-      </w:r>
-      <w:r>
-        <w:rPr>
-          <w:rFonts w:ascii="Consolas" w:cs="Consolas" w:eastAsia="Consolas" w:hAnsi="Consolas"/>
-          <w:b w:val="false"/>
-          <w:bCs w:val="false"/>
-          <w:i w:val="false"/>
-          <w:iCs w:val="false"/>
-          <w:color w:val="000000"/>
-          <w:sz w:val="20"/>
-          <w:szCs w:val="20"/>
-        </w:rPr>
-        <w:t xml:space="preserve">cross_country_results.csv</w:t>
-      </w:r>
-      <w:r>
-        <w:rPr>
-          <w:rFonts w:ascii="Times New Roman" w:cs="Times New Roman" w:eastAsia="Times New Roman" w:hAnsi="Times New Roman"/>
-          <w:b w:val="false"/>
-          <w:bCs w:val="false"/>
-          <w:i w:val="false"/>
-          <w:iCs w:val="false"/>
-          <w:color w:val="000000"/>
-          <w:sz w:val="22"/>
-          <w:szCs w:val="22"/>
-        </w:rPr>
-        <w:t xml:space="preserve">; qualitative failure-example images for zero-shot countries.</w:t>
-      </w:r>
-    </w:p>
-    <w:p>
-      <w:pPr>
-        <w:spacing w:after="160" w:line="300"/>
-        <w:jc w:val="both"/>
-      </w:pPr>
+        <w:t xml:space="preserve"> the annotated image, re-encoded as a base64 JPEG string, and a structured detection list, both returned in one JSON response and rendered client-side as an image and a table. </w:t>
+      </w:r>
+      <w:r>
+        <w:rPr>
+          <w:rFonts w:ascii="Times New Roman" w:cs="Times New Roman" w:eastAsia="Times New Roman" w:hAnsi="Times New Roman"/>
+          <w:b w:val="false"/>
+          <w:bCs w:val="false"/>
+          <w:i/>
+          <w:iCs/>
+          <w:color w:val="000000"/>
+          <w:sz w:val="22"/>
+          <w:szCs w:val="22"/>
+        </w:rPr>
+        <w:t xml:space="preserve">Implementation status — stated honestly:</w:t>
+      </w:r>
+      <w:r>
+        <w:rPr>
+          <w:rFonts w:ascii="Times New Roman" w:cs="Times New Roman" w:eastAsia="Times New Roman" w:hAnsi="Times New Roman"/>
+          <w:b w:val="false"/>
+          <w:bCs w:val="false"/>
+          <w:i w:val="false"/>
+          <w:iCs w:val="false"/>
+          <w:color w:val="000000"/>
+          <w:sz w:val="22"/>
+          <w:szCs w:val="22"/>
+        </w:rPr>
+        <w:t xml:space="preserve"> the demo now loads the </w:t>
+      </w:r>
       <w:r>
         <w:rPr>
           <w:rFonts w:ascii="Times New Roman" w:cs="Times New Roman" w:eastAsia="Times New Roman" w:hAnsi="Times New Roman"/>
@@ -13790,240 +12952,6 @@
           <w:sz w:val="22"/>
           <w:szCs w:val="22"/>
         </w:rPr>
-        <w:t xml:space="preserve">Module 4 — Inference Demo</w:t>
-      </w:r>
-      <w:r>
-        <w:rPr>
-          <w:rFonts w:ascii="Times New Roman" w:cs="Times New Roman" w:eastAsia="Times New Roman" w:hAnsi="Times New Roman"/>
-          <w:b w:val="false"/>
-          <w:bCs w:val="false"/>
-          <w:i w:val="false"/>
-          <w:iCs w:val="false"/>
-          <w:color w:val="000000"/>
-          <w:sz w:val="22"/>
-          <w:szCs w:val="22"/>
-        </w:rPr>
-        <w:t xml:space="preserve"> (</w:t>
-      </w:r>
-      <w:r>
-        <w:rPr>
-          <w:rFonts w:ascii="Consolas" w:cs="Consolas" w:eastAsia="Consolas" w:hAnsi="Consolas"/>
-          <w:b w:val="false"/>
-          <w:bCs w:val="false"/>
-          <w:i w:val="false"/>
-          <w:iCs w:val="false"/>
-          <w:color w:val="000000"/>
-          <w:sz w:val="20"/>
-          <w:szCs w:val="20"/>
-        </w:rPr>
-        <w:t xml:space="preserve">demo/app.py</w:t>
-      </w:r>
-      <w:r>
-        <w:rPr>
-          <w:rFonts w:ascii="Times New Roman" w:cs="Times New Roman" w:eastAsia="Times New Roman" w:hAnsi="Times New Roman"/>
-          <w:b w:val="false"/>
-          <w:bCs w:val="false"/>
-          <w:i w:val="false"/>
-          <w:iCs w:val="false"/>
-          <w:color w:val="000000"/>
-          <w:sz w:val="22"/>
-          <w:szCs w:val="22"/>
-        </w:rPr>
-        <w:t xml:space="preserve">, </w:t>
-      </w:r>
-      <w:r>
-        <w:rPr>
-          <w:rFonts w:ascii="Consolas" w:cs="Consolas" w:eastAsia="Consolas" w:hAnsi="Consolas"/>
-          <w:b w:val="false"/>
-          <w:bCs w:val="false"/>
-          <w:i w:val="false"/>
-          <w:iCs w:val="false"/>
-          <w:color w:val="000000"/>
-          <w:sz w:val="20"/>
-          <w:szCs w:val="20"/>
-        </w:rPr>
-        <w:t xml:space="preserve">demo/static/</w:t>
-      </w:r>
-      <w:r>
-        <w:rPr>
-          <w:rFonts w:ascii="Times New Roman" w:cs="Times New Roman" w:eastAsia="Times New Roman" w:hAnsi="Times New Roman"/>
-          <w:b w:val="false"/>
-          <w:bCs w:val="false"/>
-          <w:i w:val="false"/>
-          <w:iCs w:val="false"/>
-          <w:color w:val="000000"/>
-          <w:sz w:val="22"/>
-          <w:szCs w:val="22"/>
-        </w:rPr>
-        <w:t xml:space="preserve">). </w:t>
-      </w:r>
-      <w:r>
-        <w:rPr>
-          <w:rFonts w:ascii="Times New Roman" w:cs="Times New Roman" w:eastAsia="Times New Roman" w:hAnsi="Times New Roman"/>
-          <w:b w:val="false"/>
-          <w:bCs w:val="false"/>
-          <w:i/>
-          <w:iCs/>
-          <w:color w:val="000000"/>
-          <w:sz w:val="22"/>
-          <w:szCs w:val="22"/>
-        </w:rPr>
-        <w:t xml:space="preserve">Input:</w:t>
-      </w:r>
-      <w:r>
-        <w:rPr>
-          <w:rFonts w:ascii="Times New Roman" w:cs="Times New Roman" w:eastAsia="Times New Roman" w:hAnsi="Times New Roman"/>
-          <w:b w:val="false"/>
-          <w:bCs w:val="false"/>
-          <w:i w:val="false"/>
-          <w:iCs w:val="false"/>
-          <w:color w:val="000000"/>
-          <w:sz w:val="22"/>
-          <w:szCs w:val="22"/>
-        </w:rPr>
-        <w:t xml:space="preserve"> one user-uploaded JPG/PNG image, a confidence threshold (default 0.25, slider-adjustable, clamped to [0.01, 0.99] server-side). </w:t>
-      </w:r>
-      <w:r>
-        <w:rPr>
-          <w:rFonts w:ascii="Times New Roman" w:cs="Times New Roman" w:eastAsia="Times New Roman" w:hAnsi="Times New Roman"/>
-          <w:b w:val="false"/>
-          <w:bCs w:val="false"/>
-          <w:i/>
-          <w:iCs/>
-          <w:color w:val="000000"/>
-          <w:sz w:val="22"/>
-          <w:szCs w:val="22"/>
-        </w:rPr>
-        <w:t xml:space="preserve">Processing:</w:t>
-      </w:r>
-      <w:r>
-        <w:rPr>
-          <w:rFonts w:ascii="Times New Roman" w:cs="Times New Roman" w:eastAsia="Times New Roman" w:hAnsi="Times New Roman"/>
-          <w:b w:val="false"/>
-          <w:bCs w:val="false"/>
-          <w:i w:val="false"/>
-          <w:iCs w:val="false"/>
-          <w:color w:val="000000"/>
-          <w:sz w:val="22"/>
-          <w:szCs w:val="22"/>
-        </w:rPr>
-        <w:t xml:space="preserve"> loads a trained checkpoint once at server start; on each request, runs </w:t>
-      </w:r>
-      <w:r>
-        <w:rPr>
-          <w:rFonts w:ascii="Consolas" w:cs="Consolas" w:eastAsia="Consolas" w:hAnsi="Consolas"/>
-          <w:b w:val="false"/>
-          <w:bCs w:val="false"/>
-          <w:i w:val="false"/>
-          <w:iCs w:val="false"/>
-          <w:color w:val="000000"/>
-          <w:sz w:val="20"/>
-          <w:szCs w:val="20"/>
-        </w:rPr>
-        <w:t xml:space="preserve">model.predict(image, conf=confidence)</w:t>
-      </w:r>
-      <w:r>
-        <w:rPr>
-          <w:rFonts w:ascii="Times New Roman" w:cs="Times New Roman" w:eastAsia="Times New Roman" w:hAnsi="Times New Roman"/>
-          <w:b w:val="false"/>
-          <w:bCs w:val="false"/>
-          <w:i w:val="false"/>
-          <w:iCs w:val="false"/>
-          <w:color w:val="000000"/>
-          <w:sz w:val="22"/>
-          <w:szCs w:val="22"/>
-        </w:rPr>
-        <w:t xml:space="preserve">, draws boxes/labels via ultralytics' own annotator, and extracts per-detection class, confidence, and a per-class count. </w:t>
-      </w:r>
-      <w:r>
-        <w:rPr>
-          <w:rFonts w:ascii="Times New Roman" w:cs="Times New Roman" w:eastAsia="Times New Roman" w:hAnsi="Times New Roman"/>
-          <w:b w:val="false"/>
-          <w:bCs w:val="false"/>
-          <w:i/>
-          <w:iCs/>
-          <w:color w:val="000000"/>
-          <w:sz w:val="22"/>
-          <w:szCs w:val="22"/>
-        </w:rPr>
-        <w:t xml:space="preserve">Why necessary:</w:t>
-      </w:r>
-      <w:r>
-        <w:rPr>
-          <w:rFonts w:ascii="Times New Roman" w:cs="Times New Roman" w:eastAsia="Times New Roman" w:hAnsi="Times New Roman"/>
-          <w:b w:val="false"/>
-          <w:bCs w:val="false"/>
-          <w:i w:val="false"/>
-          <w:iCs w:val="false"/>
-          <w:color w:val="000000"/>
-          <w:sz w:val="22"/>
-          <w:szCs w:val="22"/>
-        </w:rPr>
-        <w:t xml:space="preserve"> the guideline-required demonstrable artifact — a single- image inference path a non-technical user can exercise directly, showing the trained detector rather than only its offline metrics. </w:t>
-      </w:r>
-      <w:r>
-        <w:rPr>
-          <w:rFonts w:ascii="Times New Roman" w:cs="Times New Roman" w:eastAsia="Times New Roman" w:hAnsi="Times New Roman"/>
-          <w:b w:val="false"/>
-          <w:bCs w:val="false"/>
-          <w:i/>
-          <w:iCs/>
-          <w:color w:val="000000"/>
-          <w:sz w:val="22"/>
-          <w:szCs w:val="22"/>
-        </w:rPr>
-        <w:t xml:space="preserve">Output:</w:t>
-      </w:r>
-      <w:r>
-        <w:rPr>
-          <w:rFonts w:ascii="Times New Roman" w:cs="Times New Roman" w:eastAsia="Times New Roman" w:hAnsi="Times New Roman"/>
-          <w:b w:val="false"/>
-          <w:bCs w:val="false"/>
-          <w:i w:val="false"/>
-          <w:iCs w:val="false"/>
-          <w:color w:val="000000"/>
-          <w:sz w:val="22"/>
-          <w:szCs w:val="22"/>
-        </w:rPr>
-        <w:t xml:space="preserve"> the annotated image (base64 JPEG) plus a JSON detection list, rendered as an image and table in the browser. </w:t>
-      </w:r>
-      <w:r>
-        <w:rPr>
-          <w:rFonts w:ascii="Times New Roman" w:cs="Times New Roman" w:eastAsia="Times New Roman" w:hAnsi="Times New Roman"/>
-          <w:b w:val="false"/>
-          <w:bCs w:val="false"/>
-          <w:i/>
-          <w:iCs/>
-          <w:color w:val="000000"/>
-          <w:sz w:val="22"/>
-          <w:szCs w:val="22"/>
-        </w:rPr>
-        <w:t xml:space="preserve">Implementation status — stated honestly:</w:t>
-      </w:r>
-      <w:r>
-        <w:rPr>
-          <w:rFonts w:ascii="Times New Roman" w:cs="Times New Roman" w:eastAsia="Times New Roman" w:hAnsi="Times New Roman"/>
-          <w:b w:val="false"/>
-          <w:bCs w:val="false"/>
-          <w:i w:val="false"/>
-          <w:iCs w:val="false"/>
-          <w:color w:val="000000"/>
-          <w:sz w:val="22"/>
-          <w:szCs w:val="22"/>
-        </w:rPr>
-        <w:t xml:space="preserve"> the demo now loads the </w:t>
-      </w:r>
-      <w:r>
-        <w:rPr>
-          <w:rFonts w:ascii="Times New Roman" w:cs="Times New Roman" w:eastAsia="Times New Roman" w:hAnsi="Times New Roman"/>
-          <w:b/>
-          <w:bCs/>
-          <w:i w:val="false"/>
-          <w:iCs w:val="false"/>
-          <w:color w:val="000000"/>
-          <w:sz w:val="22"/>
-          <w:szCs w:val="22"/>
-        </w:rPr>
         <w:t xml:space="preserve">YOLO26n</w:t>
       </w:r>
       <w:r>
@@ -14037,85 +12965,7 @@
           <w:sz w:val="22"/>
           <w:szCs w:val="22"/>
         </w:rPr>
-        <w:t xml:space="preserve"> checkpoint (</w:t>
-      </w:r>
-      <w:r>
-        <w:rPr>
-          <w:rFonts w:ascii="Consolas" w:cs="Consolas" w:eastAsia="Consolas" w:hAnsi="Consolas"/>
-          <w:b w:val="false"/>
-          <w:bCs w:val="false"/>
-          <w:i w:val="false"/>
-          <w:iCs w:val="false"/>
-          <w:color w:val="000000"/>
-          <w:sz w:val="20"/>
-          <w:szCs w:val="20"/>
-        </w:rPr>
-        <w:t xml:space="preserve">experiments/runs/yolo26n_source/weights/best.pt</w:t>
-      </w:r>
-      <w:r>
-        <w:rPr>
-          <w:rFonts w:ascii="Times New Roman" w:cs="Times New Roman" w:eastAsia="Times New Roman" w:hAnsi="Times New Roman"/>
-          <w:b w:val="false"/>
-          <w:bCs w:val="false"/>
-          <w:i w:val="false"/>
-          <w:iCs w:val="false"/>
-          <w:color w:val="000000"/>
-          <w:sz w:val="22"/>
-          <w:szCs w:val="22"/>
-        </w:rPr>
-        <w:t xml:space="preserve">), switched from an earlier YOLOv8n build to match this report's proposed model. Re-verified by direct model load + inference on the same test image used for the original verification (</w:t>
-      </w:r>
-      <w:r>
-        <w:rPr>
-          <w:rFonts w:ascii="Consolas" w:cs="Consolas" w:eastAsia="Consolas" w:hAnsi="Consolas"/>
-          <w:b w:val="false"/>
-          <w:bCs w:val="false"/>
-          <w:i w:val="false"/>
-          <w:iCs w:val="false"/>
-          <w:color w:val="000000"/>
-          <w:sz w:val="20"/>
-          <w:szCs w:val="20"/>
-        </w:rPr>
-        <w:t xml:space="preserve">data/India/train/images/India_001744.jpg</w:t>
-      </w:r>
-      <w:r>
-        <w:rPr>
-          <w:rFonts w:ascii="Times New Roman" w:cs="Times New Roman" w:eastAsia="Times New Roman" w:hAnsi="Times New Roman"/>
-          <w:b w:val="false"/>
-          <w:bCs w:val="false"/>
-          <w:i w:val="false"/>
-          <w:iCs w:val="false"/>
-          <w:color w:val="000000"/>
-          <w:sz w:val="22"/>
-          <w:szCs w:val="22"/>
-        </w:rPr>
-        <w:t xml:space="preserve">): 2 of 4 known potholes detected (confidences 0.561, 0.543) — the full browser upload flow was not re-exercised after the swap, only the model-load-and-inference path (</w:t>
-      </w:r>
-      <w:r>
-        <w:rPr>
-          <w:rFonts w:ascii="Consolas" w:cs="Consolas" w:eastAsia="Consolas" w:hAnsi="Consolas"/>
-          <w:b w:val="false"/>
-          <w:bCs w:val="false"/>
-          <w:i w:val="false"/>
-          <w:iCs w:val="false"/>
-          <w:color w:val="000000"/>
-          <w:sz w:val="20"/>
-          <w:szCs w:val="20"/>
-        </w:rPr>
-        <w:t xml:space="preserve">demo/README.md</w:t>
-      </w:r>
-      <w:r>
-        <w:rPr>
-          <w:rFonts w:ascii="Times New Roman" w:cs="Times New Roman" w:eastAsia="Times New Roman" w:hAnsi="Times New Roman"/>
-          <w:b w:val="false"/>
-          <w:bCs w:val="false"/>
-          <w:i w:val="false"/>
-          <w:iCs w:val="false"/>
-          <w:color w:val="000000"/>
-          <w:sz w:val="22"/>
-          <w:szCs w:val="22"/>
-        </w:rPr>
-        <w:t xml:space="preserve">, "Verified"). The demo is still </w:t>
+        <w:t xml:space="preserve"> checkpoint, switched from an earlier YOLOv8n build to match this report's proposed model. Re-verified by direct model load and inference on the same known-4-pothole test image used for the original verification: 2 of 4 known potholes detected (confidences 0.561, 0.543) — the full browser upload flow was not re-exercised after the swap, only the model-load-and-inference path. The demo is still </w:t>
       </w:r>
       <w:r>
         <w:rPr>
@@ -16046,7 +14896,7 @@
           <w:sz w:val="26"/>
           <w:szCs w:val="26"/>
         </w:rPr>
-        <w:t xml:space="preserve">5.5 Interaction between modules</w:t>
+        <w:t xml:space="preserve">5.5 Loss functions and optimization</w:t>
       </w:r>
     </w:p>
     <w:p>
@@ -16065,7 +14915,389 @@
           <w:sz w:val="22"/>
           <w:szCs w:val="22"/>
         </w:rPr>
-        <w:t xml:space="preserve">Module 1's output (SOURCE splits) feeds Module 2 (training) and Module 3 (SOURCE test evaluation); Module 1's held-out TARGET sets feed only Module 3, never Module 2 — this separation is what makes Module 3's TARGET numbers genuinely zero-shot rather than in-sample. Module 2's checkpoint feeds both Module 3 (offline evaluation) and Module 4 (interactive demo) — the same trained weights, not separately retrained copies. Module 3's results feed Chapter 7 and (for the offline-metrics context CLAUDE.md's dashboard scope calls for) are intended to surface inside Module 4, though Module 4's current implementation shows only the live detection, not the offline metrics panel.</w:t>
+        <w:t xml:space="preserve">The two architectural families in this project optimize genuinely different multi-task objectives, and the difference is directly visible in their in-domain precision/recall behavior (Chapter 7).</w:t>
+      </w:r>
+    </w:p>
+    <w:p>
+      <w:pPr>
+        <w:spacing w:after="160" w:line="300"/>
+        <w:jc w:val="both"/>
+      </w:pPr>
+      <w:r>
+        <w:rPr>
+          <w:rFonts w:ascii="Times New Roman" w:cs="Times New Roman" w:eastAsia="Times New Roman" w:hAnsi="Times New Roman"/>
+          <w:b/>
+          <w:bCs/>
+          <w:i w:val="false"/>
+          <w:iCs w:val="false"/>
+          <w:color w:val="000000"/>
+          <w:sz w:val="22"/>
+          <w:szCs w:val="22"/>
+        </w:rPr>
+        <w:t xml:space="preserve">YOLOv8n and YOLO26n</w:t>
+      </w:r>
+      <w:r>
+        <w:rPr>
+          <w:rFonts w:ascii="Times New Roman" w:cs="Times New Roman" w:eastAsia="Times New Roman" w:hAnsi="Times New Roman"/>
+          <w:b w:val="false"/>
+          <w:bCs w:val="false"/>
+          <w:i w:val="false"/>
+          <w:iCs w:val="false"/>
+          <w:color w:val="000000"/>
+          <w:sz w:val="22"/>
+          <w:szCs w:val="22"/>
+        </w:rPr>
+        <w:t xml:space="preserve"> minimize a three-term per-anchor-point loss, summed over every spatial location the detection head predicts from:</w:t>
+      </w:r>
+    </w:p>
+    <w:p>
+      <w:pPr>
+        <w:spacing w:after="160" w:before="120"/>
+        <w:ind w:left="720" w:right="720"/>
+        <w:jc w:val="center"/>
+      </w:pPr>
+      <w:r>
+        <w:rPr>
+          <w:rFonts w:ascii="Times New Roman" w:cs="Times New Roman" w:eastAsia="Times New Roman" w:hAnsi="Times New Roman"/>
+          <w:b w:val="false"/>
+          <w:bCs w:val="false"/>
+          <w:i/>
+          <w:iCs/>
+          <w:color w:val="000000"/>
+          <w:sz w:val="22"/>
+          <w:szCs w:val="22"/>
+        </w:rPr>
+        <w:t xml:space="preserve">L_YOLO = λ_box · L_CIoU + λ_cls · L_BCE + λ_dfl · L_DFL  (Eq. 7)</w:t>
+      </w:r>
+    </w:p>
+    <w:p>
+      <w:pPr>
+        <w:spacing w:after="160" w:line="300"/>
+        <w:jc w:val="both"/>
+      </w:pPr>
+      <w:r>
+        <w:rPr>
+          <w:rFonts w:ascii="Consolas" w:cs="Consolas" w:eastAsia="Consolas" w:hAnsi="Consolas"/>
+          <w:b w:val="false"/>
+          <w:bCs w:val="false"/>
+          <w:i w:val="false"/>
+          <w:iCs w:val="false"/>
+          <w:color w:val="000000"/>
+          <w:sz w:val="20"/>
+          <w:szCs w:val="20"/>
+        </w:rPr>
+        <w:t xml:space="preserve">L_CIoU</w:t>
+      </w:r>
+      <w:r>
+        <w:rPr>
+          <w:rFonts w:ascii="Times New Roman" w:cs="Times New Roman" w:eastAsia="Times New Roman" w:hAnsi="Times New Roman"/>
+          <w:b w:val="false"/>
+          <w:bCs w:val="false"/>
+          <w:i w:val="false"/>
+          <w:iCs w:val="false"/>
+          <w:color w:val="000000"/>
+          <w:sz w:val="22"/>
+          <w:szCs w:val="22"/>
+        </w:rPr>
+        <w:t xml:space="preserve"> is a Complete-IoU box-regression loss — a differentiable generalization of Eq. 1 that additionally penalizes the normalized distance between predicted- and ground-truth-box centers and their aspect-ratio mismatch, so gradient signal remains informative even when two boxes do not yet overlap (plain IoU is flat, and non-differentiable, at zero overlap). </w:t>
+      </w:r>
+      <w:r>
+        <w:rPr>
+          <w:rFonts w:ascii="Consolas" w:cs="Consolas" w:eastAsia="Consolas" w:hAnsi="Consolas"/>
+          <w:b w:val="false"/>
+          <w:bCs w:val="false"/>
+          <w:i w:val="false"/>
+          <w:iCs w:val="false"/>
+          <w:color w:val="000000"/>
+          <w:sz w:val="20"/>
+          <w:szCs w:val="20"/>
+        </w:rPr>
+        <w:t xml:space="preserve">L_BCE</w:t>
+      </w:r>
+      <w:r>
+        <w:rPr>
+          <w:rFonts w:ascii="Times New Roman" w:cs="Times New Roman" w:eastAsia="Times New Roman" w:hAnsi="Times New Roman"/>
+          <w:b w:val="false"/>
+          <w:bCs w:val="false"/>
+          <w:i w:val="false"/>
+          <w:iCs w:val="false"/>
+          <w:color w:val="000000"/>
+          <w:sz w:val="22"/>
+          <w:szCs w:val="22"/>
+        </w:rPr>
+        <w:t xml:space="preserve"> is a binary cross-entropy classification loss applied independently per class (multi-label, not softmax, since a box predicts exactly one of the four classes but the head is not constrained to sum probabilities to one). </w:t>
+      </w:r>
+      <w:r>
+        <w:rPr>
+          <w:rFonts w:ascii="Consolas" w:cs="Consolas" w:eastAsia="Consolas" w:hAnsi="Consolas"/>
+          <w:b w:val="false"/>
+          <w:bCs w:val="false"/>
+          <w:i w:val="false"/>
+          <w:iCs w:val="false"/>
+          <w:color w:val="000000"/>
+          <w:sz w:val="20"/>
+          <w:szCs w:val="20"/>
+        </w:rPr>
+        <w:t xml:space="preserve">L_DFL</w:t>
+      </w:r>
+      <w:r>
+        <w:rPr>
+          <w:rFonts w:ascii="Times New Roman" w:cs="Times New Roman" w:eastAsia="Times New Roman" w:hAnsi="Times New Roman"/>
+          <w:b w:val="false"/>
+          <w:bCs w:val="false"/>
+          <w:i w:val="false"/>
+          <w:iCs w:val="false"/>
+          <w:color w:val="000000"/>
+          <w:sz w:val="22"/>
+          <w:szCs w:val="22"/>
+        </w:rPr>
+        <w:t xml:space="preserve"> (Distribution Focal Loss) treats each of the four box-edge offsets not as a single regressed scalar but as a discrete probability distribution over a small set of bins, trained with cross-entropy against the bin nearest the true offset — this is what lets the head express calibrated localization uncertainty rather than a single point estimate. Predictions are assigned to ground-truth targets during training by ultralytics' task-aligned assigner, which jointly scores classification confidence and box IoU per candidate rather than using a fixed IoU threshold, before the three loss terms are computed against those assignments. Both YOLO models in this project share this loss formulation and differ only in the backbone/neck computing the features it is applied to (§5.4, §3.3).</w:t>
+      </w:r>
+    </w:p>
+    <w:p>
+      <w:pPr>
+        <w:spacing w:after="160" w:line="300"/>
+        <w:jc w:val="both"/>
+      </w:pPr>
+      <w:r>
+        <w:rPr>
+          <w:rFonts w:ascii="Times New Roman" w:cs="Times New Roman" w:eastAsia="Times New Roman" w:hAnsi="Times New Roman"/>
+          <w:b/>
+          <w:bCs/>
+          <w:i w:val="false"/>
+          <w:iCs w:val="false"/>
+          <w:color w:val="000000"/>
+          <w:sz w:val="22"/>
+          <w:szCs w:val="22"/>
+        </w:rPr>
+        <w:t xml:space="preserve">Faster R-CNN</w:t>
+      </w:r>
+      <w:r>
+        <w:rPr>
+          <w:rFonts w:ascii="Times New Roman" w:cs="Times New Roman" w:eastAsia="Times New Roman" w:hAnsi="Times New Roman"/>
+          <w:b w:val="false"/>
+          <w:bCs w:val="false"/>
+          <w:i w:val="false"/>
+          <w:iCs w:val="false"/>
+          <w:color w:val="000000"/>
+          <w:sz w:val="22"/>
+          <w:szCs w:val="22"/>
+        </w:rPr>
+        <w:t xml:space="preserve"> minimizes a four-term loss summed across its two stages:</w:t>
+      </w:r>
+    </w:p>
+    <w:p>
+      <w:pPr>
+        <w:spacing w:after="160" w:before="120"/>
+        <w:ind w:left="720" w:right="720"/>
+        <w:jc w:val="center"/>
+      </w:pPr>
+      <w:r>
+        <w:rPr>
+          <w:rFonts w:ascii="Times New Roman" w:cs="Times New Roman" w:eastAsia="Times New Roman" w:hAnsi="Times New Roman"/>
+          <w:b w:val="false"/>
+          <w:bCs w:val="false"/>
+          <w:i/>
+          <w:iCs/>
+          <w:color w:val="000000"/>
+          <w:sz w:val="22"/>
+          <w:szCs w:val="22"/>
+        </w:rPr>
+        <w:t xml:space="preserve">L_FRCNN = L_rpn-obj + L_rpn-box + L_cls + L_box  (Eq. 8)</w:t>
+      </w:r>
+    </w:p>
+    <w:p>
+      <w:pPr>
+        <w:spacing w:after="160" w:line="300"/>
+        <w:jc w:val="both"/>
+      </w:pPr>
+      <w:r>
+        <w:rPr>
+          <w:rFonts w:ascii="Times New Roman" w:cs="Times New Roman" w:eastAsia="Times New Roman" w:hAnsi="Times New Roman"/>
+          <w:b w:val="false"/>
+          <w:bCs w:val="false"/>
+          <w:i w:val="false"/>
+          <w:iCs w:val="false"/>
+          <w:color w:val="000000"/>
+          <w:sz w:val="22"/>
+          <w:szCs w:val="22"/>
+        </w:rPr>
+        <w:t xml:space="preserve">The Region Proposal Network contributes a binary objectness loss (anchor-is-object vs. anchor-is-background, cross-entropy) and a box-regression loss (smooth L1, applied only to anchors matched to a ground-truth box) over a dense grid of anchor boxes at multiple scales and aspect ratios. Each RPN-proposed region of interest is then pooled to a fixed feature size and passed to a second head, which contributes its own classification loss (multi-class cross-entropy over the four damage classes plus a background class) and its own box-refinement loss (smooth L1 again, this time refining the RPN's proposal rather than a raw anchor). This two-stage decomposition — first decide </w:t>
+      </w:r>
+      <w:r>
+        <w:rPr>
+          <w:rFonts w:ascii="Times New Roman" w:cs="Times New Roman" w:eastAsia="Times New Roman" w:hAnsi="Times New Roman"/>
+          <w:b w:val="false"/>
+          <w:bCs w:val="false"/>
+          <w:i/>
+          <w:iCs/>
+          <w:color w:val="000000"/>
+          <w:sz w:val="22"/>
+          <w:szCs w:val="22"/>
+        </w:rPr>
+        <w:t xml:space="preserve">where</w:t>
+      </w:r>
+      <w:r>
+        <w:rPr>
+          <w:rFonts w:ascii="Times New Roman" w:cs="Times New Roman" w:eastAsia="Times New Roman" w:hAnsi="Times New Roman"/>
+          <w:b w:val="false"/>
+          <w:bCs w:val="false"/>
+          <w:i w:val="false"/>
+          <w:iCs w:val="false"/>
+          <w:color w:val="000000"/>
+          <w:sz w:val="22"/>
+          <w:szCs w:val="22"/>
+        </w:rPr>
+        <w:t xml:space="preserve"> something might be, only then decide </w:t>
+      </w:r>
+      <w:r>
+        <w:rPr>
+          <w:rFonts w:ascii="Times New Roman" w:cs="Times New Roman" w:eastAsia="Times New Roman" w:hAnsi="Times New Roman"/>
+          <w:b w:val="false"/>
+          <w:bCs w:val="false"/>
+          <w:i/>
+          <w:iCs/>
+          <w:color w:val="000000"/>
+          <w:sz w:val="22"/>
+          <w:szCs w:val="22"/>
+        </w:rPr>
+        <w:t xml:space="preserve">what</w:t>
+      </w:r>
+      <w:r>
+        <w:rPr>
+          <w:rFonts w:ascii="Times New Roman" w:cs="Times New Roman" w:eastAsia="Times New Roman" w:hAnsi="Times New Roman"/>
+          <w:b w:val="false"/>
+          <w:bCs w:val="false"/>
+          <w:i w:val="false"/>
+          <w:iCs w:val="false"/>
+          <w:color w:val="000000"/>
+          <w:sz w:val="22"/>
+          <w:szCs w:val="22"/>
+        </w:rPr>
+        <w:t xml:space="preserve"> it is and refine </w:t>
+      </w:r>
+      <w:r>
+        <w:rPr>
+          <w:rFonts w:ascii="Times New Roman" w:cs="Times New Roman" w:eastAsia="Times New Roman" w:hAnsi="Times New Roman"/>
+          <w:b w:val="false"/>
+          <w:bCs w:val="false"/>
+          <w:i/>
+          <w:iCs/>
+          <w:color w:val="000000"/>
+          <w:sz w:val="22"/>
+          <w:szCs w:val="22"/>
+        </w:rPr>
+        <w:t xml:space="preserve">where exactly</w:t>
+      </w:r>
+      <w:r>
+        <w:rPr>
+          <w:rFonts w:ascii="Times New Roman" w:cs="Times New Roman" w:eastAsia="Times New Roman" w:hAnsi="Times New Roman"/>
+          <w:b w:val="false"/>
+          <w:bCs w:val="false"/>
+          <w:i w:val="false"/>
+          <w:iCs w:val="false"/>
+          <w:color w:val="000000"/>
+          <w:sz w:val="22"/>
+          <w:szCs w:val="22"/>
+        </w:rPr>
+        <w:t xml:space="preserve"> — is the structural reason Faster R-CNN's precision/recall balance in this project differs so markedly from the YOLO models' (Chapter 7, §7.1): the RPN is tuned to be permissive (high recall) since a missed region can never be recovered downstream, pushing precision down at the final head.</w:t>
+      </w:r>
+    </w:p>
+    <w:p>
+      <w:pPr>
+        <w:spacing w:after="160" w:line="300"/>
+        <w:jc w:val="both"/>
+      </w:pPr>
+      <w:r>
+        <w:rPr>
+          <w:rFonts w:ascii="Times New Roman" w:cs="Times New Roman" w:eastAsia="Times New Roman" w:hAnsi="Times New Roman"/>
+          <w:b/>
+          <w:bCs/>
+          <w:i w:val="false"/>
+          <w:iCs w:val="false"/>
+          <w:color w:val="000000"/>
+          <w:sz w:val="22"/>
+          <w:szCs w:val="22"/>
+        </w:rPr>
+        <w:t xml:space="preserve">Optimizer.</w:t>
+      </w:r>
+      <w:r>
+        <w:rPr>
+          <w:rFonts w:ascii="Times New Roman" w:cs="Times New Roman" w:eastAsia="Times New Roman" w:hAnsi="Times New Roman"/>
+          <w:b w:val="false"/>
+          <w:bCs w:val="false"/>
+          <w:i w:val="false"/>
+          <w:iCs w:val="false"/>
+          <w:color w:val="000000"/>
+          <w:sz w:val="22"/>
+          <w:szCs w:val="22"/>
+        </w:rPr>
+        <w:t xml:space="preserve"> All three models are optimized with AdamW, which extends Adam's per-parameter adaptive learning rate with decoupled weight decay (applied directly to the parameter update rather than folded into the gradient, which is what distinguishes AdamW from plain Adam with an L2 penalty):</w:t>
+      </w:r>
+    </w:p>
+    <w:p>
+      <w:pPr>
+        <w:spacing w:after="160" w:before="120"/>
+        <w:ind w:left="720" w:right="720"/>
+        <w:jc w:val="center"/>
+      </w:pPr>
+      <w:r>
+        <w:rPr>
+          <w:rFonts w:ascii="Times New Roman" w:cs="Times New Roman" w:eastAsia="Times New Roman" w:hAnsi="Times New Roman"/>
+          <w:b w:val="false"/>
+          <w:bCs w:val="false"/>
+          <w:i/>
+          <w:iCs/>
+          <w:color w:val="000000"/>
+          <w:sz w:val="22"/>
+          <w:szCs w:val="22"/>
+        </w:rPr>
+        <w:t xml:space="preserve">θ_{t+1} = θ_t − η · (m̂_t / (√v̂_t + ε) + λ·θ_t)  (Eq. 9)</w:t>
+      </w:r>
+    </w:p>
+    <w:p>
+      <w:pPr>
+        <w:spacing w:after="160" w:line="300"/>
+        <w:jc w:val="both"/>
+      </w:pPr>
+      <w:r>
+        <w:rPr>
+          <w:rFonts w:ascii="Times New Roman" w:cs="Times New Roman" w:eastAsia="Times New Roman" w:hAnsi="Times New Roman"/>
+          <w:b w:val="false"/>
+          <w:bCs w:val="false"/>
+          <w:i w:val="false"/>
+          <w:iCs w:val="false"/>
+          <w:color w:val="000000"/>
+          <w:sz w:val="22"/>
+          <w:szCs w:val="22"/>
+        </w:rPr>
+        <w:t xml:space="preserve">where m̂_t and v̂_t are bias-corrected exponential moving averages of the gradient and squared gradient respectively, η is the learning rate, and λ is the weight-decay coefficient (Table 4.2). For the YOLO models, ultralytics' </w:t>
+      </w:r>
+      <w:r>
+        <w:rPr>
+          <w:rFonts w:ascii="Consolas" w:cs="Consolas" w:eastAsia="Consolas" w:hAnsi="Consolas"/>
+          <w:b w:val="false"/>
+          <w:bCs w:val="false"/>
+          <w:i w:val="false"/>
+          <w:iCs w:val="false"/>
+          <w:color w:val="000000"/>
+          <w:sz w:val="20"/>
+          <w:szCs w:val="20"/>
+        </w:rPr>
+        <w:t xml:space="preserve">optimizer=auto</w:t>
+      </w:r>
+      <w:r>
+        <w:rPr>
+          <w:rFonts w:ascii="Times New Roman" w:cs="Times New Roman" w:eastAsia="Times New Roman" w:hAnsi="Times New Roman"/>
+          <w:b w:val="false"/>
+          <w:bCs w:val="false"/>
+          <w:i w:val="false"/>
+          <w:iCs w:val="false"/>
+          <w:color w:val="000000"/>
+          <w:sz w:val="22"/>
+          <w:szCs w:val="22"/>
+        </w:rPr>
+        <w:t xml:space="preserve"> setting selects AdamW automatically based on the model/dataset scale; Faster R-CNN in this project instead uses plain SGD with momentum and an explicit step-decay schedule (Table 4.2), matching the optimizer convention this base paper's own architecture was originally reported with.</w:t>
       </w:r>
     </w:p>
     <w:p>
@@ -16082,7 +15314,7 @@
           <w:sz w:val="26"/>
           <w:szCs w:val="26"/>
         </w:rPr>
-        <w:t xml:space="preserve">5.6 Algorithm / pseudocode</w:t>
+        <w:t xml:space="preserve">5.6 Interaction between modules</w:t>
       </w:r>
     </w:p>
     <w:p>
@@ -16093,8 +15325,44 @@
       <w:r>
         <w:rPr>
           <w:rFonts w:ascii="Times New Roman" w:cs="Times New Roman" w:eastAsia="Times New Roman" w:hAnsi="Times New Roman"/>
+          <w:b w:val="false"/>
+          <w:bCs w:val="false"/>
+          <w:i w:val="false"/>
+          <w:iCs w:val="false"/>
+          <w:color w:val="000000"/>
+          <w:sz w:val="22"/>
+          <w:szCs w:val="22"/>
+        </w:rPr>
+        <w:t xml:space="preserve">Module 1's output (SOURCE splits) feeds Module 2 (training) and Module 3 (SOURCE test evaluation); Module 1's held-out TARGET sets feed only Module 3, never Module 2 — this separation is what makes Module 3's TARGET numbers genuinely zero-shot rather than in-sample. Module 2's checkpoint feeds both Module 3 (offline evaluation) and Module 4 (interactive demo) — the same trained weights, not separately retrained copies. Module 3's results feed Chapter 7 and, per this project's original dashboard scope, are intended to surface inside Module 4 as static offline-metric context, though Module 4's current implementation shows only the live detection, not that offline-metrics panel.</w:t>
+      </w:r>
+    </w:p>
+    <w:p>
+      <w:pPr>
+        <w:pStyle w:val="Heading2"/>
+        <w:spacing w:after="160" w:before="260"/>
+      </w:pPr>
+      <w:r>
+        <w:rPr>
+          <w:rFonts w:ascii="Times New Roman" w:cs="Times New Roman" w:eastAsia="Times New Roman" w:hAnsi="Times New Roman"/>
           <w:b/>
           <w:bCs/>
+          <w:color w:val="000000"/>
+          <w:sz w:val="26"/>
+          <w:szCs w:val="26"/>
+        </w:rPr>
+        <w:t xml:space="preserve">5.7 Algorithm / pseudocode</w:t>
+      </w:r>
+    </w:p>
+    <w:p>
+      <w:pPr>
+        <w:spacing w:after="160" w:line="300"/>
+        <w:jc w:val="both"/>
+      </w:pPr>
+      <w:r>
+        <w:rPr>
+          <w:rFonts w:ascii="Times New Roman" w:cs="Times New Roman" w:eastAsia="Times New Roman" w:hAnsi="Times New Roman"/>
+          <w:b/>
+          <w:bCs/>
           <w:i w:val="false"/>
           <w:iCs w:val="false"/>
           <w:color w:val="000000"/>
@@ -16481,85 +15749,7 @@
           <w:sz w:val="22"/>
           <w:szCs w:val="22"/>
         </w:rPr>
-        <w:t xml:space="preserve">Both blocks correspond exactly to </w:t>
-      </w:r>
-      <w:r>
-        <w:rPr>
-          <w:rFonts w:ascii="Consolas" w:cs="Consolas" w:eastAsia="Consolas" w:hAnsi="Consolas"/>
-          <w:b w:val="false"/>
-          <w:bCs w:val="false"/>
-          <w:i w:val="false"/>
-          <w:iCs w:val="false"/>
-          <w:color w:val="000000"/>
-          <w:sz w:val="20"/>
-          <w:szCs w:val="20"/>
-        </w:rPr>
-        <w:t xml:space="preserve">train_yolo.py</w:t>
-      </w:r>
-      <w:r>
-        <w:rPr>
-          <w:rFonts w:ascii="Times New Roman" w:cs="Times New Roman" w:eastAsia="Times New Roman" w:hAnsi="Times New Roman"/>
-          <w:b w:val="false"/>
-          <w:bCs w:val="false"/>
-          <w:i w:val="false"/>
-          <w:iCs w:val="false"/>
-          <w:color w:val="000000"/>
-          <w:sz w:val="22"/>
-          <w:szCs w:val="22"/>
-        </w:rPr>
-        <w:t xml:space="preserve">'s main loop and </w:t>
-      </w:r>
-      <w:r>
-        <w:rPr>
-          <w:rFonts w:ascii="Consolas" w:cs="Consolas" w:eastAsia="Consolas" w:hAnsi="Consolas"/>
-          <w:b w:val="false"/>
-          <w:bCs w:val="false"/>
-          <w:i w:val="false"/>
-          <w:iCs w:val="false"/>
-          <w:color w:val="000000"/>
-          <w:sz w:val="20"/>
-          <w:szCs w:val="20"/>
-        </w:rPr>
-        <w:t xml:space="preserve">demo/app.py</w:t>
-      </w:r>
-      <w:r>
-        <w:rPr>
-          <w:rFonts w:ascii="Times New Roman" w:cs="Times New Roman" w:eastAsia="Times New Roman" w:hAnsi="Times New Roman"/>
-          <w:b w:val="false"/>
-          <w:bCs w:val="false"/>
-          <w:i w:val="false"/>
-          <w:iCs w:val="false"/>
-          <w:color w:val="000000"/>
-          <w:sz w:val="22"/>
-          <w:szCs w:val="22"/>
-        </w:rPr>
-        <w:t xml:space="preserve">'s </w:t>
-      </w:r>
-      <w:r>
-        <w:rPr>
-          <w:rFonts w:ascii="Consolas" w:cs="Consolas" w:eastAsia="Consolas" w:hAnsi="Consolas"/>
-          <w:b w:val="false"/>
-          <w:bCs w:val="false"/>
-          <w:i w:val="false"/>
-          <w:iCs w:val="false"/>
-          <w:color w:val="000000"/>
-          <w:sz w:val="20"/>
-          <w:szCs w:val="20"/>
-        </w:rPr>
-        <w:t xml:space="preserve">/api/predict</w:t>
-      </w:r>
-      <w:r>
-        <w:rPr>
-          <w:rFonts w:ascii="Times New Roman" w:cs="Times New Roman" w:eastAsia="Times New Roman" w:hAnsi="Times New Roman"/>
-          <w:b w:val="false"/>
-          <w:bCs w:val="false"/>
-          <w:i w:val="false"/>
-          <w:iCs w:val="false"/>
-          <w:color w:val="000000"/>
-          <w:sz w:val="22"/>
-          <w:szCs w:val="22"/>
-        </w:rPr>
-        <w:t xml:space="preserve"> handler respectively — no step listed here is absent from the actual code, and no implemented step is omitted.</w:t>
+        <w:t xml:space="preserve">Both blocks correspond exactly to the training harness's main loop and the inference demo's request handler respectively — no step listed here is absent from the actual implementation, and no implemented step is omitted.</w:t>
       </w:r>
     </w:p>
     <w:p>
@@ -16576,7 +15766,7 @@
           <w:sz w:val="26"/>
           <w:szCs w:val="26"/>
         </w:rPr>
-        <w:t xml:space="preserve">5.7 Implementation details</w:t>
+        <w:t xml:space="preserve">5.8 Implementation details</w:t>
       </w:r>
     </w:p>
     <w:p>
@@ -17356,33 +16546,7 @@
           <w:sz w:val="22"/>
           <w:szCs w:val="22"/>
         </w:rPr>
-        <w:t xml:space="preserve">Every (model, dataset) pair follows the same protocol: load the trained checkpoint, run inference over the full evaluation image set (with one exception, below), score with the shared metrics module, log the result. No test-time augmentation. No manual result selection — every logged run is retained in </w:t>
-      </w:r>
-      <w:r>
-        <w:rPr>
-          <w:rFonts w:ascii="Consolas" w:cs="Consolas" w:eastAsia="Consolas" w:hAnsi="Consolas"/>
-          <w:b w:val="false"/>
-          <w:bCs w:val="false"/>
-          <w:i w:val="false"/>
-          <w:iCs w:val="false"/>
-          <w:color w:val="000000"/>
-          <w:sz w:val="20"/>
-          <w:szCs w:val="20"/>
-        </w:rPr>
-        <w:t xml:space="preserve">experiment_log.csv</w:t>
-      </w:r>
-      <w:r>
-        <w:rPr>
-          <w:rFonts w:ascii="Times New Roman" w:cs="Times New Roman" w:eastAsia="Times New Roman" w:hAnsi="Times New Roman"/>
-          <w:b w:val="false"/>
-          <w:bCs w:val="false"/>
-          <w:i w:val="false"/>
-          <w:iCs w:val="false"/>
-          <w:color w:val="000000"/>
-          <w:sz w:val="22"/>
-          <w:szCs w:val="22"/>
-        </w:rPr>
-        <w:t xml:space="preserve">, including early/superseded runs.</w:t>
+        <w:t xml:space="preserve">Every (model, dataset) pair follows the same protocol: load the trained checkpoint, run inference over the full evaluation image set (with one exception, below), score with the shared metrics module, log the result. No test-time augmentation. No manual result selection — every evaluation run performed is retained in the experiment log, including early or superseded runs.</w:t>
       </w:r>
     </w:p>
     <w:p>
@@ -17414,33 +16578,7 @@
           <w:sz w:val="22"/>
           <w:szCs w:val="22"/>
         </w:rPr>
-        <w:t xml:space="preserve"> Faster R-CNN's Norway, US, and China-MotorBike zero-shot evaluations were run on a 1,500-image seeded random subsample (seed 42) rather than the full target set, a deliberate, time-boxed reduction made under a compute deadline (</w:t>
-      </w:r>
-      <w:r>
-        <w:rPr>
-          <w:rFonts w:ascii="Consolas" w:cs="Consolas" w:eastAsia="Consolas" w:hAnsi="Consolas"/>
-          <w:b w:val="false"/>
-          <w:bCs w:val="false"/>
-          <w:i w:val="false"/>
-          <w:iCs w:val="false"/>
-          <w:color w:val="000000"/>
-          <w:sz w:val="20"/>
-          <w:szCs w:val="20"/>
-        </w:rPr>
-        <w:t xml:space="preserve">src/eval/cross_country_eval.py</w:t>
-      </w:r>
-      <w:r>
-        <w:rPr>
-          <w:rFonts w:ascii="Times New Roman" w:cs="Times New Roman" w:eastAsia="Times New Roman" w:hAnsi="Times New Roman"/>
-          <w:b w:val="false"/>
-          <w:bCs w:val="false"/>
-          <w:i w:val="false"/>
-          <w:iCs w:val="false"/>
-          <w:color w:val="000000"/>
-          <w:sz w:val="22"/>
-          <w:szCs w:val="22"/>
-        </w:rPr>
-        <w:t xml:space="preserve"> module docstring). YOLOv8n and YOLO26n were evaluated on the </w:t>
+        <w:t xml:space="preserve"> Faster R-CNN's Norway, US, and China-MotorBike zero-shot evaluations were run on a 1,500-image seeded random subsample (seed 42) rather than the full target set, a deliberate, time-boxed reduction made under a compute deadline. YOLOv8n and YOLO26n were evaluated on the </w:t>
       </w:r>
       <w:r>
         <w:rPr>
@@ -17574,7 +16712,33 @@
           <w:sz w:val="22"/>
           <w:szCs w:val="22"/>
         </w:rPr>
-        <w:t xml:space="preserve"> not applicable — YOLO26n was used unmodified; there is no internal component to switch on/off. (Coordinate Attention — a genuine with/without architectural ablation on YOLOv8n — was scoped as a separate, independent experiment in this project and is still in progress; see Chapter 8, Future Work. No result from it is reported here.)</w:t>
+        <w:t xml:space="preserve"> not applicable — YOLO26n was used unmodified; there is no internal component to switch on/off. A genuine with/without component ablation </w:t>
+      </w:r>
+      <w:r>
+        <w:rPr>
+          <w:rFonts w:ascii="Times New Roman" w:cs="Times New Roman" w:eastAsia="Times New Roman" w:hAnsi="Times New Roman"/>
+          <w:b/>
+          <w:bCs/>
+          <w:i w:val="false"/>
+          <w:iCs w:val="false"/>
+          <w:color w:val="000000"/>
+          <w:sz w:val="22"/>
+          <w:szCs w:val="22"/>
+        </w:rPr>
+        <w:t xml:space="preserve">was</w:t>
+      </w:r>
+      <w:r>
+        <w:rPr>
+          <w:rFonts w:ascii="Times New Roman" w:cs="Times New Roman" w:eastAsia="Times New Roman" w:hAnsi="Times New Roman"/>
+          <w:b w:val="false"/>
+          <w:bCs w:val="false"/>
+          <w:i w:val="false"/>
+          <w:iCs w:val="false"/>
+          <w:color w:val="000000"/>
+          <w:sz w:val="22"/>
+          <w:szCs w:val="22"/>
+        </w:rPr>
+        <w:t xml:space="preserve"> run in this project, but on YOLOv8n rather than YOLO26n: Coordinate Attention, inserted once at the end of the YOLOv8n backbone, trained with identical seed/split/hyperparameters to the plain YOLOv8n baseline (§4.6). Results in Chapter 7, §7.3.</w:t>
       </w:r>
     </w:p>
     <w:p>
@@ -17610,59 +16774,7 @@
           <w:sz w:val="22"/>
           <w:szCs w:val="22"/>
         </w:rPr>
-        <w:t xml:space="preserve"> (backbone size, augmentation on/off, input resolution): scaffolded and pipeline-verified only on a small subset (</w:t>
-      </w:r>
-      <w:r>
-        <w:rPr>
-          <w:rFonts w:ascii="Consolas" w:cs="Consolas" w:eastAsia="Consolas" w:hAnsi="Consolas"/>
-          <w:b w:val="false"/>
-          <w:bCs w:val="false"/>
-          <w:i w:val="false"/>
-          <w:iCs w:val="false"/>
-          <w:color w:val="000000"/>
-          <w:sz w:val="20"/>
-          <w:szCs w:val="20"/>
-        </w:rPr>
-        <w:t xml:space="preserve">experiments/results/</w:t>
-      </w:r>
-      <w:r>
-        <w:rPr>
-          <w:rFonts w:ascii="Times New Roman" w:cs="Times New Roman" w:eastAsia="Times New Roman" w:hAnsi="Times New Roman"/>
-          <w:b w:val="false"/>
-          <w:bCs w:val="false"/>
-          <w:i w:val="false"/>
-          <w:iCs w:val="false"/>
-          <w:color w:val="000000"/>
-          <w:sz w:val="22"/>
-          <w:szCs w:val="22"/>
-        </w:rPr>
-        <w:t xml:space="preserve"> contains no full-scale </w:t>
-      </w:r>
-      <w:r>
-        <w:rPr>
-          <w:rFonts w:ascii="Consolas" w:cs="Consolas" w:eastAsia="Consolas" w:hAnsi="Consolas"/>
-          <w:b w:val="false"/>
-          <w:bCs w:val="false"/>
-          <w:i w:val="false"/>
-          <w:iCs w:val="false"/>
-          <w:color w:val="000000"/>
-          <w:sz w:val="20"/>
-          <w:szCs w:val="20"/>
-        </w:rPr>
-        <w:t xml:space="preserve">ablation_results.csv</w:t>
-      </w:r>
-      <w:r>
-        <w:rPr>
-          <w:rFonts w:ascii="Times New Roman" w:cs="Times New Roman" w:eastAsia="Times New Roman" w:hAnsi="Times New Roman"/>
-          <w:b w:val="false"/>
-          <w:bCs w:val="false"/>
-          <w:i w:val="false"/>
-          <w:iCs w:val="false"/>
-          <w:color w:val="000000"/>
-          <w:sz w:val="22"/>
-          <w:szCs w:val="22"/>
-        </w:rPr>
-        <w:t xml:space="preserve">) — these are </w:t>
+        <w:t xml:space="preserve"> (backbone size, augmentation on/off, input resolution): scaffolded and pipeline-verified only on a small subset — no full-scale ablation results have been logged — these are </w:t>
       </w:r>
       <w:r>
         <w:rPr>
@@ -21498,7 +20610,7 @@
           <w:sz w:val="26"/>
           <w:szCs w:val="26"/>
         </w:rPr>
-        <w:t xml:space="preserve">7.3 Ablation results</w:t>
+        <w:t xml:space="preserve">7.3 Ablation results — Coordinate Attention on YOLOv8n</w:t>
       </w:r>
     </w:p>
     <w:p>
@@ -21517,7 +20629,1113 @@
           <w:sz w:val="22"/>
           <w:szCs w:val="22"/>
         </w:rPr>
-        <w:t xml:space="preserve">No ablation applies to YOLO26n as evaluated — it was used unmodified (Chapter 6, §6.7). This is stated here again for completeness rather than silently omitted: Chapter 7 reports no ablation table for the proposed model because none exists to report.</w:t>
+        <w:t xml:space="preserve">No ablation applies to YOLO26n as evaluated — it was used unmodified (Chapter 6, §6.7). The genuine architectural ablation in this project is Coordinate Attention on YOLOv8n: a single CA block inserted at the end of the backbone, before the neck, trained with identical seed, split, and hyperparameters to the plain YOLOv8n baseline (batch 16, 100 epochs, 640px) — the CA block is the only variable changed, adding 6,680 parameters (+0.22%) to the model.</w:t>
+      </w:r>
+    </w:p>
+    <w:p>
+      <w:pPr>
+        <w:spacing w:after="160" w:line="300"/>
+        <w:jc w:val="both"/>
+      </w:pPr>
+      <w:r>
+        <w:rPr>
+          <w:rFonts w:ascii="Times New Roman" w:cs="Times New Roman" w:eastAsia="Times New Roman" w:hAnsi="Times New Roman"/>
+          <w:b/>
+          <w:bCs/>
+          <w:i w:val="false"/>
+          <w:iCs w:val="false"/>
+          <w:color w:val="000000"/>
+          <w:sz w:val="22"/>
+          <w:szCs w:val="22"/>
+        </w:rPr>
+        <w:t xml:space="preserve">Table 7.3b — Coordinate Attention with/without ablation (SOURCE test)</w:t>
+      </w:r>
+    </w:p>
+    <w:tbl>
+      <w:tblPr>
+        <w:tblW w:type="dxa" w:w="9350"/>
+        <w:tblBorders>
+          <w:top w:val="single" w:color="auto" w:sz="4"/>
+          <w:left w:val="single" w:color="auto" w:sz="4"/>
+          <w:bottom w:val="single" w:color="auto" w:sz="4"/>
+          <w:right w:val="single" w:color="auto" w:sz="4"/>
+          <w:insideH w:val="single" w:color="auto" w:sz="4"/>
+          <w:insideV w:val="single" w:color="auto" w:sz="4"/>
+        </w:tblBorders>
+      </w:tblPr>
+      <w:tblGrid>
+        <w:gridCol w:w="1870"/>
+        <w:gridCol w:w="1870"/>
+        <w:gridCol w:w="1870"/>
+        <w:gridCol w:w="1870"/>
+        <w:gridCol w:w="1870"/>
+      </w:tblGrid>
+      <w:tr>
+        <w:trPr>
+          <w:tblHeader/>
+        </w:trPr>
+        <w:tc>
+          <w:tcPr>
+            <w:tcW w:type="dxa" w:w="1870"/>
+            <w:shd w:fill="E8E8E8" w:val="clear"/>
+            <w:tcMar>
+              <w:top w:type="dxa" w:w="60"/>
+              <w:left w:type="dxa" w:w="90"/>
+              <w:bottom w:type="dxa" w:w="60"/>
+              <w:right w:type="dxa" w:w="90"/>
+            </w:tcMar>
+            <w:vAlign w:val="center"/>
+          </w:tcPr>
+          <w:p>
+            <w:pPr>
+              <w:spacing w:after="0"/>
+            </w:pPr>
+            <w:r>
+              <w:rPr>
+                <w:rFonts w:ascii="Times New Roman" w:cs="Times New Roman" w:eastAsia="Times New Roman" w:hAnsi="Times New Roman"/>
+                <w:b/>
+                <w:bCs/>
+                <w:i w:val="false"/>
+                <w:iCs w:val="false"/>
+                <w:color w:val="000000"/>
+                <w:sz w:val="19"/>
+                <w:szCs w:val="19"/>
+              </w:rPr>
+              <w:t xml:space="preserve">Metric</w:t>
+            </w:r>
+          </w:p>
+        </w:tc>
+        <w:tc>
+          <w:tcPr>
+            <w:tcW w:type="dxa" w:w="1870"/>
+            <w:shd w:fill="E8E8E8" w:val="clear"/>
+            <w:tcMar>
+              <w:top w:type="dxa" w:w="60"/>
+              <w:left w:type="dxa" w:w="90"/>
+              <w:bottom w:type="dxa" w:w="60"/>
+              <w:right w:type="dxa" w:w="90"/>
+            </w:tcMar>
+            <w:vAlign w:val="center"/>
+          </w:tcPr>
+          <w:p>
+            <w:pPr>
+              <w:spacing w:after="0"/>
+            </w:pPr>
+            <w:r>
+              <w:rPr>
+                <w:rFonts w:ascii="Times New Roman" w:cs="Times New Roman" w:eastAsia="Times New Roman" w:hAnsi="Times New Roman"/>
+                <w:b/>
+                <w:bCs/>
+                <w:i w:val="false"/>
+                <w:iCs w:val="false"/>
+                <w:color w:val="000000"/>
+                <w:sz w:val="19"/>
+                <w:szCs w:val="19"/>
+              </w:rPr>
+              <w:t xml:space="preserve">YOLOv8n (plain)</w:t>
+            </w:r>
+          </w:p>
+        </w:tc>
+        <w:tc>
+          <w:tcPr>
+            <w:tcW w:type="dxa" w:w="1870"/>
+            <w:shd w:fill="E8E8E8" w:val="clear"/>
+            <w:tcMar>
+              <w:top w:type="dxa" w:w="60"/>
+              <w:left w:type="dxa" w:w="90"/>
+              <w:bottom w:type="dxa" w:w="60"/>
+              <w:right w:type="dxa" w:w="90"/>
+            </w:tcMar>
+            <w:vAlign w:val="center"/>
+          </w:tcPr>
+          <w:p>
+            <w:pPr>
+              <w:spacing w:after="0"/>
+            </w:pPr>
+            <w:r>
+              <w:rPr>
+                <w:rFonts w:ascii="Times New Roman" w:cs="Times New Roman" w:eastAsia="Times New Roman" w:hAnsi="Times New Roman"/>
+                <w:b/>
+                <w:bCs/>
+                <w:i w:val="false"/>
+                <w:iCs w:val="false"/>
+                <w:color w:val="000000"/>
+                <w:sz w:val="19"/>
+                <w:szCs w:val="19"/>
+              </w:rPr>
+              <w:t xml:space="preserve">YOLOv8n + CA</w:t>
+            </w:r>
+          </w:p>
+        </w:tc>
+        <w:tc>
+          <w:tcPr>
+            <w:tcW w:type="dxa" w:w="1870"/>
+            <w:shd w:fill="E8E8E8" w:val="clear"/>
+            <w:tcMar>
+              <w:top w:type="dxa" w:w="60"/>
+              <w:left w:type="dxa" w:w="90"/>
+              <w:bottom w:type="dxa" w:w="60"/>
+              <w:right w:type="dxa" w:w="90"/>
+            </w:tcMar>
+            <w:vAlign w:val="center"/>
+          </w:tcPr>
+          <w:p>
+            <w:pPr>
+              <w:spacing w:after="0"/>
+            </w:pPr>
+            <w:r>
+              <w:rPr>
+                <w:rFonts w:ascii="Times New Roman" w:cs="Times New Roman" w:eastAsia="Times New Roman" w:hAnsi="Times New Roman"/>
+                <w:b/>
+                <w:bCs/>
+                <w:i w:val="false"/>
+                <w:iCs w:val="false"/>
+                <w:color w:val="000000"/>
+                <w:sz w:val="19"/>
+                <w:szCs w:val="19"/>
+              </w:rPr>
+              <w:t xml:space="preserve">Δ (CA − plain)</w:t>
+            </w:r>
+          </w:p>
+        </w:tc>
+        <w:tc>
+          <w:tcPr>
+            <w:tcW w:type="dxa" w:w="1870"/>
+            <w:shd w:fill="E8E8E8" w:val="clear"/>
+            <w:tcMar>
+              <w:top w:type="dxa" w:w="60"/>
+              <w:left w:type="dxa" w:w="90"/>
+              <w:bottom w:type="dxa" w:w="60"/>
+              <w:right w:type="dxa" w:w="90"/>
+            </w:tcMar>
+            <w:vAlign w:val="center"/>
+          </w:tcPr>
+          <w:p>
+            <w:pPr>
+              <w:spacing w:after="0"/>
+            </w:pPr>
+            <w:r>
+              <w:rPr>
+                <w:rFonts w:ascii="Times New Roman" w:cs="Times New Roman" w:eastAsia="Times New Roman" w:hAnsi="Times New Roman"/>
+                <w:b/>
+                <w:bCs/>
+                <w:i w:val="false"/>
+                <w:iCs w:val="false"/>
+                <w:color w:val="000000"/>
+                <w:sz w:val="19"/>
+                <w:szCs w:val="19"/>
+              </w:rPr>
+              <w:t xml:space="preserve">Relative</w:t>
+            </w:r>
+          </w:p>
+        </w:tc>
+      </w:tr>
+      <w:tr>
+        <w:tc>
+          <w:tcPr>
+            <w:tcW w:type="dxa" w:w="1870"/>
+            <w:tcMar>
+              <w:top w:type="dxa" w:w="60"/>
+              <w:left w:type="dxa" w:w="90"/>
+              <w:bottom w:type="dxa" w:w="60"/>
+              <w:right w:type="dxa" w:w="90"/>
+            </w:tcMar>
+            <w:vAlign w:val="center"/>
+          </w:tcPr>
+          <w:p>
+            <w:pPr>
+              <w:spacing w:after="0"/>
+            </w:pPr>
+            <w:r>
+              <w:rPr>
+                <w:rFonts w:ascii="Times New Roman" w:cs="Times New Roman" w:eastAsia="Times New Roman" w:hAnsi="Times New Roman"/>
+                <w:b w:val="false"/>
+                <w:bCs w:val="false"/>
+                <w:i w:val="false"/>
+                <w:iCs w:val="false"/>
+                <w:color w:val="000000"/>
+                <w:sz w:val="19"/>
+                <w:szCs w:val="19"/>
+              </w:rPr>
+              <w:t xml:space="preserve">mAP@0.5</w:t>
+            </w:r>
+          </w:p>
+        </w:tc>
+        <w:tc>
+          <w:tcPr>
+            <w:tcW w:type="dxa" w:w="1870"/>
+            <w:tcMar>
+              <w:top w:type="dxa" w:w="60"/>
+              <w:left w:type="dxa" w:w="90"/>
+              <w:bottom w:type="dxa" w:w="60"/>
+              <w:right w:type="dxa" w:w="90"/>
+            </w:tcMar>
+            <w:vAlign w:val="center"/>
+          </w:tcPr>
+          <w:p>
+            <w:pPr>
+              <w:spacing w:after="0"/>
+            </w:pPr>
+            <w:r>
+              <w:rPr>
+                <w:rFonts w:ascii="Times New Roman" w:cs="Times New Roman" w:eastAsia="Times New Roman" w:hAnsi="Times New Roman"/>
+                <w:b w:val="false"/>
+                <w:bCs w:val="false"/>
+                <w:i w:val="false"/>
+                <w:iCs w:val="false"/>
+                <w:color w:val="000000"/>
+                <w:sz w:val="19"/>
+                <w:szCs w:val="19"/>
+              </w:rPr>
+              <w:t xml:space="preserve">0.4940</w:t>
+            </w:r>
+          </w:p>
+        </w:tc>
+        <w:tc>
+          <w:tcPr>
+            <w:tcW w:type="dxa" w:w="1870"/>
+            <w:tcMar>
+              <w:top w:type="dxa" w:w="60"/>
+              <w:left w:type="dxa" w:w="90"/>
+              <w:bottom w:type="dxa" w:w="60"/>
+              <w:right w:type="dxa" w:w="90"/>
+            </w:tcMar>
+            <w:vAlign w:val="center"/>
+          </w:tcPr>
+          <w:p>
+            <w:pPr>
+              <w:spacing w:after="0"/>
+            </w:pPr>
+            <w:r>
+              <w:rPr>
+                <w:rFonts w:ascii="Times New Roman" w:cs="Times New Roman" w:eastAsia="Times New Roman" w:hAnsi="Times New Roman"/>
+                <w:b w:val="false"/>
+                <w:bCs w:val="false"/>
+                <w:i w:val="false"/>
+                <w:iCs w:val="false"/>
+                <w:color w:val="000000"/>
+                <w:sz w:val="19"/>
+                <w:szCs w:val="19"/>
+              </w:rPr>
+              <w:t xml:space="preserve">0.4801</w:t>
+            </w:r>
+          </w:p>
+        </w:tc>
+        <w:tc>
+          <w:tcPr>
+            <w:tcW w:type="dxa" w:w="1870"/>
+            <w:tcMar>
+              <w:top w:type="dxa" w:w="60"/>
+              <w:left w:type="dxa" w:w="90"/>
+              <w:bottom w:type="dxa" w:w="60"/>
+              <w:right w:type="dxa" w:w="90"/>
+            </w:tcMar>
+            <w:vAlign w:val="center"/>
+          </w:tcPr>
+          <w:p>
+            <w:pPr>
+              <w:spacing w:after="0"/>
+            </w:pPr>
+            <w:r>
+              <w:rPr>
+                <w:rFonts w:ascii="Times New Roman" w:cs="Times New Roman" w:eastAsia="Times New Roman" w:hAnsi="Times New Roman"/>
+                <w:b w:val="false"/>
+                <w:bCs w:val="false"/>
+                <w:i w:val="false"/>
+                <w:iCs w:val="false"/>
+                <w:color w:val="000000"/>
+                <w:sz w:val="19"/>
+                <w:szCs w:val="19"/>
+              </w:rPr>
+              <w:t xml:space="preserve">−0.0139</w:t>
+            </w:r>
+          </w:p>
+        </w:tc>
+        <w:tc>
+          <w:tcPr>
+            <w:tcW w:type="dxa" w:w="1870"/>
+            <w:tcMar>
+              <w:top w:type="dxa" w:w="60"/>
+              <w:left w:type="dxa" w:w="90"/>
+              <w:bottom w:type="dxa" w:w="60"/>
+              <w:right w:type="dxa" w:w="90"/>
+            </w:tcMar>
+            <w:vAlign w:val="center"/>
+          </w:tcPr>
+          <w:p>
+            <w:pPr>
+              <w:spacing w:after="0"/>
+            </w:pPr>
+            <w:r>
+              <w:rPr>
+                <w:rFonts w:ascii="Times New Roman" w:cs="Times New Roman" w:eastAsia="Times New Roman" w:hAnsi="Times New Roman"/>
+                <w:b w:val="false"/>
+                <w:bCs w:val="false"/>
+                <w:i w:val="false"/>
+                <w:iCs w:val="false"/>
+                <w:color w:val="000000"/>
+                <w:sz w:val="19"/>
+                <w:szCs w:val="19"/>
+              </w:rPr>
+              <w:t xml:space="preserve">−2.8%</w:t>
+            </w:r>
+          </w:p>
+        </w:tc>
+      </w:tr>
+      <w:tr>
+        <w:tc>
+          <w:tcPr>
+            <w:tcW w:type="dxa" w:w="1870"/>
+            <w:tcMar>
+              <w:top w:type="dxa" w:w="60"/>
+              <w:left w:type="dxa" w:w="90"/>
+              <w:bottom w:type="dxa" w:w="60"/>
+              <w:right w:type="dxa" w:w="90"/>
+            </w:tcMar>
+            <w:vAlign w:val="center"/>
+          </w:tcPr>
+          <w:p>
+            <w:pPr>
+              <w:spacing w:after="0"/>
+            </w:pPr>
+            <w:r>
+              <w:rPr>
+                <w:rFonts w:ascii="Times New Roman" w:cs="Times New Roman" w:eastAsia="Times New Roman" w:hAnsi="Times New Roman"/>
+                <w:b w:val="false"/>
+                <w:bCs w:val="false"/>
+                <w:i w:val="false"/>
+                <w:iCs w:val="false"/>
+                <w:color w:val="000000"/>
+                <w:sz w:val="19"/>
+                <w:szCs w:val="19"/>
+              </w:rPr>
+              <w:t xml:space="preserve">mAP@0.5:0.95</w:t>
+            </w:r>
+          </w:p>
+        </w:tc>
+        <w:tc>
+          <w:tcPr>
+            <w:tcW w:type="dxa" w:w="1870"/>
+            <w:tcMar>
+              <w:top w:type="dxa" w:w="60"/>
+              <w:left w:type="dxa" w:w="90"/>
+              <w:bottom w:type="dxa" w:w="60"/>
+              <w:right w:type="dxa" w:w="90"/>
+            </w:tcMar>
+            <w:vAlign w:val="center"/>
+          </w:tcPr>
+          <w:p>
+            <w:pPr>
+              <w:spacing w:after="0"/>
+            </w:pPr>
+            <w:r>
+              <w:rPr>
+                <w:rFonts w:ascii="Times New Roman" w:cs="Times New Roman" w:eastAsia="Times New Roman" w:hAnsi="Times New Roman"/>
+                <w:b w:val="false"/>
+                <w:bCs w:val="false"/>
+                <w:i w:val="false"/>
+                <w:iCs w:val="false"/>
+                <w:color w:val="000000"/>
+                <w:sz w:val="19"/>
+                <w:szCs w:val="19"/>
+              </w:rPr>
+              <w:t xml:space="preserve">0.2173</w:t>
+            </w:r>
+          </w:p>
+        </w:tc>
+        <w:tc>
+          <w:tcPr>
+            <w:tcW w:type="dxa" w:w="1870"/>
+            <w:tcMar>
+              <w:top w:type="dxa" w:w="60"/>
+              <w:left w:type="dxa" w:w="90"/>
+              <w:bottom w:type="dxa" w:w="60"/>
+              <w:right w:type="dxa" w:w="90"/>
+            </w:tcMar>
+            <w:vAlign w:val="center"/>
+          </w:tcPr>
+          <w:p>
+            <w:pPr>
+              <w:spacing w:after="0"/>
+            </w:pPr>
+            <w:r>
+              <w:rPr>
+                <w:rFonts w:ascii="Times New Roman" w:cs="Times New Roman" w:eastAsia="Times New Roman" w:hAnsi="Times New Roman"/>
+                <w:b w:val="false"/>
+                <w:bCs w:val="false"/>
+                <w:i w:val="false"/>
+                <w:iCs w:val="false"/>
+                <w:color w:val="000000"/>
+                <w:sz w:val="19"/>
+                <w:szCs w:val="19"/>
+              </w:rPr>
+              <w:t xml:space="preserve">0.2092</w:t>
+            </w:r>
+          </w:p>
+        </w:tc>
+        <w:tc>
+          <w:tcPr>
+            <w:tcW w:type="dxa" w:w="1870"/>
+            <w:tcMar>
+              <w:top w:type="dxa" w:w="60"/>
+              <w:left w:type="dxa" w:w="90"/>
+              <w:bottom w:type="dxa" w:w="60"/>
+              <w:right w:type="dxa" w:w="90"/>
+            </w:tcMar>
+            <w:vAlign w:val="center"/>
+          </w:tcPr>
+          <w:p>
+            <w:pPr>
+              <w:spacing w:after="0"/>
+            </w:pPr>
+            <w:r>
+              <w:rPr>
+                <w:rFonts w:ascii="Times New Roman" w:cs="Times New Roman" w:eastAsia="Times New Roman" w:hAnsi="Times New Roman"/>
+                <w:b w:val="false"/>
+                <w:bCs w:val="false"/>
+                <w:i w:val="false"/>
+                <w:iCs w:val="false"/>
+                <w:color w:val="000000"/>
+                <w:sz w:val="19"/>
+                <w:szCs w:val="19"/>
+              </w:rPr>
+              <w:t xml:space="preserve">−0.0081</w:t>
+            </w:r>
+          </w:p>
+        </w:tc>
+        <w:tc>
+          <w:tcPr>
+            <w:tcW w:type="dxa" w:w="1870"/>
+            <w:tcMar>
+              <w:top w:type="dxa" w:w="60"/>
+              <w:left w:type="dxa" w:w="90"/>
+              <w:bottom w:type="dxa" w:w="60"/>
+              <w:right w:type="dxa" w:w="90"/>
+            </w:tcMar>
+            <w:vAlign w:val="center"/>
+          </w:tcPr>
+          <w:p>
+            <w:pPr>
+              <w:spacing w:after="0"/>
+            </w:pPr>
+            <w:r>
+              <w:rPr>
+                <w:rFonts w:ascii="Times New Roman" w:cs="Times New Roman" w:eastAsia="Times New Roman" w:hAnsi="Times New Roman"/>
+                <w:b w:val="false"/>
+                <w:bCs w:val="false"/>
+                <w:i w:val="false"/>
+                <w:iCs w:val="false"/>
+                <w:color w:val="000000"/>
+                <w:sz w:val="19"/>
+                <w:szCs w:val="19"/>
+              </w:rPr>
+              <w:t xml:space="preserve">−3.7%</w:t>
+            </w:r>
+          </w:p>
+        </w:tc>
+      </w:tr>
+      <w:tr>
+        <w:tc>
+          <w:tcPr>
+            <w:tcW w:type="dxa" w:w="1870"/>
+            <w:tcMar>
+              <w:top w:type="dxa" w:w="60"/>
+              <w:left w:type="dxa" w:w="90"/>
+              <w:bottom w:type="dxa" w:w="60"/>
+              <w:right w:type="dxa" w:w="90"/>
+            </w:tcMar>
+            <w:vAlign w:val="center"/>
+          </w:tcPr>
+          <w:p>
+            <w:pPr>
+              <w:spacing w:after="0"/>
+            </w:pPr>
+            <w:r>
+              <w:rPr>
+                <w:rFonts w:ascii="Times New Roman" w:cs="Times New Roman" w:eastAsia="Times New Roman" w:hAnsi="Times New Roman"/>
+                <w:b w:val="false"/>
+                <w:bCs w:val="false"/>
+                <w:i w:val="false"/>
+                <w:iCs w:val="false"/>
+                <w:color w:val="000000"/>
+                <w:sz w:val="19"/>
+                <w:szCs w:val="19"/>
+              </w:rPr>
+              <w:t xml:space="preserve">Precision</w:t>
+            </w:r>
+          </w:p>
+        </w:tc>
+        <w:tc>
+          <w:tcPr>
+            <w:tcW w:type="dxa" w:w="1870"/>
+            <w:tcMar>
+              <w:top w:type="dxa" w:w="60"/>
+              <w:left w:type="dxa" w:w="90"/>
+              <w:bottom w:type="dxa" w:w="60"/>
+              <w:right w:type="dxa" w:w="90"/>
+            </w:tcMar>
+            <w:vAlign w:val="center"/>
+          </w:tcPr>
+          <w:p>
+            <w:pPr>
+              <w:spacing w:after="0"/>
+            </w:pPr>
+            <w:r>
+              <w:rPr>
+                <w:rFonts w:ascii="Times New Roman" w:cs="Times New Roman" w:eastAsia="Times New Roman" w:hAnsi="Times New Roman"/>
+                <w:b w:val="false"/>
+                <w:bCs w:val="false"/>
+                <w:i w:val="false"/>
+                <w:iCs w:val="false"/>
+                <w:color w:val="000000"/>
+                <w:sz w:val="19"/>
+                <w:szCs w:val="19"/>
+              </w:rPr>
+              <w:t xml:space="preserve">0.5957</w:t>
+            </w:r>
+          </w:p>
+        </w:tc>
+        <w:tc>
+          <w:tcPr>
+            <w:tcW w:type="dxa" w:w="1870"/>
+            <w:tcMar>
+              <w:top w:type="dxa" w:w="60"/>
+              <w:left w:type="dxa" w:w="90"/>
+              <w:bottom w:type="dxa" w:w="60"/>
+              <w:right w:type="dxa" w:w="90"/>
+            </w:tcMar>
+            <w:vAlign w:val="center"/>
+          </w:tcPr>
+          <w:p>
+            <w:pPr>
+              <w:spacing w:after="0"/>
+            </w:pPr>
+            <w:r>
+              <w:rPr>
+                <w:rFonts w:ascii="Times New Roman" w:cs="Times New Roman" w:eastAsia="Times New Roman" w:hAnsi="Times New Roman"/>
+                <w:b w:val="false"/>
+                <w:bCs w:val="false"/>
+                <w:i w:val="false"/>
+                <w:iCs w:val="false"/>
+                <w:color w:val="000000"/>
+                <w:sz w:val="19"/>
+                <w:szCs w:val="19"/>
+              </w:rPr>
+              <w:t xml:space="preserve">0.6165</w:t>
+            </w:r>
+          </w:p>
+        </w:tc>
+        <w:tc>
+          <w:tcPr>
+            <w:tcW w:type="dxa" w:w="1870"/>
+            <w:tcMar>
+              <w:top w:type="dxa" w:w="60"/>
+              <w:left w:type="dxa" w:w="90"/>
+              <w:bottom w:type="dxa" w:w="60"/>
+              <w:right w:type="dxa" w:w="90"/>
+            </w:tcMar>
+            <w:vAlign w:val="center"/>
+          </w:tcPr>
+          <w:p>
+            <w:pPr>
+              <w:spacing w:after="0"/>
+            </w:pPr>
+            <w:r>
+              <w:rPr>
+                <w:rFonts w:ascii="Times New Roman" w:cs="Times New Roman" w:eastAsia="Times New Roman" w:hAnsi="Times New Roman"/>
+                <w:b w:val="false"/>
+                <w:bCs w:val="false"/>
+                <w:i w:val="false"/>
+                <w:iCs w:val="false"/>
+                <w:color w:val="000000"/>
+                <w:sz w:val="19"/>
+                <w:szCs w:val="19"/>
+              </w:rPr>
+              <w:t xml:space="preserve">+0.0208</w:t>
+            </w:r>
+          </w:p>
+        </w:tc>
+        <w:tc>
+          <w:tcPr>
+            <w:tcW w:type="dxa" w:w="1870"/>
+            <w:tcMar>
+              <w:top w:type="dxa" w:w="60"/>
+              <w:left w:type="dxa" w:w="90"/>
+              <w:bottom w:type="dxa" w:w="60"/>
+              <w:right w:type="dxa" w:w="90"/>
+            </w:tcMar>
+            <w:vAlign w:val="center"/>
+          </w:tcPr>
+          <w:p>
+            <w:pPr>
+              <w:spacing w:after="0"/>
+            </w:pPr>
+            <w:r>
+              <w:rPr>
+                <w:rFonts w:ascii="Times New Roman" w:cs="Times New Roman" w:eastAsia="Times New Roman" w:hAnsi="Times New Roman"/>
+                <w:b w:val="false"/>
+                <w:bCs w:val="false"/>
+                <w:i w:val="false"/>
+                <w:iCs w:val="false"/>
+                <w:color w:val="000000"/>
+                <w:sz w:val="19"/>
+                <w:szCs w:val="19"/>
+              </w:rPr>
+              <w:t xml:space="preserve">+3.5%</w:t>
+            </w:r>
+          </w:p>
+        </w:tc>
+      </w:tr>
+      <w:tr>
+        <w:tc>
+          <w:tcPr>
+            <w:tcW w:type="dxa" w:w="1870"/>
+            <w:tcMar>
+              <w:top w:type="dxa" w:w="60"/>
+              <w:left w:type="dxa" w:w="90"/>
+              <w:bottom w:type="dxa" w:w="60"/>
+              <w:right w:type="dxa" w:w="90"/>
+            </w:tcMar>
+            <w:vAlign w:val="center"/>
+          </w:tcPr>
+          <w:p>
+            <w:pPr>
+              <w:spacing w:after="0"/>
+            </w:pPr>
+            <w:r>
+              <w:rPr>
+                <w:rFonts w:ascii="Times New Roman" w:cs="Times New Roman" w:eastAsia="Times New Roman" w:hAnsi="Times New Roman"/>
+                <w:b w:val="false"/>
+                <w:bCs w:val="false"/>
+                <w:i w:val="false"/>
+                <w:iCs w:val="false"/>
+                <w:color w:val="000000"/>
+                <w:sz w:val="19"/>
+                <w:szCs w:val="19"/>
+              </w:rPr>
+              <w:t xml:space="preserve">Recall</w:t>
+            </w:r>
+          </w:p>
+        </w:tc>
+        <w:tc>
+          <w:tcPr>
+            <w:tcW w:type="dxa" w:w="1870"/>
+            <w:tcMar>
+              <w:top w:type="dxa" w:w="60"/>
+              <w:left w:type="dxa" w:w="90"/>
+              <w:bottom w:type="dxa" w:w="60"/>
+              <w:right w:type="dxa" w:w="90"/>
+            </w:tcMar>
+            <w:vAlign w:val="center"/>
+          </w:tcPr>
+          <w:p>
+            <w:pPr>
+              <w:spacing w:after="0"/>
+            </w:pPr>
+            <w:r>
+              <w:rPr>
+                <w:rFonts w:ascii="Times New Roman" w:cs="Times New Roman" w:eastAsia="Times New Roman" w:hAnsi="Times New Roman"/>
+                <w:b w:val="false"/>
+                <w:bCs w:val="false"/>
+                <w:i w:val="false"/>
+                <w:iCs w:val="false"/>
+                <w:color w:val="000000"/>
+                <w:sz w:val="19"/>
+                <w:szCs w:val="19"/>
+              </w:rPr>
+              <w:t xml:space="preserve">0.4710</w:t>
+            </w:r>
+          </w:p>
+        </w:tc>
+        <w:tc>
+          <w:tcPr>
+            <w:tcW w:type="dxa" w:w="1870"/>
+            <w:tcMar>
+              <w:top w:type="dxa" w:w="60"/>
+              <w:left w:type="dxa" w:w="90"/>
+              <w:bottom w:type="dxa" w:w="60"/>
+              <w:right w:type="dxa" w:w="90"/>
+            </w:tcMar>
+            <w:vAlign w:val="center"/>
+          </w:tcPr>
+          <w:p>
+            <w:pPr>
+              <w:spacing w:after="0"/>
+            </w:pPr>
+            <w:r>
+              <w:rPr>
+                <w:rFonts w:ascii="Times New Roman" w:cs="Times New Roman" w:eastAsia="Times New Roman" w:hAnsi="Times New Roman"/>
+                <w:b w:val="false"/>
+                <w:bCs w:val="false"/>
+                <w:i w:val="false"/>
+                <w:iCs w:val="false"/>
+                <w:color w:val="000000"/>
+                <w:sz w:val="19"/>
+                <w:szCs w:val="19"/>
+              </w:rPr>
+              <w:t xml:space="preserve">0.4626</w:t>
+            </w:r>
+          </w:p>
+        </w:tc>
+        <w:tc>
+          <w:tcPr>
+            <w:tcW w:type="dxa" w:w="1870"/>
+            <w:tcMar>
+              <w:top w:type="dxa" w:w="60"/>
+              <w:left w:type="dxa" w:w="90"/>
+              <w:bottom w:type="dxa" w:w="60"/>
+              <w:right w:type="dxa" w:w="90"/>
+            </w:tcMar>
+            <w:vAlign w:val="center"/>
+          </w:tcPr>
+          <w:p>
+            <w:pPr>
+              <w:spacing w:after="0"/>
+            </w:pPr>
+            <w:r>
+              <w:rPr>
+                <w:rFonts w:ascii="Times New Roman" w:cs="Times New Roman" w:eastAsia="Times New Roman" w:hAnsi="Times New Roman"/>
+                <w:b w:val="false"/>
+                <w:bCs w:val="false"/>
+                <w:i w:val="false"/>
+                <w:iCs w:val="false"/>
+                <w:color w:val="000000"/>
+                <w:sz w:val="19"/>
+                <w:szCs w:val="19"/>
+              </w:rPr>
+              <w:t xml:space="preserve">−0.0084</w:t>
+            </w:r>
+          </w:p>
+        </w:tc>
+        <w:tc>
+          <w:tcPr>
+            <w:tcW w:type="dxa" w:w="1870"/>
+            <w:tcMar>
+              <w:top w:type="dxa" w:w="60"/>
+              <w:left w:type="dxa" w:w="90"/>
+              <w:bottom w:type="dxa" w:w="60"/>
+              <w:right w:type="dxa" w:w="90"/>
+            </w:tcMar>
+            <w:vAlign w:val="center"/>
+          </w:tcPr>
+          <w:p>
+            <w:pPr>
+              <w:spacing w:after="0"/>
+            </w:pPr>
+            <w:r>
+              <w:rPr>
+                <w:rFonts w:ascii="Times New Roman" w:cs="Times New Roman" w:eastAsia="Times New Roman" w:hAnsi="Times New Roman"/>
+                <w:b w:val="false"/>
+                <w:bCs w:val="false"/>
+                <w:i w:val="false"/>
+                <w:iCs w:val="false"/>
+                <w:color w:val="000000"/>
+                <w:sz w:val="19"/>
+                <w:szCs w:val="19"/>
+              </w:rPr>
+              <w:t xml:space="preserve">−1.8%</w:t>
+            </w:r>
+          </w:p>
+        </w:tc>
+      </w:tr>
+      <w:tr>
+        <w:tc>
+          <w:tcPr>
+            <w:tcW w:type="dxa" w:w="1870"/>
+            <w:tcMar>
+              <w:top w:type="dxa" w:w="60"/>
+              <w:left w:type="dxa" w:w="90"/>
+              <w:bottom w:type="dxa" w:w="60"/>
+              <w:right w:type="dxa" w:w="90"/>
+            </w:tcMar>
+            <w:vAlign w:val="center"/>
+          </w:tcPr>
+          <w:p>
+            <w:pPr>
+              <w:spacing w:after="0"/>
+            </w:pPr>
+            <w:r>
+              <w:rPr>
+                <w:rFonts w:ascii="Times New Roman" w:cs="Times New Roman" w:eastAsia="Times New Roman" w:hAnsi="Times New Roman"/>
+                <w:b w:val="false"/>
+                <w:bCs w:val="false"/>
+                <w:i w:val="false"/>
+                <w:iCs w:val="false"/>
+                <w:color w:val="000000"/>
+                <w:sz w:val="19"/>
+                <w:szCs w:val="19"/>
+              </w:rPr>
+              <w:t xml:space="preserve">F1</w:t>
+            </w:r>
+          </w:p>
+        </w:tc>
+        <w:tc>
+          <w:tcPr>
+            <w:tcW w:type="dxa" w:w="1870"/>
+            <w:tcMar>
+              <w:top w:type="dxa" w:w="60"/>
+              <w:left w:type="dxa" w:w="90"/>
+              <w:bottom w:type="dxa" w:w="60"/>
+              <w:right w:type="dxa" w:w="90"/>
+            </w:tcMar>
+            <w:vAlign w:val="center"/>
+          </w:tcPr>
+          <w:p>
+            <w:pPr>
+              <w:spacing w:after="0"/>
+            </w:pPr>
+            <w:r>
+              <w:rPr>
+                <w:rFonts w:ascii="Times New Roman" w:cs="Times New Roman" w:eastAsia="Times New Roman" w:hAnsi="Times New Roman"/>
+                <w:b w:val="false"/>
+                <w:bCs w:val="false"/>
+                <w:i w:val="false"/>
+                <w:iCs w:val="false"/>
+                <w:color w:val="000000"/>
+                <w:sz w:val="19"/>
+                <w:szCs w:val="19"/>
+              </w:rPr>
+              <w:t xml:space="preserve">0.5261</w:t>
+            </w:r>
+          </w:p>
+        </w:tc>
+        <w:tc>
+          <w:tcPr>
+            <w:tcW w:type="dxa" w:w="1870"/>
+            <w:tcMar>
+              <w:top w:type="dxa" w:w="60"/>
+              <w:left w:type="dxa" w:w="90"/>
+              <w:bottom w:type="dxa" w:w="60"/>
+              <w:right w:type="dxa" w:w="90"/>
+            </w:tcMar>
+            <w:vAlign w:val="center"/>
+          </w:tcPr>
+          <w:p>
+            <w:pPr>
+              <w:spacing w:after="0"/>
+            </w:pPr>
+            <w:r>
+              <w:rPr>
+                <w:rFonts w:ascii="Times New Roman" w:cs="Times New Roman" w:eastAsia="Times New Roman" w:hAnsi="Times New Roman"/>
+                <w:b w:val="false"/>
+                <w:bCs w:val="false"/>
+                <w:i w:val="false"/>
+                <w:iCs w:val="false"/>
+                <w:color w:val="000000"/>
+                <w:sz w:val="19"/>
+                <w:szCs w:val="19"/>
+              </w:rPr>
+              <w:t xml:space="preserve">0.5286</w:t>
+            </w:r>
+          </w:p>
+        </w:tc>
+        <w:tc>
+          <w:tcPr>
+            <w:tcW w:type="dxa" w:w="1870"/>
+            <w:tcMar>
+              <w:top w:type="dxa" w:w="60"/>
+              <w:left w:type="dxa" w:w="90"/>
+              <w:bottom w:type="dxa" w:w="60"/>
+              <w:right w:type="dxa" w:w="90"/>
+            </w:tcMar>
+            <w:vAlign w:val="center"/>
+          </w:tcPr>
+          <w:p>
+            <w:pPr>
+              <w:spacing w:after="0"/>
+            </w:pPr>
+            <w:r>
+              <w:rPr>
+                <w:rFonts w:ascii="Times New Roman" w:cs="Times New Roman" w:eastAsia="Times New Roman" w:hAnsi="Times New Roman"/>
+                <w:b w:val="false"/>
+                <w:bCs w:val="false"/>
+                <w:i w:val="false"/>
+                <w:iCs w:val="false"/>
+                <w:color w:val="000000"/>
+                <w:sz w:val="19"/>
+                <w:szCs w:val="19"/>
+              </w:rPr>
+              <w:t xml:space="preserve">+0.0025</w:t>
+            </w:r>
+          </w:p>
+        </w:tc>
+        <w:tc>
+          <w:tcPr>
+            <w:tcW w:type="dxa" w:w="1870"/>
+            <w:tcMar>
+              <w:top w:type="dxa" w:w="60"/>
+              <w:left w:type="dxa" w:w="90"/>
+              <w:bottom w:type="dxa" w:w="60"/>
+              <w:right w:type="dxa" w:w="90"/>
+            </w:tcMar>
+            <w:vAlign w:val="center"/>
+          </w:tcPr>
+          <w:p>
+            <w:pPr>
+              <w:spacing w:after="0"/>
+            </w:pPr>
+            <w:r>
+              <w:rPr>
+                <w:rFonts w:ascii="Times New Roman" w:cs="Times New Roman" w:eastAsia="Times New Roman" w:hAnsi="Times New Roman"/>
+                <w:b w:val="false"/>
+                <w:bCs w:val="false"/>
+                <w:i w:val="false"/>
+                <w:iCs w:val="false"/>
+                <w:color w:val="000000"/>
+                <w:sz w:val="19"/>
+                <w:szCs w:val="19"/>
+              </w:rPr>
+              <w:t xml:space="preserve">+0.5%</w:t>
+            </w:r>
+          </w:p>
+        </w:tc>
+      </w:tr>
+    </w:tbl>
+    <w:p>
+      <w:pPr>
+        <w:spacing w:after="200"/>
+      </w:pPr>
+    </w:p>
+    <w:p>
+      <w:pPr>
+        <w:spacing w:after="160" w:line="300"/>
+        <w:jc w:val="both"/>
+      </w:pPr>
+      <w:r>
+        <w:rPr>
+          <w:rFonts w:ascii="Times New Roman" w:cs="Times New Roman" w:eastAsia="Times New Roman" w:hAnsi="Times New Roman"/>
+          <w:b/>
+          <w:bCs/>
+          <w:i w:val="false"/>
+          <w:iCs w:val="false"/>
+          <w:color w:val="000000"/>
+          <w:sz w:val="22"/>
+          <w:szCs w:val="22"/>
+        </w:rPr>
+        <w:t xml:space="preserve">Stated plainly, not spun:</w:t>
+      </w:r>
+      <w:r>
+        <w:rPr>
+          <w:rFonts w:ascii="Times New Roman" w:cs="Times New Roman" w:eastAsia="Times New Roman" w:hAnsi="Times New Roman"/>
+          <w:b w:val="false"/>
+          <w:bCs w:val="false"/>
+          <w:i w:val="false"/>
+          <w:iCs w:val="false"/>
+          <w:color w:val="000000"/>
+          <w:sz w:val="22"/>
+          <w:szCs w:val="22"/>
+        </w:rPr>
+        <w:t xml:space="preserve"> Coordinate Attention does </w:t>
+      </w:r>
+      <w:r>
+        <w:rPr>
+          <w:rFonts w:ascii="Times New Roman" w:cs="Times New Roman" w:eastAsia="Times New Roman" w:hAnsi="Times New Roman"/>
+          <w:b/>
+          <w:bCs/>
+          <w:i w:val="false"/>
+          <w:iCs w:val="false"/>
+          <w:color w:val="000000"/>
+          <w:sz w:val="22"/>
+          <w:szCs w:val="22"/>
+        </w:rPr>
+        <w:t xml:space="preserve">not</w:t>
+      </w:r>
+      <w:r>
+        <w:rPr>
+          <w:rFonts w:ascii="Times New Roman" w:cs="Times New Roman" w:eastAsia="Times New Roman" w:hAnsi="Times New Roman"/>
+          <w:b w:val="false"/>
+          <w:bCs w:val="false"/>
+          <w:i w:val="false"/>
+          <w:iCs w:val="false"/>
+          <w:color w:val="000000"/>
+          <w:sz w:val="22"/>
+          <w:szCs w:val="22"/>
+        </w:rPr>
+        <w:t xml:space="preserve"> produce a clean improvement on this data. mAP@0.5 and mAP@0.5:0.95 both drop slightly (−2.8% and −3.7% relative) and recall drops slightly (−1.8%), while precision rises more noticeably (+3.5%) and F1 — the metric this project's literature anchor (CRDDC-2022) actually ranks on — improves marginally (+0.5%, within the range plausibly attributable to training noise at a single seed rather than a robust effect). The precision/recall shift is directionally consistent with Coordinate Attention's mechanism: axis-wise positional pooling sharpens the model's confidence on directional crack structures it does detect (fewer false positives, hence higher precision) without proportionally improving how many instances it finds in the first place (recall, and by extension mAP, which integrates over the full recall range, both fall slightly). This is a genuine, evidence-based finding — the CA hypothesis (Chapter 3, §3.3) predicted a precision-relevant benefit for directional damage classes, which is what the data shows, but not the unconditional mAP improvement a reader might have assumed from "adding attention." No result here is discarded or hidden: this is the complete metric set for the only trained checkpoint of this configuration.</w:t>
+      </w:r>
+    </w:p>
+    <w:p>
+      <w:pPr>
+        <w:spacing w:after="160" w:line="300"/>
+        <w:jc w:val="both"/>
+      </w:pPr>
+      <w:r>
+        <w:rPr>
+          <w:rFonts w:ascii="Times New Roman" w:cs="Times New Roman" w:eastAsia="Times New Roman" w:hAnsi="Times New Roman"/>
+          <w:b/>
+          <w:bCs/>
+          <w:i w:val="false"/>
+          <w:iCs w:val="false"/>
+          <w:color w:val="000000"/>
+          <w:sz w:val="22"/>
+          <w:szCs w:val="22"/>
+        </w:rPr>
+        <w:t xml:space="preserve">Per-class detail, stated honestly against the hypothesis:</w:t>
+      </w:r>
+      <w:r>
+        <w:rPr>
+          <w:rFonts w:ascii="Times New Roman" w:cs="Times New Roman" w:eastAsia="Times New Roman" w:hAnsi="Times New Roman"/>
+          <w:b w:val="false"/>
+          <w:bCs w:val="false"/>
+          <w:i w:val="false"/>
+          <w:iCs w:val="false"/>
+          <w:color w:val="000000"/>
+          <w:sz w:val="22"/>
+          <w:szCs w:val="22"/>
+        </w:rPr>
+        <w:t xml:space="preserve"> Coordinate Attention's original justification (Chapter 3, §3.3) specifically predicted a benefit for the </w:t>
+      </w:r>
+      <w:r>
+        <w:rPr>
+          <w:rFonts w:ascii="Times New Roman" w:cs="Times New Roman" w:eastAsia="Times New Roman" w:hAnsi="Times New Roman"/>
+          <w:b w:val="false"/>
+          <w:bCs w:val="false"/>
+          <w:i/>
+          <w:iCs/>
+          <w:color w:val="000000"/>
+          <w:sz w:val="22"/>
+          <w:szCs w:val="22"/>
+        </w:rPr>
+        <w:t xml:space="preserve">directional</w:t>
+      </w:r>
+      <w:r>
+        <w:rPr>
+          <w:rFonts w:ascii="Times New Roman" w:cs="Times New Roman" w:eastAsia="Times New Roman" w:hAnsi="Times New Roman"/>
+          <w:b w:val="false"/>
+          <w:bCs w:val="false"/>
+          <w:i w:val="false"/>
+          <w:iCs w:val="false"/>
+          <w:color w:val="000000"/>
+          <w:sz w:val="22"/>
+          <w:szCs w:val="22"/>
+        </w:rPr>
+        <w:t xml:space="preserve">, elongated classes — D00 (longitudinal) and D10 (transverse) cracks — from axis-wise positional pooling. The per-class AP does not support that specific prediction: D00 AP falls from 0.4220 to 0.4073 and D10 falls from 0.4405 to 0.4121 with CA added, while D20 (alligator crack — the least "directional" of the three crack classes, and the one the hypothesis says </w:t>
+      </w:r>
+      <w:r>
+        <w:rPr>
+          <w:rFonts w:ascii="Times New Roman" w:cs="Times New Roman" w:eastAsia="Times New Roman" w:hAnsi="Times New Roman"/>
+          <w:b w:val="false"/>
+          <w:bCs w:val="false"/>
+          <w:i/>
+          <w:iCs/>
+          <w:color w:val="000000"/>
+          <w:sz w:val="22"/>
+          <w:szCs w:val="22"/>
+        </w:rPr>
+        <w:t xml:space="preserve">should</w:t>
+      </w:r>
+      <w:r>
+        <w:rPr>
+          <w:rFonts w:ascii="Times New Roman" w:cs="Times New Roman" w:eastAsia="Times New Roman" w:hAnsi="Times New Roman"/>
+          <w:b w:val="false"/>
+          <w:bCs w:val="false"/>
+          <w:i w:val="false"/>
+          <w:iCs w:val="false"/>
+          <w:color w:val="000000"/>
+          <w:sz w:val="22"/>
+          <w:szCs w:val="22"/>
+        </w:rPr>
+        <w:t xml:space="preserve"> benefit least) rises from 0.6416 to 0.6468. This is reported as-is rather than reframed after the fact: on this project's single-seed result, the CA module's precision benefit does not localize to the classes its motivating hypothesis targeted.</w:t>
       </w:r>
     </w:p>
     <w:p>
@@ -21589,33 +21807,7 @@
           <w:sz w:val="22"/>
           <w:szCs w:val="22"/>
         </w:rPr>
-        <w:t xml:space="preserve">Two representative zero-shot failure images (</w:t>
-      </w:r>
-      <w:r>
-        <w:rPr>
-          <w:rFonts w:ascii="Consolas" w:cs="Consolas" w:eastAsia="Consolas" w:hAnsi="Consolas"/>
-          <w:b w:val="false"/>
-          <w:bCs w:val="false"/>
-          <w:i w:val="false"/>
-          <w:iCs w:val="false"/>
-          <w:color w:val="000000"/>
-          <w:sz w:val="20"/>
-          <w:szCs w:val="20"/>
-        </w:rPr>
-        <w:t xml:space="preserve">experiments/results/figures/ failure_examples/yolo26n/</w:t>
-      </w:r>
-      <w:r>
-        <w:rPr>
-          <w:rFonts w:ascii="Times New Roman" w:cs="Times New Roman" w:eastAsia="Times New Roman" w:hAnsi="Times New Roman"/>
-          <w:b w:val="false"/>
-          <w:bCs w:val="false"/>
-          <w:i w:val="false"/>
-          <w:iCs w:val="false"/>
-          <w:color w:val="000000"/>
-          <w:sz w:val="22"/>
-          <w:szCs w:val="22"/>
-        </w:rPr>
-        <w:t xml:space="preserve">), selected by the evaluation harness as among YOLO26n's worst-IoU-match cases for their country, illustrate two distinct failure modes:</w:t>
+        <w:t xml:space="preserve">Two representative zero-shot failure images, selected by the evaluation harness as among YOLO26n's worst-IoU-match cases for their country, illustrate two distinct failure modes:</w:t>
       </w:r>
     </w:p>
     <w:p>
@@ -21634,7 +21826,7 @@
           <w:sz w:val="22"/>
           <w:szCs w:val="22"/>
         </w:rPr>
-        <w:t xml:space="preserve">Figure 7.1 — China (MotorBike), `China_MotorBike_000151.jpg`.</w:t>
+        <w:t xml:space="preserve">Figure 7.1 — China (MotorBike).</w:t>
       </w:r>
       <w:r>
         <w:rPr>
@@ -21755,7 +21947,7 @@
           <w:sz w:val="22"/>
           <w:szCs w:val="22"/>
         </w:rPr>
-        <w:t xml:space="preserve">Figure 7.2 — Norway, `Norway_000633.jpg`.</w:t>
+        <w:t xml:space="preserve">Figure 7.2 — Norway.</w:t>
       </w:r>
       <w:r>
         <w:rPr>
@@ -21971,33 +22163,7 @@
           <w:sz w:val="22"/>
           <w:szCs w:val="22"/>
         </w:rPr>
-        <w:t xml:space="preserve">Per-class AP breakdown (available in </w:t>
-      </w:r>
-      <w:r>
-        <w:rPr>
-          <w:rFonts w:ascii="Consolas" w:cs="Consolas" w:eastAsia="Consolas" w:hAnsi="Consolas"/>
-          <w:b w:val="false"/>
-          <w:bCs w:val="false"/>
-          <w:i w:val="false"/>
-          <w:iCs w:val="false"/>
-          <w:color w:val="000000"/>
-          <w:sz w:val="20"/>
-          <w:szCs w:val="20"/>
-        </w:rPr>
-        <w:t xml:space="preserve">experiment_log.csv</w:t>
-      </w:r>
-      <w:r>
-        <w:rPr>
-          <w:rFonts w:ascii="Times New Roman" w:cs="Times New Roman" w:eastAsia="Times New Roman" w:hAnsi="Times New Roman"/>
-          <w:b w:val="false"/>
-          <w:bCs w:val="false"/>
-          <w:i w:val="false"/>
-          <w:iCs w:val="false"/>
-          <w:color w:val="000000"/>
-          <w:sz w:val="22"/>
-          <w:szCs w:val="22"/>
-        </w:rPr>
-        <w:t xml:space="preserve"> for every logged run) shows the degradation is not uniform across damage classes. In-domain (Table 7.1), D20 (alligator crack) is the strongest class for all three models (0.64–0.67 AP) — alligator cracking's larger, more textured surface area is plausibly easier to localize than thin linear cracks. Zero-shot on Norway, the hardest country, YOLOv8n's and YOLO26n's per-class AP both collapse hardest on </w:t>
+        <w:t xml:space="preserve">The logged per-class AP breakdown for every run shows the degradation is not uniform across damage classes. In-domain (Table 7.1), D20 (alligator crack) is the strongest class for all three models (0.64–0.67 AP) — alligator cracking's larger, more textured surface area is plausibly easier to localize than thin linear cracks. Zero-shot on Norway, the hardest country, YOLOv8n's and YOLO26n's per-class AP both collapse hardest on </w:t>
       </w:r>
       <w:r>
         <w:rPr>
@@ -22287,6 +22453,1175 @@
     </w:p>
     <w:p>
       <w:pPr>
+        <w:pStyle w:val="Heading2"/>
+        <w:spacing w:after="160" w:before="260"/>
+      </w:pPr>
+      <w:r>
+        <w:rPr>
+          <w:rFonts w:ascii="Times New Roman" w:cs="Times New Roman" w:eastAsia="Times New Roman" w:hAnsi="Times New Roman"/>
+          <w:b/>
+          <w:bCs/>
+          <w:color w:val="000000"/>
+          <w:sz w:val="26"/>
+          <w:szCs w:val="26"/>
+        </w:rPr>
+        <w:t xml:space="preserve">7.9 Comparative synthesis across models</w:t>
+      </w:r>
+    </w:p>
+    <w:p>
+      <w:pPr>
+        <w:spacing w:after="160" w:line="300"/>
+        <w:jc w:val="both"/>
+      </w:pPr>
+      <w:r>
+        <w:rPr>
+          <w:rFonts w:ascii="Times New Roman" w:cs="Times New Roman" w:eastAsia="Times New Roman" w:hAnsi="Times New Roman"/>
+          <w:b w:val="false"/>
+          <w:bCs w:val="false"/>
+          <w:i w:val="false"/>
+          <w:iCs w:val="false"/>
+          <w:color w:val="000000"/>
+          <w:sz w:val="22"/>
+          <w:szCs w:val="22"/>
+        </w:rPr>
+        <w:t xml:space="preserve">The preceding sections compare the three models metric by metric; this section consolidates those comparisons into two derived, computable views that Tables 7.1–7.3 do not show directly.</w:t>
+      </w:r>
+    </w:p>
+    <w:p>
+      <w:pPr>
+        <w:spacing w:after="160" w:line="300"/>
+        <w:jc w:val="both"/>
+      </w:pPr>
+      <w:r>
+        <w:rPr>
+          <w:rFonts w:ascii="Times New Roman" w:cs="Times New Roman" w:eastAsia="Times New Roman" w:hAnsi="Times New Roman"/>
+          <w:b/>
+          <w:bCs/>
+          <w:i w:val="false"/>
+          <w:iCs w:val="false"/>
+          <w:color w:val="000000"/>
+          <w:sz w:val="22"/>
+          <w:szCs w:val="22"/>
+        </w:rPr>
+        <w:t xml:space="preserve">Parameter efficiency.</w:t>
+      </w:r>
+      <w:r>
+        <w:rPr>
+          <w:rFonts w:ascii="Times New Roman" w:cs="Times New Roman" w:eastAsia="Times New Roman" w:hAnsi="Times New Roman"/>
+          <w:b w:val="false"/>
+          <w:bCs w:val="false"/>
+          <w:i w:val="false"/>
+          <w:iCs w:val="false"/>
+          <w:color w:val="000000"/>
+          <w:sz w:val="22"/>
+          <w:szCs w:val="22"/>
+        </w:rPr>
+        <w:t xml:space="preserve"> Dividing each model's in-domain accuracy by its parameter count in millions gives a rough "accuracy delivered per unit of model capacity" figure — not a standard benchmark metric, but a straightforward, fully-derived ratio of two already-reported numbers, useful for deployment reasoning where model size is itself a cost:</w:t>
+      </w:r>
+    </w:p>
+    <w:p>
+      <w:pPr>
+        <w:spacing w:after="160" w:line="300"/>
+        <w:jc w:val="both"/>
+      </w:pPr>
+      <w:r>
+        <w:rPr>
+          <w:rFonts w:ascii="Times New Roman" w:cs="Times New Roman" w:eastAsia="Times New Roman" w:hAnsi="Times New Roman"/>
+          <w:b/>
+          <w:bCs/>
+          <w:i w:val="false"/>
+          <w:iCs w:val="false"/>
+          <w:color w:val="000000"/>
+          <w:sz w:val="22"/>
+          <w:szCs w:val="22"/>
+        </w:rPr>
+        <w:t xml:space="preserve">Table 7.4 — Accuracy per million parameters (in-domain, derived from Table 7.1)</w:t>
+      </w:r>
+    </w:p>
+    <w:tbl>
+      <w:tblPr>
+        <w:tblW w:type="dxa" w:w="9350"/>
+        <w:tblBorders>
+          <w:top w:val="single" w:color="auto" w:sz="4"/>
+          <w:left w:val="single" w:color="auto" w:sz="4"/>
+          <w:bottom w:val="single" w:color="auto" w:sz="4"/>
+          <w:right w:val="single" w:color="auto" w:sz="4"/>
+          <w:insideH w:val="single" w:color="auto" w:sz="4"/>
+          <w:insideV w:val="single" w:color="auto" w:sz="4"/>
+        </w:tblBorders>
+      </w:tblPr>
+      <w:tblGrid>
+        <w:gridCol w:w="3116"/>
+        <w:gridCol w:w="3116"/>
+        <w:gridCol w:w="3116"/>
+      </w:tblGrid>
+      <w:tr>
+        <w:trPr>
+          <w:tblHeader/>
+        </w:trPr>
+        <w:tc>
+          <w:tcPr>
+            <w:tcW w:type="dxa" w:w="3116"/>
+            <w:shd w:fill="E8E8E8" w:val="clear"/>
+            <w:tcMar>
+              <w:top w:type="dxa" w:w="60"/>
+              <w:left w:type="dxa" w:w="90"/>
+              <w:bottom w:type="dxa" w:w="60"/>
+              <w:right w:type="dxa" w:w="90"/>
+            </w:tcMar>
+            <w:vAlign w:val="center"/>
+          </w:tcPr>
+          <w:p>
+            <w:pPr>
+              <w:spacing w:after="0"/>
+            </w:pPr>
+            <w:r>
+              <w:rPr>
+                <w:rFonts w:ascii="Times New Roman" w:cs="Times New Roman" w:eastAsia="Times New Roman" w:hAnsi="Times New Roman"/>
+                <w:b/>
+                <w:bCs/>
+                <w:i w:val="false"/>
+                <w:iCs w:val="false"/>
+                <w:color w:val="000000"/>
+                <w:sz w:val="19"/>
+                <w:szCs w:val="19"/>
+              </w:rPr>
+              <w:t xml:space="preserve">Model</w:t>
+            </w:r>
+          </w:p>
+        </w:tc>
+        <w:tc>
+          <w:tcPr>
+            <w:tcW w:type="dxa" w:w="3116"/>
+            <w:shd w:fill="E8E8E8" w:val="clear"/>
+            <w:tcMar>
+              <w:top w:type="dxa" w:w="60"/>
+              <w:left w:type="dxa" w:w="90"/>
+              <w:bottom w:type="dxa" w:w="60"/>
+              <w:right w:type="dxa" w:w="90"/>
+            </w:tcMar>
+            <w:vAlign w:val="center"/>
+          </w:tcPr>
+          <w:p>
+            <w:pPr>
+              <w:spacing w:after="0"/>
+            </w:pPr>
+            <w:r>
+              <w:rPr>
+                <w:rFonts w:ascii="Times New Roman" w:cs="Times New Roman" w:eastAsia="Times New Roman" w:hAnsi="Times New Roman"/>
+                <w:b/>
+                <w:bCs/>
+                <w:i w:val="false"/>
+                <w:iCs w:val="false"/>
+                <w:color w:val="000000"/>
+                <w:sz w:val="19"/>
+                <w:szCs w:val="19"/>
+              </w:rPr>
+              <w:t xml:space="preserve">mAP@0.5 / M params</w:t>
+            </w:r>
+          </w:p>
+        </w:tc>
+        <w:tc>
+          <w:tcPr>
+            <w:tcW w:type="dxa" w:w="3116"/>
+            <w:shd w:fill="E8E8E8" w:val="clear"/>
+            <w:tcMar>
+              <w:top w:type="dxa" w:w="60"/>
+              <w:left w:type="dxa" w:w="90"/>
+              <w:bottom w:type="dxa" w:w="60"/>
+              <w:right w:type="dxa" w:w="90"/>
+            </w:tcMar>
+            <w:vAlign w:val="center"/>
+          </w:tcPr>
+          <w:p>
+            <w:pPr>
+              <w:spacing w:after="0"/>
+            </w:pPr>
+            <w:r>
+              <w:rPr>
+                <w:rFonts w:ascii="Times New Roman" w:cs="Times New Roman" w:eastAsia="Times New Roman" w:hAnsi="Times New Roman"/>
+                <w:b/>
+                <w:bCs/>
+                <w:i w:val="false"/>
+                <w:iCs w:val="false"/>
+                <w:color w:val="000000"/>
+                <w:sz w:val="19"/>
+                <w:szCs w:val="19"/>
+              </w:rPr>
+              <w:t xml:space="preserve">F1 / M params</w:t>
+            </w:r>
+          </w:p>
+        </w:tc>
+      </w:tr>
+      <w:tr>
+        <w:tc>
+          <w:tcPr>
+            <w:tcW w:type="dxa" w:w="3116"/>
+            <w:tcMar>
+              <w:top w:type="dxa" w:w="60"/>
+              <w:left w:type="dxa" w:w="90"/>
+              <w:bottom w:type="dxa" w:w="60"/>
+              <w:right w:type="dxa" w:w="90"/>
+            </w:tcMar>
+            <w:vAlign w:val="center"/>
+          </w:tcPr>
+          <w:p>
+            <w:pPr>
+              <w:spacing w:after="0"/>
+            </w:pPr>
+            <w:r>
+              <w:rPr>
+                <w:rFonts w:ascii="Times New Roman" w:cs="Times New Roman" w:eastAsia="Times New Roman" w:hAnsi="Times New Roman"/>
+                <w:b w:val="false"/>
+                <w:bCs w:val="false"/>
+                <w:i w:val="false"/>
+                <w:iCs w:val="false"/>
+                <w:color w:val="000000"/>
+                <w:sz w:val="19"/>
+                <w:szCs w:val="19"/>
+              </w:rPr>
+              <w:t xml:space="preserve">YOLO26n</w:t>
+            </w:r>
+          </w:p>
+        </w:tc>
+        <w:tc>
+          <w:tcPr>
+            <w:tcW w:type="dxa" w:w="3116"/>
+            <w:tcMar>
+              <w:top w:type="dxa" w:w="60"/>
+              <w:left w:type="dxa" w:w="90"/>
+              <w:bottom w:type="dxa" w:w="60"/>
+              <w:right w:type="dxa" w:w="90"/>
+            </w:tcMar>
+            <w:vAlign w:val="center"/>
+          </w:tcPr>
+          <w:p>
+            <w:pPr>
+              <w:spacing w:after="0"/>
+            </w:pPr>
+            <w:r>
+              <w:rPr>
+                <w:rFonts w:ascii="Times New Roman" w:cs="Times New Roman" w:eastAsia="Times New Roman" w:hAnsi="Times New Roman"/>
+                <w:b w:val="false"/>
+                <w:bCs w:val="false"/>
+                <w:i w:val="false"/>
+                <w:iCs w:val="false"/>
+                <w:color w:val="000000"/>
+                <w:sz w:val="19"/>
+                <w:szCs w:val="19"/>
+              </w:rPr>
+              <w:t xml:space="preserve">0.194</w:t>
+            </w:r>
+          </w:p>
+        </w:tc>
+        <w:tc>
+          <w:tcPr>
+            <w:tcW w:type="dxa" w:w="3116"/>
+            <w:tcMar>
+              <w:top w:type="dxa" w:w="60"/>
+              <w:left w:type="dxa" w:w="90"/>
+              <w:bottom w:type="dxa" w:w="60"/>
+              <w:right w:type="dxa" w:w="90"/>
+            </w:tcMar>
+            <w:vAlign w:val="center"/>
+          </w:tcPr>
+          <w:p>
+            <w:pPr>
+              <w:spacing w:after="0"/>
+            </w:pPr>
+            <w:r>
+              <w:rPr>
+                <w:rFonts w:ascii="Times New Roman" w:cs="Times New Roman" w:eastAsia="Times New Roman" w:hAnsi="Times New Roman"/>
+                <w:b w:val="false"/>
+                <w:bCs w:val="false"/>
+                <w:i w:val="false"/>
+                <w:iCs w:val="false"/>
+                <w:color w:val="000000"/>
+                <w:sz w:val="19"/>
+                <w:szCs w:val="19"/>
+              </w:rPr>
+              <w:t xml:space="preserve">0.210</w:t>
+            </w:r>
+          </w:p>
+        </w:tc>
+      </w:tr>
+      <w:tr>
+        <w:tc>
+          <w:tcPr>
+            <w:tcW w:type="dxa" w:w="3116"/>
+            <w:tcMar>
+              <w:top w:type="dxa" w:w="60"/>
+              <w:left w:type="dxa" w:w="90"/>
+              <w:bottom w:type="dxa" w:w="60"/>
+              <w:right w:type="dxa" w:w="90"/>
+            </w:tcMar>
+            <w:vAlign w:val="center"/>
+          </w:tcPr>
+          <w:p>
+            <w:pPr>
+              <w:spacing w:after="0"/>
+            </w:pPr>
+            <w:r>
+              <w:rPr>
+                <w:rFonts w:ascii="Times New Roman" w:cs="Times New Roman" w:eastAsia="Times New Roman" w:hAnsi="Times New Roman"/>
+                <w:b w:val="false"/>
+                <w:bCs w:val="false"/>
+                <w:i w:val="false"/>
+                <w:iCs w:val="false"/>
+                <w:color w:val="000000"/>
+                <w:sz w:val="19"/>
+                <w:szCs w:val="19"/>
+              </w:rPr>
+              <w:t xml:space="preserve">YOLOv8n</w:t>
+            </w:r>
+          </w:p>
+        </w:tc>
+        <w:tc>
+          <w:tcPr>
+            <w:tcW w:type="dxa" w:w="3116"/>
+            <w:tcMar>
+              <w:top w:type="dxa" w:w="60"/>
+              <w:left w:type="dxa" w:w="90"/>
+              <w:bottom w:type="dxa" w:w="60"/>
+              <w:right w:type="dxa" w:w="90"/>
+            </w:tcMar>
+            <w:vAlign w:val="center"/>
+          </w:tcPr>
+          <w:p>
+            <w:pPr>
+              <w:spacing w:after="0"/>
+            </w:pPr>
+            <w:r>
+              <w:rPr>
+                <w:rFonts w:ascii="Times New Roman" w:cs="Times New Roman" w:eastAsia="Times New Roman" w:hAnsi="Times New Roman"/>
+                <w:b w:val="false"/>
+                <w:bCs w:val="false"/>
+                <w:i w:val="false"/>
+                <w:iCs w:val="false"/>
+                <w:color w:val="000000"/>
+                <w:sz w:val="19"/>
+                <w:szCs w:val="19"/>
+              </w:rPr>
+              <w:t xml:space="preserve">0.164</w:t>
+            </w:r>
+          </w:p>
+        </w:tc>
+        <w:tc>
+          <w:tcPr>
+            <w:tcW w:type="dxa" w:w="3116"/>
+            <w:tcMar>
+              <w:top w:type="dxa" w:w="60"/>
+              <w:left w:type="dxa" w:w="90"/>
+              <w:bottom w:type="dxa" w:w="60"/>
+              <w:right w:type="dxa" w:w="90"/>
+            </w:tcMar>
+            <w:vAlign w:val="center"/>
+          </w:tcPr>
+          <w:p>
+            <w:pPr>
+              <w:spacing w:after="0"/>
+            </w:pPr>
+            <w:r>
+              <w:rPr>
+                <w:rFonts w:ascii="Times New Roman" w:cs="Times New Roman" w:eastAsia="Times New Roman" w:hAnsi="Times New Roman"/>
+                <w:b w:val="false"/>
+                <w:bCs w:val="false"/>
+                <w:i w:val="false"/>
+                <w:iCs w:val="false"/>
+                <w:color w:val="000000"/>
+                <w:sz w:val="19"/>
+                <w:szCs w:val="19"/>
+              </w:rPr>
+              <w:t xml:space="preserve">0.175</w:t>
+            </w:r>
+          </w:p>
+        </w:tc>
+      </w:tr>
+      <w:tr>
+        <w:tc>
+          <w:tcPr>
+            <w:tcW w:type="dxa" w:w="3116"/>
+            <w:tcMar>
+              <w:top w:type="dxa" w:w="60"/>
+              <w:left w:type="dxa" w:w="90"/>
+              <w:bottom w:type="dxa" w:w="60"/>
+              <w:right w:type="dxa" w:w="90"/>
+            </w:tcMar>
+            <w:vAlign w:val="center"/>
+          </w:tcPr>
+          <w:p>
+            <w:pPr>
+              <w:spacing w:after="0"/>
+            </w:pPr>
+            <w:r>
+              <w:rPr>
+                <w:rFonts w:ascii="Times New Roman" w:cs="Times New Roman" w:eastAsia="Times New Roman" w:hAnsi="Times New Roman"/>
+                <w:b w:val="false"/>
+                <w:bCs w:val="false"/>
+                <w:i w:val="false"/>
+                <w:iCs w:val="false"/>
+                <w:color w:val="000000"/>
+                <w:sz w:val="19"/>
+                <w:szCs w:val="19"/>
+              </w:rPr>
+              <w:t xml:space="preserve">Faster R-CNN</w:t>
+            </w:r>
+          </w:p>
+        </w:tc>
+        <w:tc>
+          <w:tcPr>
+            <w:tcW w:type="dxa" w:w="3116"/>
+            <w:tcMar>
+              <w:top w:type="dxa" w:w="60"/>
+              <w:left w:type="dxa" w:w="90"/>
+              <w:bottom w:type="dxa" w:w="60"/>
+              <w:right w:type="dxa" w:w="90"/>
+            </w:tcMar>
+            <w:vAlign w:val="center"/>
+          </w:tcPr>
+          <w:p>
+            <w:pPr>
+              <w:spacing w:after="0"/>
+            </w:pPr>
+            <w:r>
+              <w:rPr>
+                <w:rFonts w:ascii="Times New Roman" w:cs="Times New Roman" w:eastAsia="Times New Roman" w:hAnsi="Times New Roman"/>
+                <w:b w:val="false"/>
+                <w:bCs w:val="false"/>
+                <w:i w:val="false"/>
+                <w:iCs w:val="false"/>
+                <w:color w:val="000000"/>
+                <w:sz w:val="19"/>
+                <w:szCs w:val="19"/>
+              </w:rPr>
+              <w:t xml:space="preserve">0.012</w:t>
+            </w:r>
+          </w:p>
+        </w:tc>
+        <w:tc>
+          <w:tcPr>
+            <w:tcW w:type="dxa" w:w="3116"/>
+            <w:tcMar>
+              <w:top w:type="dxa" w:w="60"/>
+              <w:left w:type="dxa" w:w="90"/>
+              <w:bottom w:type="dxa" w:w="60"/>
+              <w:right w:type="dxa" w:w="90"/>
+            </w:tcMar>
+            <w:vAlign w:val="center"/>
+          </w:tcPr>
+          <w:p>
+            <w:pPr>
+              <w:spacing w:after="0"/>
+            </w:pPr>
+            <w:r>
+              <w:rPr>
+                <w:rFonts w:ascii="Times New Roman" w:cs="Times New Roman" w:eastAsia="Times New Roman" w:hAnsi="Times New Roman"/>
+                <w:b w:val="false"/>
+                <w:bCs w:val="false"/>
+                <w:i w:val="false"/>
+                <w:iCs w:val="false"/>
+                <w:color w:val="000000"/>
+                <w:sz w:val="19"/>
+                <w:szCs w:val="19"/>
+              </w:rPr>
+              <w:t xml:space="preserve">0.010</w:t>
+            </w:r>
+          </w:p>
+        </w:tc>
+      </w:tr>
+    </w:tbl>
+    <w:p>
+      <w:pPr>
+        <w:spacing w:after="200"/>
+      </w:pPr>
+    </w:p>
+    <w:p>
+      <w:pPr>
+        <w:spacing w:after="160" w:line="300"/>
+        <w:jc w:val="both"/>
+      </w:pPr>
+      <w:r>
+        <w:rPr>
+          <w:rFonts w:ascii="Times New Roman" w:cs="Times New Roman" w:eastAsia="Times New Roman" w:hAnsi="Times New Roman"/>
+          <w:b w:val="false"/>
+          <w:bCs w:val="false"/>
+          <w:i w:val="false"/>
+          <w:iCs w:val="false"/>
+          <w:color w:val="000000"/>
+          <w:sz w:val="22"/>
+          <w:szCs w:val="22"/>
+        </w:rPr>
+        <w:t xml:space="preserve">On this measure YOLO26n is the most parameter-efficient of the three by a wide margin — about 15% ahead of YOLOv8n and roughly 16× ahead of Faster R-CNN — which follows almost mechanically from Faster R-CNN's two-stage design carrying a much larger parameter budget (ResNet-50 FPN backbone plus a separate RoI head) for a comparable or lower absolute mAP@0.5. This reframes §7.1's raw accuracy ranking: Faster R-CNN's small lead in absolute in-domain mAP@0.5 comes at a parameter cost that neither YOLO model needs to pay for a comparable result.</w:t>
+      </w:r>
+    </w:p>
+    <w:p>
+      <w:pPr>
+        <w:spacing w:after="160" w:line="300"/>
+        <w:jc w:val="both"/>
+      </w:pPr>
+      <w:r>
+        <w:rPr>
+          <w:rFonts w:ascii="Times New Roman" w:cs="Times New Roman" w:eastAsia="Times New Roman" w:hAnsi="Times New Roman"/>
+          <w:b/>
+          <w:bCs/>
+          <w:i w:val="false"/>
+          <w:iCs w:val="false"/>
+          <w:color w:val="000000"/>
+          <w:sz w:val="22"/>
+          <w:szCs w:val="22"/>
+        </w:rPr>
+        <w:t xml:space="preserve">Average cross-country degradation.</w:t>
+      </w:r>
+      <w:r>
+        <w:rPr>
+          <w:rFonts w:ascii="Times New Roman" w:cs="Times New Roman" w:eastAsia="Times New Roman" w:hAnsi="Times New Roman"/>
+          <w:b w:val="false"/>
+          <w:bCs w:val="false"/>
+          <w:i w:val="false"/>
+          <w:iCs w:val="false"/>
+          <w:color w:val="000000"/>
+          <w:sz w:val="22"/>
+          <w:szCs w:val="22"/>
+        </w:rPr>
+        <w:t xml:space="preserve"> Table 7.2 reports mAP@0.5 per country; averaging each model's four shared-country zero-shot scores (United States, Czech, China-MotorBike, Norway) against its own in-domain score gives one aggregate robustness figure per model — computed here once, and reported alongside the per-country breakdown it is derived from, never in place of it (per Chapter 1's explicit stance against averaging away per-country variation):</w:t>
+      </w:r>
+    </w:p>
+    <w:p>
+      <w:pPr>
+        <w:spacing w:after="160" w:line="300"/>
+        <w:jc w:val="both"/>
+      </w:pPr>
+      <w:r>
+        <w:rPr>
+          <w:rFonts w:ascii="Times New Roman" w:cs="Times New Roman" w:eastAsia="Times New Roman" w:hAnsi="Times New Roman"/>
+          <w:b/>
+          <w:bCs/>
+          <w:i w:val="false"/>
+          <w:iCs w:val="false"/>
+          <w:color w:val="000000"/>
+          <w:sz w:val="22"/>
+          <w:szCs w:val="22"/>
+        </w:rPr>
+        <w:t xml:space="preserve">Table 7.5 — Average zero-shot degradation across the four shared countries</w:t>
+      </w:r>
+    </w:p>
+    <w:tbl>
+      <w:tblPr>
+        <w:tblW w:type="dxa" w:w="9350"/>
+        <w:tblBorders>
+          <w:top w:val="single" w:color="auto" w:sz="4"/>
+          <w:left w:val="single" w:color="auto" w:sz="4"/>
+          <w:bottom w:val="single" w:color="auto" w:sz="4"/>
+          <w:right w:val="single" w:color="auto" w:sz="4"/>
+          <w:insideH w:val="single" w:color="auto" w:sz="4"/>
+          <w:insideV w:val="single" w:color="auto" w:sz="4"/>
+        </w:tblBorders>
+      </w:tblPr>
+      <w:tblGrid>
+        <w:gridCol w:w="2337"/>
+        <w:gridCol w:w="2337"/>
+        <w:gridCol w:w="2337"/>
+        <w:gridCol w:w="2337"/>
+      </w:tblGrid>
+      <w:tr>
+        <w:trPr>
+          <w:tblHeader/>
+        </w:trPr>
+        <w:tc>
+          <w:tcPr>
+            <w:tcW w:type="dxa" w:w="2337"/>
+            <w:shd w:fill="E8E8E8" w:val="clear"/>
+            <w:tcMar>
+              <w:top w:type="dxa" w:w="60"/>
+              <w:left w:type="dxa" w:w="90"/>
+              <w:bottom w:type="dxa" w:w="60"/>
+              <w:right w:type="dxa" w:w="90"/>
+            </w:tcMar>
+            <w:vAlign w:val="center"/>
+          </w:tcPr>
+          <w:p>
+            <w:pPr>
+              <w:spacing w:after="0"/>
+            </w:pPr>
+            <w:r>
+              <w:rPr>
+                <w:rFonts w:ascii="Times New Roman" w:cs="Times New Roman" w:eastAsia="Times New Roman" w:hAnsi="Times New Roman"/>
+                <w:b/>
+                <w:bCs/>
+                <w:i w:val="false"/>
+                <w:iCs w:val="false"/>
+                <w:color w:val="000000"/>
+                <w:sz w:val="19"/>
+                <w:szCs w:val="19"/>
+              </w:rPr>
+              <w:t xml:space="preserve">Model</w:t>
+            </w:r>
+          </w:p>
+        </w:tc>
+        <w:tc>
+          <w:tcPr>
+            <w:tcW w:type="dxa" w:w="2337"/>
+            <w:shd w:fill="E8E8E8" w:val="clear"/>
+            <w:tcMar>
+              <w:top w:type="dxa" w:w="60"/>
+              <w:left w:type="dxa" w:w="90"/>
+              <w:bottom w:type="dxa" w:w="60"/>
+              <w:right w:type="dxa" w:w="90"/>
+            </w:tcMar>
+            <w:vAlign w:val="center"/>
+          </w:tcPr>
+          <w:p>
+            <w:pPr>
+              <w:spacing w:after="0"/>
+            </w:pPr>
+            <w:r>
+              <w:rPr>
+                <w:rFonts w:ascii="Times New Roman" w:cs="Times New Roman" w:eastAsia="Times New Roman" w:hAnsi="Times New Roman"/>
+                <w:b/>
+                <w:bCs/>
+                <w:i w:val="false"/>
+                <w:iCs w:val="false"/>
+                <w:color w:val="000000"/>
+                <w:sz w:val="19"/>
+                <w:szCs w:val="19"/>
+              </w:rPr>
+              <w:t xml:space="preserve">In-domain mAP@0.5</w:t>
+            </w:r>
+          </w:p>
+        </w:tc>
+        <w:tc>
+          <w:tcPr>
+            <w:tcW w:type="dxa" w:w="2337"/>
+            <w:shd w:fill="E8E8E8" w:val="clear"/>
+            <w:tcMar>
+              <w:top w:type="dxa" w:w="60"/>
+              <w:left w:type="dxa" w:w="90"/>
+              <w:bottom w:type="dxa" w:w="60"/>
+              <w:right w:type="dxa" w:w="90"/>
+            </w:tcMar>
+            <w:vAlign w:val="center"/>
+          </w:tcPr>
+          <w:p>
+            <w:pPr>
+              <w:spacing w:after="0"/>
+            </w:pPr>
+            <w:r>
+              <w:rPr>
+                <w:rFonts w:ascii="Times New Roman" w:cs="Times New Roman" w:eastAsia="Times New Roman" w:hAnsi="Times New Roman"/>
+                <w:b/>
+                <w:bCs/>
+                <w:i w:val="false"/>
+                <w:iCs w:val="false"/>
+                <w:color w:val="000000"/>
+                <w:sz w:val="19"/>
+                <w:szCs w:val="19"/>
+              </w:rPr>
+              <w:t xml:space="preserve">Mean target mAP@0.5</w:t>
+            </w:r>
+          </w:p>
+        </w:tc>
+        <w:tc>
+          <w:tcPr>
+            <w:tcW w:type="dxa" w:w="2337"/>
+            <w:shd w:fill="E8E8E8" w:val="clear"/>
+            <w:tcMar>
+              <w:top w:type="dxa" w:w="60"/>
+              <w:left w:type="dxa" w:w="90"/>
+              <w:bottom w:type="dxa" w:w="60"/>
+              <w:right w:type="dxa" w:w="90"/>
+            </w:tcMar>
+            <w:vAlign w:val="center"/>
+          </w:tcPr>
+          <w:p>
+            <w:pPr>
+              <w:spacing w:after="0"/>
+            </w:pPr>
+            <w:r>
+              <w:rPr>
+                <w:rFonts w:ascii="Times New Roman" w:cs="Times New Roman" w:eastAsia="Times New Roman" w:hAnsi="Times New Roman"/>
+                <w:b/>
+                <w:bCs/>
+                <w:i w:val="false"/>
+                <w:iCs w:val="false"/>
+                <w:color w:val="000000"/>
+                <w:sz w:val="19"/>
+                <w:szCs w:val="19"/>
+              </w:rPr>
+              <w:t xml:space="preserve">Relative drop</w:t>
+            </w:r>
+          </w:p>
+        </w:tc>
+      </w:tr>
+      <w:tr>
+        <w:tc>
+          <w:tcPr>
+            <w:tcW w:type="dxa" w:w="2337"/>
+            <w:tcMar>
+              <w:top w:type="dxa" w:w="60"/>
+              <w:left w:type="dxa" w:w="90"/>
+              <w:bottom w:type="dxa" w:w="60"/>
+              <w:right w:type="dxa" w:w="90"/>
+            </w:tcMar>
+            <w:vAlign w:val="center"/>
+          </w:tcPr>
+          <w:p>
+            <w:pPr>
+              <w:spacing w:after="0"/>
+            </w:pPr>
+            <w:r>
+              <w:rPr>
+                <w:rFonts w:ascii="Times New Roman" w:cs="Times New Roman" w:eastAsia="Times New Roman" w:hAnsi="Times New Roman"/>
+                <w:b w:val="false"/>
+                <w:bCs w:val="false"/>
+                <w:i w:val="false"/>
+                <w:iCs w:val="false"/>
+                <w:color w:val="000000"/>
+                <w:sz w:val="19"/>
+                <w:szCs w:val="19"/>
+              </w:rPr>
+              <w:t xml:space="preserve">Faster R-CNN</w:t>
+            </w:r>
+          </w:p>
+        </w:tc>
+        <w:tc>
+          <w:tcPr>
+            <w:tcW w:type="dxa" w:w="2337"/>
+            <w:tcMar>
+              <w:top w:type="dxa" w:w="60"/>
+              <w:left w:type="dxa" w:w="90"/>
+              <w:bottom w:type="dxa" w:w="60"/>
+              <w:right w:type="dxa" w:w="90"/>
+            </w:tcMar>
+            <w:vAlign w:val="center"/>
+          </w:tcPr>
+          <w:p>
+            <w:pPr>
+              <w:spacing w:after="0"/>
+            </w:pPr>
+            <w:r>
+              <w:rPr>
+                <w:rFonts w:ascii="Times New Roman" w:cs="Times New Roman" w:eastAsia="Times New Roman" w:hAnsi="Times New Roman"/>
+                <w:b w:val="false"/>
+                <w:bCs w:val="false"/>
+                <w:i w:val="false"/>
+                <w:iCs w:val="false"/>
+                <w:color w:val="000000"/>
+                <w:sz w:val="19"/>
+                <w:szCs w:val="19"/>
+              </w:rPr>
+              <w:t xml:space="preserve">0.5068</w:t>
+            </w:r>
+          </w:p>
+        </w:tc>
+        <w:tc>
+          <w:tcPr>
+            <w:tcW w:type="dxa" w:w="2337"/>
+            <w:tcMar>
+              <w:top w:type="dxa" w:w="60"/>
+              <w:left w:type="dxa" w:w="90"/>
+              <w:bottom w:type="dxa" w:w="60"/>
+              <w:right w:type="dxa" w:w="90"/>
+            </w:tcMar>
+            <w:vAlign w:val="center"/>
+          </w:tcPr>
+          <w:p>
+            <w:pPr>
+              <w:spacing w:after="0"/>
+            </w:pPr>
+            <w:r>
+              <w:rPr>
+                <w:rFonts w:ascii="Times New Roman" w:cs="Times New Roman" w:eastAsia="Times New Roman" w:hAnsi="Times New Roman"/>
+                <w:b w:val="false"/>
+                <w:bCs w:val="false"/>
+                <w:i w:val="false"/>
+                <w:iCs w:val="false"/>
+                <w:color w:val="000000"/>
+                <w:sz w:val="19"/>
+                <w:szCs w:val="19"/>
+              </w:rPr>
+              <w:t xml:space="preserve">0.1999 †</w:t>
+            </w:r>
+          </w:p>
+        </w:tc>
+        <w:tc>
+          <w:tcPr>
+            <w:tcW w:type="dxa" w:w="2337"/>
+            <w:tcMar>
+              <w:top w:type="dxa" w:w="60"/>
+              <w:left w:type="dxa" w:w="90"/>
+              <w:bottom w:type="dxa" w:w="60"/>
+              <w:right w:type="dxa" w:w="90"/>
+            </w:tcMar>
+            <w:vAlign w:val="center"/>
+          </w:tcPr>
+          <w:p>
+            <w:pPr>
+              <w:spacing w:after="0"/>
+            </w:pPr>
+            <w:r>
+              <w:rPr>
+                <w:rFonts w:ascii="Times New Roman" w:cs="Times New Roman" w:eastAsia="Times New Roman" w:hAnsi="Times New Roman"/>
+                <w:b w:val="false"/>
+                <w:bCs w:val="false"/>
+                <w:i w:val="false"/>
+                <w:iCs w:val="false"/>
+                <w:color w:val="000000"/>
+                <w:sz w:val="19"/>
+                <w:szCs w:val="19"/>
+              </w:rPr>
+              <w:t xml:space="preserve">60.6%</w:t>
+            </w:r>
+          </w:p>
+        </w:tc>
+      </w:tr>
+      <w:tr>
+        <w:tc>
+          <w:tcPr>
+            <w:tcW w:type="dxa" w:w="2337"/>
+            <w:tcMar>
+              <w:top w:type="dxa" w:w="60"/>
+              <w:left w:type="dxa" w:w="90"/>
+              <w:bottom w:type="dxa" w:w="60"/>
+              <w:right w:type="dxa" w:w="90"/>
+            </w:tcMar>
+            <w:vAlign w:val="center"/>
+          </w:tcPr>
+          <w:p>
+            <w:pPr>
+              <w:spacing w:after="0"/>
+            </w:pPr>
+            <w:r>
+              <w:rPr>
+                <w:rFonts w:ascii="Times New Roman" w:cs="Times New Roman" w:eastAsia="Times New Roman" w:hAnsi="Times New Roman"/>
+                <w:b w:val="false"/>
+                <w:bCs w:val="false"/>
+                <w:i w:val="false"/>
+                <w:iCs w:val="false"/>
+                <w:color w:val="000000"/>
+                <w:sz w:val="19"/>
+                <w:szCs w:val="19"/>
+              </w:rPr>
+              <w:t xml:space="preserve">YOLOv8n</w:t>
+            </w:r>
+          </w:p>
+        </w:tc>
+        <w:tc>
+          <w:tcPr>
+            <w:tcW w:type="dxa" w:w="2337"/>
+            <w:tcMar>
+              <w:top w:type="dxa" w:w="60"/>
+              <w:left w:type="dxa" w:w="90"/>
+              <w:bottom w:type="dxa" w:w="60"/>
+              <w:right w:type="dxa" w:w="90"/>
+            </w:tcMar>
+            <w:vAlign w:val="center"/>
+          </w:tcPr>
+          <w:p>
+            <w:pPr>
+              <w:spacing w:after="0"/>
+            </w:pPr>
+            <w:r>
+              <w:rPr>
+                <w:rFonts w:ascii="Times New Roman" w:cs="Times New Roman" w:eastAsia="Times New Roman" w:hAnsi="Times New Roman"/>
+                <w:b w:val="false"/>
+                <w:bCs w:val="false"/>
+                <w:i w:val="false"/>
+                <w:iCs w:val="false"/>
+                <w:color w:val="000000"/>
+                <w:sz w:val="19"/>
+                <w:szCs w:val="19"/>
+              </w:rPr>
+              <w:t xml:space="preserve">0.4940</w:t>
+            </w:r>
+          </w:p>
+        </w:tc>
+        <w:tc>
+          <w:tcPr>
+            <w:tcW w:type="dxa" w:w="2337"/>
+            <w:tcMar>
+              <w:top w:type="dxa" w:w="60"/>
+              <w:left w:type="dxa" w:w="90"/>
+              <w:bottom w:type="dxa" w:w="60"/>
+              <w:right w:type="dxa" w:w="90"/>
+            </w:tcMar>
+            <w:vAlign w:val="center"/>
+          </w:tcPr>
+          <w:p>
+            <w:pPr>
+              <w:spacing w:after="0"/>
+            </w:pPr>
+            <w:r>
+              <w:rPr>
+                <w:rFonts w:ascii="Times New Roman" w:cs="Times New Roman" w:eastAsia="Times New Roman" w:hAnsi="Times New Roman"/>
+                <w:b w:val="false"/>
+                <w:bCs w:val="false"/>
+                <w:i w:val="false"/>
+                <w:iCs w:val="false"/>
+                <w:color w:val="000000"/>
+                <w:sz w:val="19"/>
+                <w:szCs w:val="19"/>
+              </w:rPr>
+              <w:t xml:space="preserve">0.1972</w:t>
+            </w:r>
+          </w:p>
+        </w:tc>
+        <w:tc>
+          <w:tcPr>
+            <w:tcW w:type="dxa" w:w="2337"/>
+            <w:tcMar>
+              <w:top w:type="dxa" w:w="60"/>
+              <w:left w:type="dxa" w:w="90"/>
+              <w:bottom w:type="dxa" w:w="60"/>
+              <w:right w:type="dxa" w:w="90"/>
+            </w:tcMar>
+            <w:vAlign w:val="center"/>
+          </w:tcPr>
+          <w:p>
+            <w:pPr>
+              <w:spacing w:after="0"/>
+            </w:pPr>
+            <w:r>
+              <w:rPr>
+                <w:rFonts w:ascii="Times New Roman" w:cs="Times New Roman" w:eastAsia="Times New Roman" w:hAnsi="Times New Roman"/>
+                <w:b w:val="false"/>
+                <w:bCs w:val="false"/>
+                <w:i w:val="false"/>
+                <w:iCs w:val="false"/>
+                <w:color w:val="000000"/>
+                <w:sz w:val="19"/>
+                <w:szCs w:val="19"/>
+              </w:rPr>
+              <w:t xml:space="preserve">60.1%</w:t>
+            </w:r>
+          </w:p>
+        </w:tc>
+      </w:tr>
+      <w:tr>
+        <w:tc>
+          <w:tcPr>
+            <w:tcW w:type="dxa" w:w="2337"/>
+            <w:tcMar>
+              <w:top w:type="dxa" w:w="60"/>
+              <w:left w:type="dxa" w:w="90"/>
+              <w:bottom w:type="dxa" w:w="60"/>
+              <w:right w:type="dxa" w:w="90"/>
+            </w:tcMar>
+            <w:vAlign w:val="center"/>
+          </w:tcPr>
+          <w:p>
+            <w:pPr>
+              <w:spacing w:after="0"/>
+            </w:pPr>
+            <w:r>
+              <w:rPr>
+                <w:rFonts w:ascii="Times New Roman" w:cs="Times New Roman" w:eastAsia="Times New Roman" w:hAnsi="Times New Roman"/>
+                <w:b w:val="false"/>
+                <w:bCs w:val="false"/>
+                <w:i w:val="false"/>
+                <w:iCs w:val="false"/>
+                <w:color w:val="000000"/>
+                <w:sz w:val="19"/>
+                <w:szCs w:val="19"/>
+              </w:rPr>
+              <w:t xml:space="preserve">YOLO26n</w:t>
+            </w:r>
+          </w:p>
+        </w:tc>
+        <w:tc>
+          <w:tcPr>
+            <w:tcW w:type="dxa" w:w="2337"/>
+            <w:tcMar>
+              <w:top w:type="dxa" w:w="60"/>
+              <w:left w:type="dxa" w:w="90"/>
+              <w:bottom w:type="dxa" w:w="60"/>
+              <w:right w:type="dxa" w:w="90"/>
+            </w:tcMar>
+            <w:vAlign w:val="center"/>
+          </w:tcPr>
+          <w:p>
+            <w:pPr>
+              <w:spacing w:after="0"/>
+            </w:pPr>
+            <w:r>
+              <w:rPr>
+                <w:rFonts w:ascii="Times New Roman" w:cs="Times New Roman" w:eastAsia="Times New Roman" w:hAnsi="Times New Roman"/>
+                <w:b w:val="false"/>
+                <w:bCs w:val="false"/>
+                <w:i w:val="false"/>
+                <w:iCs w:val="false"/>
+                <w:color w:val="000000"/>
+                <w:sz w:val="19"/>
+                <w:szCs w:val="19"/>
+              </w:rPr>
+              <w:t xml:space="preserve">0.4859</w:t>
+            </w:r>
+          </w:p>
+        </w:tc>
+        <w:tc>
+          <w:tcPr>
+            <w:tcW w:type="dxa" w:w="2337"/>
+            <w:tcMar>
+              <w:top w:type="dxa" w:w="60"/>
+              <w:left w:type="dxa" w:w="90"/>
+              <w:bottom w:type="dxa" w:w="60"/>
+              <w:right w:type="dxa" w:w="90"/>
+            </w:tcMar>
+            <w:vAlign w:val="center"/>
+          </w:tcPr>
+          <w:p>
+            <w:pPr>
+              <w:spacing w:after="0"/>
+            </w:pPr>
+            <w:r>
+              <w:rPr>
+                <w:rFonts w:ascii="Times New Roman" w:cs="Times New Roman" w:eastAsia="Times New Roman" w:hAnsi="Times New Roman"/>
+                <w:b w:val="false"/>
+                <w:bCs w:val="false"/>
+                <w:i w:val="false"/>
+                <w:iCs w:val="false"/>
+                <w:color w:val="000000"/>
+                <w:sz w:val="19"/>
+                <w:szCs w:val="19"/>
+              </w:rPr>
+              <w:t xml:space="preserve">0.1989</w:t>
+            </w:r>
+          </w:p>
+        </w:tc>
+        <w:tc>
+          <w:tcPr>
+            <w:tcW w:type="dxa" w:w="2337"/>
+            <w:tcMar>
+              <w:top w:type="dxa" w:w="60"/>
+              <w:left w:type="dxa" w:w="90"/>
+              <w:bottom w:type="dxa" w:w="60"/>
+              <w:right w:type="dxa" w:w="90"/>
+            </w:tcMar>
+            <w:vAlign w:val="center"/>
+          </w:tcPr>
+          <w:p>
+            <w:pPr>
+              <w:spacing w:after="0"/>
+            </w:pPr>
+            <w:r>
+              <w:rPr>
+                <w:rFonts w:ascii="Times New Roman" w:cs="Times New Roman" w:eastAsia="Times New Roman" w:hAnsi="Times New Roman"/>
+                <w:b w:val="false"/>
+                <w:bCs w:val="false"/>
+                <w:i w:val="false"/>
+                <w:iCs w:val="false"/>
+                <w:color w:val="000000"/>
+                <w:sz w:val="19"/>
+                <w:szCs w:val="19"/>
+              </w:rPr>
+              <w:t xml:space="preserve">59.1%</w:t>
+            </w:r>
+          </w:p>
+        </w:tc>
+      </w:tr>
+    </w:tbl>
+    <w:p>
+      <w:pPr>
+        <w:spacing w:after="200"/>
+      </w:pPr>
+    </w:p>
+    <w:p>
+      <w:pPr>
+        <w:spacing w:after="160" w:line="300"/>
+        <w:jc w:val="both"/>
+      </w:pPr>
+      <w:r>
+        <w:rPr>
+          <w:rFonts w:ascii="Times New Roman" w:cs="Times New Roman" w:eastAsia="Times New Roman" w:hAnsi="Times New Roman"/>
+          <w:b w:val="false"/>
+          <w:bCs w:val="false"/>
+          <w:i w:val="false"/>
+          <w:iCs w:val="false"/>
+          <w:color w:val="000000"/>
+          <w:sz w:val="22"/>
+          <w:szCs w:val="22"/>
+        </w:rPr>
+        <w:t xml:space="preserve">† includes Faster R-CNN's three disclosed 1,500-image subsample countries (§6.5); not a like-for-like average with the two YOLO models' full-set figures.</w:t>
+      </w:r>
+    </w:p>
+    <w:p>
+      <w:pPr>
+        <w:spacing w:after="160" w:line="300"/>
+        <w:jc w:val="both"/>
+      </w:pPr>
+      <w:r>
+        <w:rPr>
+          <w:rFonts w:ascii="Times New Roman" w:cs="Times New Roman" w:eastAsia="Times New Roman" w:hAnsi="Times New Roman"/>
+          <w:b w:val="false"/>
+          <w:bCs w:val="false"/>
+          <w:i w:val="false"/>
+          <w:iCs w:val="false"/>
+          <w:color w:val="000000"/>
+          <w:sz w:val="22"/>
+          <w:szCs w:val="22"/>
+        </w:rPr>
+        <w:t xml:space="preserve">The three aggregate drops cluster within one percentage point of each other (59.1–60.6%) — which is itself the clearest single piece of evidence in this report that </w:t>
+      </w:r>
+      <w:r>
+        <w:rPr>
+          <w:rFonts w:ascii="Times New Roman" w:cs="Times New Roman" w:eastAsia="Times New Roman" w:hAnsi="Times New Roman"/>
+          <w:b/>
+          <w:bCs/>
+          <w:i w:val="false"/>
+          <w:iCs w:val="false"/>
+          <w:color w:val="000000"/>
+          <w:sz w:val="22"/>
+          <w:szCs w:val="22"/>
+        </w:rPr>
+        <w:t xml:space="preserve">no architecture tested here is meaningfully more robust to cross-country domain shift than the others, on average</w:t>
+      </w:r>
+      <w:r>
+        <w:rPr>
+          <w:rFonts w:ascii="Times New Roman" w:cs="Times New Roman" w:eastAsia="Times New Roman" w:hAnsi="Times New Roman"/>
+          <w:b w:val="false"/>
+          <w:bCs w:val="false"/>
+          <w:i w:val="false"/>
+          <w:iCs w:val="false"/>
+          <w:color w:val="000000"/>
+          <w:sz w:val="22"/>
+          <w:szCs w:val="22"/>
+        </w:rPr>
+        <w:t xml:space="preserve">. The per-country picture (Table 7.2, §7.2) is where the real differences actually live: YOLO26n's marginally better average conceals a country-dependent pattern (ahead on US/Czech, behind on China-MB/Norway), which an aggregate table like this one would hide if presented alone — exactly the failure mode Chapter 1's research gap identifies in prior published work.</w:t>
+      </w:r>
+    </w:p>
+    <w:p>
+      <w:pPr>
+        <w:spacing w:after="160" w:line="300"/>
+        <w:jc w:val="both"/>
+      </w:pPr>
+      <w:r>
+        <w:rPr>
+          <w:rFonts w:ascii="Times New Roman" w:cs="Times New Roman" w:eastAsia="Times New Roman" w:hAnsi="Times New Roman"/>
+          <w:b/>
+          <w:bCs/>
+          <w:i w:val="false"/>
+          <w:iCs w:val="false"/>
+          <w:color w:val="000000"/>
+          <w:sz w:val="22"/>
+          <w:szCs w:val="22"/>
+        </w:rPr>
+        <w:t xml:space="preserve">Deployment-oriented reading.</w:t>
+      </w:r>
+      <w:r>
+        <w:rPr>
+          <w:rFonts w:ascii="Times New Roman" w:cs="Times New Roman" w:eastAsia="Times New Roman" w:hAnsi="Times New Roman"/>
+          <w:b w:val="false"/>
+          <w:bCs w:val="false"/>
+          <w:i w:val="false"/>
+          <w:iCs w:val="false"/>
+          <w:color w:val="000000"/>
+          <w:sz w:val="22"/>
+          <w:szCs w:val="22"/>
+        </w:rPr>
+        <w:t xml:space="preserve"> Taken together, §7.1, §7.4, and this section support three distinct, narrowly scoped recommendations rather than one blanket winner: where absolute in-domain localization accuracy matters most and 41M parameters is an acceptable cost, Faster R-CNN's higher raw mAP@0.5 and much higher recall are relevant; where inference throughput and small model size are binding constraints (edge or mobile-adjacent deployment), YOLO26n's combination of the smallest parameter count and real-time throughput on a T4 (45.9 FPS) is the more efficient choice for equivalent in-domain accuracy to YOLOv8n; where the deployment country is known in advance and happens to resemble the United States or Czech split characteristics more than Norway's, YOLO26n is additionally the better-generalizing one-stage option on this project's evidence (Table 7.2) — a genuinely deployment-specific answer, not a general one.</w:t>
+      </w:r>
+    </w:p>
+    <w:p>
+      <w:pPr>
         <w:pStyle w:val="Heading1"/>
         <w:pageBreakBefore/>
         <w:spacing w:after="240" w:before="120"/>
@@ -22432,6 +23767,64 @@
           <w:sz w:val="22"/>
           <w:szCs w:val="22"/>
         </w:rPr>
+        <w:t xml:space="preserve">The Coordinate Attention ablation (§7.3) does not change this picture.</w:t>
+      </w:r>
+      <w:r>
+        <w:rPr>
+          <w:rFonts w:ascii="Times New Roman" w:cs="Times New Roman" w:eastAsia="Times New Roman" w:hAnsi="Times New Roman"/>
+          <w:b w:val="false"/>
+          <w:bCs w:val="false"/>
+          <w:i w:val="false"/>
+          <w:iCs w:val="false"/>
+          <w:color w:val="000000"/>
+          <w:sz w:val="22"/>
+          <w:szCs w:val="22"/>
+        </w:rPr>
+        <w:t xml:space="preserve"> Added to YOLOv8n's backbone with identical hyperparameters to the plain baseline, CA produces small, mixed effects — mAP@0.5 falls 2.8% relative and recall falls 1.8%, while precision rises 3.5% and F1 rises a within-noise 0.5% — and, notably, does </w:t>
+      </w:r>
+      <w:r>
+        <w:rPr>
+          <w:rFonts w:ascii="Times New Roman" w:cs="Times New Roman" w:eastAsia="Times New Roman" w:hAnsi="Times New Roman"/>
+          <w:b w:val="false"/>
+          <w:bCs w:val="false"/>
+          <w:i/>
+          <w:iCs/>
+          <w:color w:val="000000"/>
+          <w:sz w:val="22"/>
+          <w:szCs w:val="22"/>
+        </w:rPr>
+        <w:t xml:space="preserve">not</w:t>
+      </w:r>
+      <w:r>
+        <w:rPr>
+          <w:rFonts w:ascii="Times New Roman" w:cs="Times New Roman" w:eastAsia="Times New Roman" w:hAnsi="Times New Roman"/>
+          <w:b w:val="false"/>
+          <w:bCs w:val="false"/>
+          <w:i w:val="false"/>
+          <w:iCs w:val="false"/>
+          <w:color w:val="000000"/>
+          <w:sz w:val="22"/>
+          <w:szCs w:val="22"/>
+        </w:rPr>
+        <w:t xml:space="preserve"> concentrate on the directional crack classes (D00, D10) its own motivating hypothesis predicted it would help most; the one class that improved (D20, alligator crack) is the least directional of the three. This is reported as a genuine negative-to-mixed result rather than reframed as a success: on this project's evidence, a single end-of-backbone Coordinate Attention insertion is not a clear net improvement for this task, at this scale of training.</w:t>
+      </w:r>
+    </w:p>
+    <w:p>
+      <w:pPr>
+        <w:spacing w:after="160" w:line="300"/>
+        <w:jc w:val="both"/>
+      </w:pPr>
+      <w:r>
+        <w:rPr>
+          <w:rFonts w:ascii="Times New Roman" w:cs="Times New Roman" w:eastAsia="Times New Roman" w:hAnsi="Times New Roman"/>
+          <w:b/>
+          <w:bCs/>
+          <w:i w:val="false"/>
+          <w:iCs w:val="false"/>
+          <w:color w:val="000000"/>
+          <w:sz w:val="22"/>
+          <w:szCs w:val="22"/>
+        </w:rPr>
         <w:t xml:space="preserve">Principal limitation:</w:t>
       </w:r>
       <w:r>
@@ -22445,7 +23838,7 @@
           <w:sz w:val="22"/>
           <w:szCs w:val="22"/>
         </w:rPr>
-        <w:t xml:space="preserve"> the comparison's fairness has one disclosed gap — Faster R-CNN's Norway/US/China-MotorBike numbers are a 1,500-image preliminary subsample, not the full target set evaluated for the two YOLO models (Chapter 6, §6.5). Every conclusion above that involves Faster R-CNN on those three specific countries should be read with that caveat; conclusions comparing YOLO26n and YOLOv8n to each other are unaffected, since both were evaluated on full target sets throughout.</w:t>
+        <w:t xml:space="preserve"> the comparison's fairness has one disclosed gap — Faster R-CNN's Norway/US/China-MotorBike numbers are a 1,500-image preliminary subsample, not the full target set evaluated for the two YOLO models (Chapter 6, §6.5). Every conclusion above that involves Faster R-CNN on those three specific countries should be read with that caveat; conclusions comparing YOLO26n and YOLOv8n to each other, and the Coordinate Attention ablation, are unaffected, since all three were evaluated on full target/test sets throughout.</w:t>
       </w:r>
     </w:p>
     <w:p>
@@ -22498,33 +23891,7 @@
           <w:sz w:val="22"/>
           <w:szCs w:val="22"/>
         </w:rPr>
-        <w:t xml:space="preserve">, removing this report's one disclosed comparison-fairness gap (§8.1) — the infrastructure to do this already exists (</w:t>
-      </w:r>
-      <w:r>
-        <w:rPr>
-          <w:rFonts w:ascii="Consolas" w:cs="Consolas" w:eastAsia="Consolas" w:hAnsi="Consolas"/>
-          <w:b w:val="false"/>
-          <w:bCs w:val="false"/>
-          <w:i w:val="false"/>
-          <w:iCs w:val="false"/>
-          <w:color w:val="000000"/>
-          <w:sz w:val="20"/>
-          <w:szCs w:val="20"/>
-        </w:rPr>
-        <w:t xml:space="preserve">src/eval/cross_country_eval.py</w:t>
-      </w:r>
-      <w:r>
-        <w:rPr>
-          <w:rFonts w:ascii="Times New Roman" w:cs="Times New Roman" w:eastAsia="Times New Roman" w:hAnsi="Times New Roman"/>
-          <w:b w:val="false"/>
-          <w:bCs w:val="false"/>
-          <w:i w:val="false"/>
-          <w:iCs w:val="false"/>
-          <w:color w:val="000000"/>
-          <w:sz w:val="22"/>
-          <w:szCs w:val="22"/>
-        </w:rPr>
-        <w:t xml:space="preserve">), it has simply not yet been run to completion under time constraints.</w:t>
+        <w:t xml:space="preserve">, removing this report's one disclosed comparison-fairness gap (§8.1) — the evaluation pipeline already supports this directly; it has simply not yet been run to completion under time constraints.</w:t>
       </w:r>
     </w:p>
     <w:p>
@@ -22547,20 +23914,20 @@
           <w:sz w:val="22"/>
           <w:szCs w:val="22"/>
         </w:rPr>
-        <w:t xml:space="preserve">Complete and report the Coordinate-Attention ablation on YOLOv8n</w:t>
-      </w:r>
-      <w:r>
-        <w:rPr>
-          <w:rFonts w:ascii="Times New Roman" w:cs="Times New Roman" w:eastAsia="Times New Roman" w:hAnsi="Times New Roman"/>
-          <w:b w:val="false"/>
-          <w:bCs w:val="false"/>
-          <w:i w:val="false"/>
-          <w:iCs w:val="false"/>
-          <w:color w:val="000000"/>
-          <w:sz w:val="22"/>
-          <w:szCs w:val="22"/>
-        </w:rPr>
-        <w:t xml:space="preserve"> (scoped as a separate experiment in this project, currently in progress — Chapter 6, §6.7): a genuine with/without architectural ablation, which this report's YOLO26n comparison, by construction, cannot provide.</w:t>
+        <w:t xml:space="preserve">Investigate why Coordinate Attention's benefit did not localize to the directional crack classes (§7.3)</w:t>
+      </w:r>
+      <w:r>
+        <w:rPr>
+          <w:rFonts w:ascii="Times New Roman" w:cs="Times New Roman" w:eastAsia="Times New Roman" w:hAnsi="Times New Roman"/>
+          <w:b w:val="false"/>
+          <w:bCs w:val="false"/>
+          <w:i w:val="false"/>
+          <w:iCs w:val="false"/>
+          <w:color w:val="000000"/>
+          <w:sz w:val="22"/>
+          <w:szCs w:val="22"/>
+        </w:rPr>
+        <w:t xml:space="preserve"> — e.g., by visualizing the learned per-row/per-column attention weights on D00/D10 examples directly, to test whether the module is attending to the expected structure at all or whether a single end-of-backbone insertion point is too coarse for the effect the hypothesis predicted.</w:t>
       </w:r>
     </w:p>
     <w:p>
@@ -22583,20 +23950,20 @@
           <w:sz w:val="22"/>
           <w:szCs w:val="22"/>
         </w:rPr>
-        <w:t xml:space="preserve">Investigate the scale-mismatch failure mode identified in §7.5</w:t>
-      </w:r>
-      <w:r>
-        <w:rPr>
-          <w:rFonts w:ascii="Times New Roman" w:cs="Times New Roman" w:eastAsia="Times New Roman" w:hAnsi="Times New Roman"/>
-          <w:b w:val="false"/>
-          <w:bCs w:val="false"/>
-          <w:i w:val="false"/>
-          <w:iCs w:val="false"/>
-          <w:color w:val="000000"/>
-          <w:sz w:val="22"/>
-          <w:szCs w:val="22"/>
-        </w:rPr>
-        <w:t xml:space="preserve"> (Figure 7.2) directly — e.g., by measuring mAP as a function of ground-truth box size, to test whether Norway's low scores are substantially explained by annotation granularity rather than by content-level domain shift.</w:t>
+        <w:t xml:space="preserve">Re-run the Coordinate Attention ablation at more than one seed</w:t>
+      </w:r>
+      <w:r>
+        <w:rPr>
+          <w:rFonts w:ascii="Times New Roman" w:cs="Times New Roman" w:eastAsia="Times New Roman" w:hAnsi="Times New Roman"/>
+          <w:b w:val="false"/>
+          <w:bCs w:val="false"/>
+          <w:i w:val="false"/>
+          <w:iCs w:val="false"/>
+          <w:color w:val="000000"/>
+          <w:sz w:val="22"/>
+          <w:szCs w:val="22"/>
+        </w:rPr>
+        <w:t xml:space="preserve"> — the current with/without comparison (§7.3) is a single trained checkpoint per configuration, so the F1 improvement (+0.5% relative) is not yet distinguishable from training-seed noise; repeated-seed runs would be needed to support a formal significance claim (Chapter 6, §6.8).</w:t>
       </w:r>
     </w:p>
     <w:p>
@@ -22619,46 +23986,20 @@
           <w:sz w:val="22"/>
           <w:szCs w:val="22"/>
         </w:rPr>
-        <w:t xml:space="preserve">Deploy the demo dashboard to a public host</w:t>
-      </w:r>
-      <w:r>
-        <w:rPr>
-          <w:rFonts w:ascii="Times New Roman" w:cs="Times New Roman" w:eastAsia="Times New Roman" w:hAnsi="Times New Roman"/>
-          <w:b w:val="false"/>
-          <w:bCs w:val="false"/>
-          <w:i w:val="false"/>
-          <w:iCs w:val="false"/>
-          <w:color w:val="000000"/>
-          <w:sz w:val="22"/>
-          <w:szCs w:val="22"/>
-        </w:rPr>
-        <w:t xml:space="preserve"> (currently local-only, Chapter 5 §5.3) and, once deployed, surface the offline per-country metrics from </w:t>
-      </w:r>
-      <w:r>
-        <w:rPr>
-          <w:rFonts w:ascii="Consolas" w:cs="Consolas" w:eastAsia="Consolas" w:hAnsi="Consolas"/>
-          <w:b w:val="false"/>
-          <w:bCs w:val="false"/>
-          <w:i w:val="false"/>
-          <w:iCs w:val="false"/>
-          <w:color w:val="000000"/>
-          <w:sz w:val="20"/>
-          <w:szCs w:val="20"/>
-        </w:rPr>
-        <w:t xml:space="preserve">cross_country_results.csv</w:t>
-      </w:r>
-      <w:r>
-        <w:rPr>
-          <w:rFonts w:ascii="Times New Roman" w:cs="Times New Roman" w:eastAsia="Times New Roman" w:hAnsi="Times New Roman"/>
-          <w:b w:val="false"/>
-          <w:bCs w:val="false"/>
-          <w:i w:val="false"/>
-          <w:iCs w:val="false"/>
-          <w:color w:val="000000"/>
-          <w:sz w:val="22"/>
-          <w:szCs w:val="22"/>
-        </w:rPr>
-        <w:t xml:space="preserve"> as static context in the UI, as originally scoped.</w:t>
+        <w:t xml:space="preserve">Investigate the scale-mismatch failure mode identified in §7.5</w:t>
+      </w:r>
+      <w:r>
+        <w:rPr>
+          <w:rFonts w:ascii="Times New Roman" w:cs="Times New Roman" w:eastAsia="Times New Roman" w:hAnsi="Times New Roman"/>
+          <w:b w:val="false"/>
+          <w:bCs w:val="false"/>
+          <w:i w:val="false"/>
+          <w:iCs w:val="false"/>
+          <w:color w:val="000000"/>
+          <w:sz w:val="22"/>
+          <w:szCs w:val="22"/>
+        </w:rPr>
+        <w:t xml:space="preserve"> (Figure 7.2) directly — e.g., by measuring mAP as a function of ground-truth box size, to test whether Norway's low scores are substantially explained by annotation granularity rather than by content-level domain shift.</w:t>
       </w:r>
     </w:p>
     <w:p>
@@ -22681,20 +24022,20 @@
           <w:sz w:val="22"/>
           <w:szCs w:val="22"/>
         </w:rPr>
-        <w:t xml:space="preserve">Extend the ablation grid</w:t>
-      </w:r>
-      <w:r>
-        <w:rPr>
-          <w:rFonts w:ascii="Times New Roman" w:cs="Times New Roman" w:eastAsia="Times New Roman" w:hAnsi="Times New Roman"/>
-          <w:b w:val="false"/>
-          <w:bCs w:val="false"/>
-          <w:i w:val="false"/>
-          <w:iCs w:val="false"/>
-          <w:color w:val="000000"/>
-          <w:sz w:val="22"/>
-          <w:szCs w:val="22"/>
-        </w:rPr>
-        <w:t xml:space="preserve"> (backbone size, augmentation on/off, input resolution — Chapter 6, §6.7 item 2) to full scale; only pipeline-level smoke tests exist for these today.</w:t>
+        <w:t xml:space="preserve">Deploy the demo dashboard to a public host</w:t>
+      </w:r>
+      <w:r>
+        <w:rPr>
+          <w:rFonts w:ascii="Times New Roman" w:cs="Times New Roman" w:eastAsia="Times New Roman" w:hAnsi="Times New Roman"/>
+          <w:b w:val="false"/>
+          <w:bCs w:val="false"/>
+          <w:i w:val="false"/>
+          <w:iCs w:val="false"/>
+          <w:color w:val="000000"/>
+          <w:sz w:val="22"/>
+          <w:szCs w:val="22"/>
+        </w:rPr>
+        <w:t xml:space="preserve"> (currently local-only, Chapter 5 §5.3) and, once deployed, surface the offline per-country results as static context in the UI, as originally scoped.</w:t>
       </w:r>
     </w:p>
     <w:p>
@@ -22717,6 +24058,42 @@
           <w:sz w:val="22"/>
           <w:szCs w:val="22"/>
         </w:rPr>
+        <w:t xml:space="preserve">Extend the ablation grid</w:t>
+      </w:r>
+      <w:r>
+        <w:rPr>
+          <w:rFonts w:ascii="Times New Roman" w:cs="Times New Roman" w:eastAsia="Times New Roman" w:hAnsi="Times New Roman"/>
+          <w:b w:val="false"/>
+          <w:bCs w:val="false"/>
+          <w:i w:val="false"/>
+          <w:iCs w:val="false"/>
+          <w:color w:val="000000"/>
+          <w:sz w:val="22"/>
+          <w:szCs w:val="22"/>
+        </w:rPr>
+        <w:t xml:space="preserve"> (backbone size, augmentation on/off, input resolution — Chapter 6, §6.7 item 2) to full scale; only pipeline-level smoke tests exist for these today.</w:t>
+      </w:r>
+    </w:p>
+    <w:p>
+      <w:pPr>
+        <w:pStyle w:val="ListParagraph"/>
+        <w:numPr>
+          <w:ilvl w:val="0"/>
+          <w:numId w:val="2"/>
+        </w:numPr>
+        <w:spacing w:after="100" w:line="300"/>
+      </w:pPr>
+      <w:r>
+        <w:rPr>
+          <w:rFonts w:ascii="Times New Roman" w:cs="Times New Roman" w:eastAsia="Times New Roman" w:hAnsi="Times New Roman"/>
+          <w:b/>
+          <w:bCs/>
+          <w:i w:val="false"/>
+          <w:iCs w:val="false"/>
+          <w:color w:val="000000"/>
+          <w:sz w:val="22"/>
+          <w:szCs w:val="22"/>
+        </w:rPr>
         <w:t xml:space="preserve">Evaluate YOLO26n on China (Drone)</w:t>
       </w:r>
       <w:r>
@@ -22767,7 +24144,7 @@
           <w:sz w:val="22"/>
           <w:szCs w:val="22"/>
         </w:rPr>
-        <w:t xml:space="preserve">(Every entry below was individually verified — title, authors, venue, year — against a publisher or indexer page during drafting. Two entries with unconfirmed author lists were removed rather than included with guessed names. Anchor entries reproduce the fuller citations already established in this project's `CLAUDE.md`.)</w:t>
+        <w:t xml:space="preserve">(Every entry below was individually verified — title, authors, venue, year — against a publisher or indexer page during drafting. Two entries with unconfirmed author lists were removed rather than included with guessed names.)</w:t>
       </w:r>
     </w:p>
     <w:p>
